--- a/Received/four/4 English.docx
+++ b/Received/four/4 English.docx
@@ -72,6 +72,16 @@
                               </w:rPr>
                               <w:t xml:space="preserve">D- </w:t>
                             </w:r>
+                            <w:r>
+                              <w:rPr>
+                                <w:rFonts w:ascii="Times New Roman" w:hAnsi="Times New Roman"/>
+                                <w:b/>
+                                <w:bCs/>
+                                <w:sz w:val="28"/>
+                                <w:szCs w:val="28"/>
+                              </w:rPr>
+                              <w:t>22</w:t>
+                            </w:r>
                           </w:p>
                         </w:txbxContent>
                       </wps:txbx>
@@ -109,6 +119,16 @@
                           <w:szCs w:val="28"/>
                         </w:rPr>
                         <w:t xml:space="preserve">D- </w:t>
+                      </w:r>
+                      <w:r>
+                        <w:rPr>
+                          <w:rFonts w:ascii="Times New Roman" w:hAnsi="Times New Roman"/>
+                          <w:b/>
+                          <w:bCs/>
+                          <w:sz w:val="28"/>
+                          <w:szCs w:val="28"/>
+                        </w:rPr>
+                        <w:t>22</w:t>
                       </w:r>
                     </w:p>
                   </w:txbxContent>
@@ -212,7 +232,27 @@
           <w:bCs/>
           <w:sz w:val="20"/>
         </w:rPr>
-        <w:t>Ratnanagar-7, Sauraha, Chitwan</w:t>
+        <w:t xml:space="preserve">Ratnanagar-7, </w:t>
+      </w:r>
+      <w:proofErr w:type="spellStart"/>
+      <w:r>
+        <w:rPr>
+          <w:rFonts w:ascii="Times New Roman" w:hAnsi="Times New Roman"/>
+          <w:b/>
+          <w:bCs/>
+          <w:sz w:val="20"/>
+        </w:rPr>
+        <w:t>Sauraha</w:t>
+      </w:r>
+      <w:proofErr w:type="spellEnd"/>
+      <w:r>
+        <w:rPr>
+          <w:rFonts w:ascii="Times New Roman" w:hAnsi="Times New Roman"/>
+          <w:b/>
+          <w:bCs/>
+          <w:sz w:val="20"/>
+        </w:rPr>
+        <w:t>, Chitwan</w:t>
       </w:r>
     </w:p>
     <w:p>
@@ -456,7 +496,7 @@
           <w:sz w:val="24"/>
           <w:szCs w:val="24"/>
         </w:rPr>
-        <w:t>English</w:t>
+        <w:t xml:space="preserve"> </w:t>
       </w:r>
       <w:r>
         <w:rPr>
@@ -466,7 +506,7 @@
           <w:sz w:val="24"/>
           <w:szCs w:val="24"/>
         </w:rPr>
-        <w:t xml:space="preserve"> </w:t>
+        <w:t>English</w:t>
       </w:r>
       <w:r>
         <w:rPr>
@@ -476,7 +516,7 @@
           <w:sz w:val="24"/>
           <w:szCs w:val="24"/>
         </w:rPr>
-        <w:tab/>
+        <w:t xml:space="preserve"> </w:t>
       </w:r>
       <w:r>
         <w:rPr>
@@ -548,6 +588,16 @@
         </w:rPr>
         <w:tab/>
       </w:r>
+      <w:r>
+        <w:rPr>
+          <w:rFonts w:ascii="Times New Roman" w:hAnsi="Times New Roman"/>
+          <w:b/>
+          <w:bCs/>
+          <w:sz w:val="24"/>
+          <w:szCs w:val="24"/>
+        </w:rPr>
+        <w:tab/>
+      </w:r>
     </w:p>
     <w:p>
       <w:pPr>
@@ -590,7 +640,87 @@
           <w:szCs w:val="28"/>
           <w:lang w:val="en-US" w:bidi="ar-SA"/>
         </w:rPr>
-        <w:t>Jhamak Kumari Ghimire is a Nepali poet and writer. She is known by her literary nick name Jhamak Ghimire. She is Nepal's equal to Helen Keller as both of them suffered from severe physical disability. Jhamak Ghimire was born on July 6, 1980 (Ashadh 21, 2037 B.S) in the village of Kochide in Dhankuta municipality of Dhankuta district. She is the first child of father Krishna Bahadur Ghimire and mother Aasha Devi Ghimire. Jhamak Ghimire was born with cerebral palsy. Her ignorant parents tried to cure her with the help of witch doctors and astrologers.</w:t>
+        <w:t>Jhamak Kumari Ghimire is a Nepali poet and writer. She is known by her literary nick name Jhamak Ghimire. She is Nepal's equal to Helen Keller as both of them suffered from severe physical disability. Jhamak Ghimire was born on July 6, 1980 (</w:t>
+      </w:r>
+      <w:proofErr w:type="spellStart"/>
+      <w:r>
+        <w:rPr>
+          <w:rFonts w:ascii="Times New Roman" w:eastAsia="Times New Roman" w:hAnsi="Times New Roman" w:cs="Times New Roman"/>
+          <w:sz w:val="28"/>
+          <w:szCs w:val="28"/>
+          <w:lang w:val="en-US" w:bidi="ar-SA"/>
+        </w:rPr>
+        <w:t>Ashadh</w:t>
+      </w:r>
+      <w:proofErr w:type="spellEnd"/>
+      <w:r>
+        <w:rPr>
+          <w:rFonts w:ascii="Times New Roman" w:eastAsia="Times New Roman" w:hAnsi="Times New Roman" w:cs="Times New Roman"/>
+          <w:sz w:val="28"/>
+          <w:szCs w:val="28"/>
+          <w:lang w:val="en-US" w:bidi="ar-SA"/>
+        </w:rPr>
+        <w:t xml:space="preserve"> 21, 2037 B.S) in the village of </w:t>
+      </w:r>
+      <w:proofErr w:type="spellStart"/>
+      <w:r>
+        <w:rPr>
+          <w:rFonts w:ascii="Times New Roman" w:eastAsia="Times New Roman" w:hAnsi="Times New Roman" w:cs="Times New Roman"/>
+          <w:sz w:val="28"/>
+          <w:szCs w:val="28"/>
+          <w:lang w:val="en-US" w:bidi="ar-SA"/>
+        </w:rPr>
+        <w:t>Kochide</w:t>
+      </w:r>
+      <w:proofErr w:type="spellEnd"/>
+      <w:r>
+        <w:rPr>
+          <w:rFonts w:ascii="Times New Roman" w:eastAsia="Times New Roman" w:hAnsi="Times New Roman" w:cs="Times New Roman"/>
+          <w:sz w:val="28"/>
+          <w:szCs w:val="28"/>
+          <w:lang w:val="en-US" w:bidi="ar-SA"/>
+        </w:rPr>
+        <w:t xml:space="preserve"> in </w:t>
+      </w:r>
+      <w:proofErr w:type="spellStart"/>
+      <w:r>
+        <w:rPr>
+          <w:rFonts w:ascii="Times New Roman" w:eastAsia="Times New Roman" w:hAnsi="Times New Roman" w:cs="Times New Roman"/>
+          <w:sz w:val="28"/>
+          <w:szCs w:val="28"/>
+          <w:lang w:val="en-US" w:bidi="ar-SA"/>
+        </w:rPr>
+        <w:t>Dhankuta</w:t>
+      </w:r>
+      <w:proofErr w:type="spellEnd"/>
+      <w:r>
+        <w:rPr>
+          <w:rFonts w:ascii="Times New Roman" w:eastAsia="Times New Roman" w:hAnsi="Times New Roman" w:cs="Times New Roman"/>
+          <w:sz w:val="28"/>
+          <w:szCs w:val="28"/>
+          <w:lang w:val="en-US" w:bidi="ar-SA"/>
+        </w:rPr>
+        <w:t xml:space="preserve"> municipality of </w:t>
+      </w:r>
+      <w:proofErr w:type="spellStart"/>
+      <w:r>
+        <w:rPr>
+          <w:rFonts w:ascii="Times New Roman" w:eastAsia="Times New Roman" w:hAnsi="Times New Roman" w:cs="Times New Roman"/>
+          <w:sz w:val="28"/>
+          <w:szCs w:val="28"/>
+          <w:lang w:val="en-US" w:bidi="ar-SA"/>
+        </w:rPr>
+        <w:t>Dhankuta</w:t>
+      </w:r>
+      <w:proofErr w:type="spellEnd"/>
+      <w:r>
+        <w:rPr>
+          <w:rFonts w:ascii="Times New Roman" w:eastAsia="Times New Roman" w:hAnsi="Times New Roman" w:cs="Times New Roman"/>
+          <w:sz w:val="28"/>
+          <w:szCs w:val="28"/>
+          <w:lang w:val="en-US" w:bidi="ar-SA"/>
+        </w:rPr>
+        <w:t xml:space="preserve"> district. She is the first child of father Krishna Bahadur Ghimire and mother Aasha Devi Ghimire. Jhamak Ghimire was born with cerebral palsy. Her ignorant parents tried to cure her with the help of witch doctors and astrologers.</w:t>
       </w:r>
     </w:p>
     <w:p>
@@ -638,14 +768,25 @@
           <w:lang w:val="en-US" w:bidi="ar-SA"/>
         </w:rPr>
       </w:pPr>
-      <w:r>
-        <w:rPr>
-          <w:rFonts w:ascii="Times New Roman" w:eastAsia="Times New Roman" w:hAnsi="Times New Roman" w:cs="Times New Roman"/>
-          <w:sz w:val="28"/>
-          <w:szCs w:val="28"/>
-          <w:lang w:val="en-US" w:bidi="ar-SA"/>
-        </w:rPr>
-        <w:t>i) Jhamak Ghimire is a Nepali writer</w:t>
+      <w:proofErr w:type="spellStart"/>
+      <w:r>
+        <w:rPr>
+          <w:rFonts w:ascii="Times New Roman" w:eastAsia="Times New Roman" w:hAnsi="Times New Roman" w:cs="Times New Roman"/>
+          <w:sz w:val="28"/>
+          <w:szCs w:val="28"/>
+          <w:lang w:val="en-US" w:bidi="ar-SA"/>
+        </w:rPr>
+        <w:t>i</w:t>
+      </w:r>
+      <w:proofErr w:type="spellEnd"/>
+      <w:r>
+        <w:rPr>
+          <w:rFonts w:ascii="Times New Roman" w:eastAsia="Times New Roman" w:hAnsi="Times New Roman" w:cs="Times New Roman"/>
+          <w:sz w:val="28"/>
+          <w:szCs w:val="28"/>
+          <w:lang w:val="en-US" w:bidi="ar-SA"/>
+        </w:rPr>
+        <w:t>) Jhamak Ghimire is a Nepali writer</w:t>
       </w:r>
     </w:p>
     <w:p>
@@ -733,7 +874,27 @@
           <w:szCs w:val="28"/>
           <w:lang w:val="en-US" w:bidi="ar-SA"/>
         </w:rPr>
-        <w:t>v) Her mother name is Aasha Devi Ghimire.</w:t>
+        <w:t xml:space="preserve">v) Her </w:t>
+      </w:r>
+      <w:proofErr w:type="gramStart"/>
+      <w:r>
+        <w:rPr>
+          <w:rFonts w:ascii="Times New Roman" w:eastAsia="Times New Roman" w:hAnsi="Times New Roman" w:cs="Times New Roman"/>
+          <w:sz w:val="28"/>
+          <w:szCs w:val="28"/>
+          <w:lang w:val="en-US" w:bidi="ar-SA"/>
+        </w:rPr>
+        <w:t>mother</w:t>
+      </w:r>
+      <w:proofErr w:type="gramEnd"/>
+      <w:r>
+        <w:rPr>
+          <w:rFonts w:ascii="Times New Roman" w:eastAsia="Times New Roman" w:hAnsi="Times New Roman" w:cs="Times New Roman"/>
+          <w:sz w:val="28"/>
+          <w:szCs w:val="28"/>
+          <w:lang w:val="en-US" w:bidi="ar-SA"/>
+        </w:rPr>
+        <w:t xml:space="preserve"> name is Aasha Devi Ghimire.</w:t>
       </w:r>
     </w:p>
     <w:p>
@@ -790,7 +951,27 @@
           <w:szCs w:val="28"/>
           <w:lang w:val="en-US" w:bidi="ar-SA"/>
         </w:rPr>
-        <w:t>Once there lived a farmer in Arabia. His name was Amin. He lost all his crops due to a drought and became poor. So he asked a trader to lend him a dozen boiled eggs. The next day he set off on his donkey to seek his fortune. After seven years, Amin came back to his native village as a rich man. He rode a fine black horse and had many camels carrying gold and silver.</w:t>
+        <w:t xml:space="preserve">Once there lived a farmer in Arabia. His name was Amin. He lost all his crops due to a drought and became poor. </w:t>
+      </w:r>
+      <w:proofErr w:type="gramStart"/>
+      <w:r>
+        <w:rPr>
+          <w:rFonts w:ascii="Times New Roman" w:eastAsia="Times New Roman" w:hAnsi="Times New Roman" w:cs="Times New Roman"/>
+          <w:sz w:val="28"/>
+          <w:szCs w:val="28"/>
+          <w:lang w:val="en-US" w:bidi="ar-SA"/>
+        </w:rPr>
+        <w:t>So</w:t>
+      </w:r>
+      <w:proofErr w:type="gramEnd"/>
+      <w:r>
+        <w:rPr>
+          <w:rFonts w:ascii="Times New Roman" w:eastAsia="Times New Roman" w:hAnsi="Times New Roman" w:cs="Times New Roman"/>
+          <w:sz w:val="28"/>
+          <w:szCs w:val="28"/>
+          <w:lang w:val="en-US" w:bidi="ar-SA"/>
+        </w:rPr>
+        <w:t xml:space="preserve"> he asked a trader to lend him a dozen boiled eggs. The next day he set off on his donkey to seek his fortune. After seven years, Amin came back to his native village as a rich man. He rode a fine black horse and had many camels carrying gold and silver.</w:t>
       </w:r>
     </w:p>
     <w:p>
@@ -848,14 +1029,45 @@
           <w:lang w:val="en-US" w:bidi="ar-SA"/>
         </w:rPr>
       </w:pPr>
-      <w:r>
-        <w:rPr>
-          <w:rFonts w:ascii="Times New Roman" w:eastAsia="Times New Roman" w:hAnsi="Times New Roman" w:cs="Times New Roman"/>
-          <w:sz w:val="28"/>
-          <w:szCs w:val="28"/>
-          <w:lang w:val="en-US" w:bidi="ar-SA"/>
-        </w:rPr>
-        <w:t>i) Once there lived……….. in Arabia.</w:t>
+      <w:proofErr w:type="spellStart"/>
+      <w:r>
+        <w:rPr>
+          <w:rFonts w:ascii="Times New Roman" w:eastAsia="Times New Roman" w:hAnsi="Times New Roman" w:cs="Times New Roman"/>
+          <w:sz w:val="28"/>
+          <w:szCs w:val="28"/>
+          <w:lang w:val="en-US" w:bidi="ar-SA"/>
+        </w:rPr>
+        <w:t>i</w:t>
+      </w:r>
+      <w:proofErr w:type="spellEnd"/>
+      <w:r>
+        <w:rPr>
+          <w:rFonts w:ascii="Times New Roman" w:eastAsia="Times New Roman" w:hAnsi="Times New Roman" w:cs="Times New Roman"/>
+          <w:sz w:val="28"/>
+          <w:szCs w:val="28"/>
+          <w:lang w:val="en-US" w:bidi="ar-SA"/>
+        </w:rPr>
+        <w:t>) Once there lived……</w:t>
+      </w:r>
+      <w:proofErr w:type="gramStart"/>
+      <w:r>
+        <w:rPr>
+          <w:rFonts w:ascii="Times New Roman" w:eastAsia="Times New Roman" w:hAnsi="Times New Roman" w:cs="Times New Roman"/>
+          <w:sz w:val="28"/>
+          <w:szCs w:val="28"/>
+          <w:lang w:val="en-US" w:bidi="ar-SA"/>
+        </w:rPr>
+        <w:t>…..</w:t>
+      </w:r>
+      <w:proofErr w:type="gramEnd"/>
+      <w:r>
+        <w:rPr>
+          <w:rFonts w:ascii="Times New Roman" w:eastAsia="Times New Roman" w:hAnsi="Times New Roman" w:cs="Times New Roman"/>
+          <w:sz w:val="28"/>
+          <w:szCs w:val="28"/>
+          <w:lang w:val="en-US" w:bidi="ar-SA"/>
+        </w:rPr>
+        <w:t xml:space="preserve"> in Arabia.</w:t>
       </w:r>
     </w:p>
     <w:p>
@@ -921,87 +1133,162 @@
           <w:szCs w:val="28"/>
           <w:lang w:val="en-US" w:bidi="ar-SA"/>
         </w:rPr>
-        <w:t>iv) He rode a fine ………..</w:t>
-      </w:r>
-    </w:p>
-    <w:p>
-      <w:pPr>
-        <w:spacing w:after="0" w:line="240" w:lineRule="auto"/>
-        <w:ind w:left="288"/>
-        <w:jc w:val="both"/>
-        <w:rPr>
-          <w:rFonts w:ascii="Times New Roman" w:eastAsia="Times New Roman" w:hAnsi="Times New Roman" w:cs="Times New Roman"/>
-          <w:sz w:val="28"/>
-          <w:szCs w:val="28"/>
-          <w:lang w:val="en-US" w:bidi="ar-SA"/>
-        </w:rPr>
-      </w:pPr>
-      <w:r>
-        <w:rPr>
-          <w:rFonts w:ascii="Times New Roman" w:eastAsia="Times New Roman" w:hAnsi="Times New Roman" w:cs="Times New Roman"/>
-          <w:sz w:val="28"/>
-          <w:szCs w:val="28"/>
-          <w:lang w:val="en-US" w:bidi="ar-SA"/>
-        </w:rPr>
-        <w:t>v) He lost all his crops due to ……………..</w:t>
-      </w:r>
-    </w:p>
-    <w:p>
-      <w:pPr>
-        <w:spacing w:after="0" w:line="240" w:lineRule="auto"/>
-        <w:jc w:val="both"/>
-        <w:rPr>
-          <w:rFonts w:ascii="Times New Roman" w:eastAsia="Times New Roman" w:hAnsi="Times New Roman" w:cs="Times New Roman"/>
-          <w:sz w:val="28"/>
-          <w:szCs w:val="28"/>
-          <w:lang w:val="en-US" w:bidi="ar-SA"/>
-        </w:rPr>
-      </w:pPr>
-    </w:p>
-    <w:p>
-      <w:pPr>
-        <w:spacing w:after="0" w:line="240" w:lineRule="auto"/>
-        <w:jc w:val="both"/>
-        <w:rPr>
-          <w:rFonts w:ascii="Times New Roman" w:eastAsia="Times New Roman" w:hAnsi="Times New Roman" w:cs="Times New Roman"/>
-          <w:b/>
-          <w:sz w:val="28"/>
-          <w:szCs w:val="28"/>
-          <w:lang w:val="en-US" w:bidi="ar-SA"/>
-        </w:rPr>
-      </w:pPr>
-      <w:r>
-        <w:rPr>
-          <w:rFonts w:ascii="Times New Roman" w:eastAsia="Times New Roman" w:hAnsi="Times New Roman" w:cs="Times New Roman"/>
-          <w:b/>
-          <w:sz w:val="28"/>
-          <w:szCs w:val="28"/>
-          <w:lang w:val="en-US" w:bidi="ar-SA"/>
-        </w:rPr>
-        <w:t>3)Read the following passage and do the activities that follow:</w:t>
-      </w:r>
-    </w:p>
-    <w:p>
-      <w:pPr>
-        <w:spacing w:after="0" w:line="240" w:lineRule="auto"/>
-        <w:ind w:left="288"/>
-        <w:jc w:val="both"/>
-        <w:rPr>
-          <w:rFonts w:ascii="Times New Roman" w:eastAsia="Times New Roman" w:hAnsi="Times New Roman" w:cs="Times New Roman"/>
-          <w:sz w:val="28"/>
-          <w:szCs w:val="28"/>
-          <w:lang w:val="en-US" w:bidi="ar-SA"/>
-        </w:rPr>
-      </w:pPr>
-      <w:r>
-        <w:rPr>
-          <w:rFonts w:ascii="Times New Roman" w:eastAsia="Times New Roman" w:hAnsi="Times New Roman" w:cs="Times New Roman"/>
-          <w:sz w:val="28"/>
-          <w:szCs w:val="28"/>
-          <w:lang w:val="en-US" w:bidi="ar-SA"/>
-        </w:rPr>
-        <w:t>My tenth birthday was one of the most memorable days in my life. That day there was a grand party to celebrate my birthday. The party was arranged by my maternal uncle who lives in Bombay. My maternal aunt came one week before the party, and she bought everything for the party. She decorated my room with balloons and many colourful lights. She made the cake herself for my birthday. It was the most delicious cake I have ever tasted. When I asked her, "When will Mama come?" She replied, "He will come when the party starts. There is a big surprise for you." I was so excited. At the time of blowing the candles, Mama came. And with him came a very famous person. He was my best film actor with whom I ever want to meet, Salman Khan. I still remember the kiss on my forehead that he gave me while wishing me a happy birthday. He said, "Happy Birthday Kanchan!"</w:t>
-      </w:r>
+        <w:t>iv) He rode a fine ……</w:t>
+      </w:r>
+      <w:proofErr w:type="gramStart"/>
+      <w:r>
+        <w:rPr>
+          <w:rFonts w:ascii="Times New Roman" w:eastAsia="Times New Roman" w:hAnsi="Times New Roman" w:cs="Times New Roman"/>
+          <w:sz w:val="28"/>
+          <w:szCs w:val="28"/>
+          <w:lang w:val="en-US" w:bidi="ar-SA"/>
+        </w:rPr>
+        <w:t>…..</w:t>
+      </w:r>
+      <w:proofErr w:type="gramEnd"/>
+    </w:p>
+    <w:p>
+      <w:pPr>
+        <w:spacing w:after="0" w:line="240" w:lineRule="auto"/>
+        <w:ind w:left="288"/>
+        <w:jc w:val="both"/>
+        <w:rPr>
+          <w:rFonts w:ascii="Times New Roman" w:eastAsia="Times New Roman" w:hAnsi="Times New Roman" w:cs="Times New Roman"/>
+          <w:sz w:val="28"/>
+          <w:szCs w:val="28"/>
+          <w:lang w:val="en-US" w:bidi="ar-SA"/>
+        </w:rPr>
+      </w:pPr>
+      <w:r>
+        <w:rPr>
+          <w:rFonts w:ascii="Times New Roman" w:eastAsia="Times New Roman" w:hAnsi="Times New Roman" w:cs="Times New Roman"/>
+          <w:sz w:val="28"/>
+          <w:szCs w:val="28"/>
+          <w:lang w:val="en-US" w:bidi="ar-SA"/>
+        </w:rPr>
+        <w:t>v) He lost all his crops due to …………</w:t>
+      </w:r>
+      <w:proofErr w:type="gramStart"/>
+      <w:r>
+        <w:rPr>
+          <w:rFonts w:ascii="Times New Roman" w:eastAsia="Times New Roman" w:hAnsi="Times New Roman" w:cs="Times New Roman"/>
+          <w:sz w:val="28"/>
+          <w:szCs w:val="28"/>
+          <w:lang w:val="en-US" w:bidi="ar-SA"/>
+        </w:rPr>
+        <w:t>…..</w:t>
+      </w:r>
+      <w:proofErr w:type="gramEnd"/>
+    </w:p>
+    <w:p>
+      <w:pPr>
+        <w:spacing w:after="0" w:line="240" w:lineRule="auto"/>
+        <w:jc w:val="both"/>
+        <w:rPr>
+          <w:rFonts w:ascii="Times New Roman" w:eastAsia="Times New Roman" w:hAnsi="Times New Roman" w:cs="Times New Roman"/>
+          <w:sz w:val="28"/>
+          <w:szCs w:val="28"/>
+          <w:lang w:val="en-US" w:bidi="ar-SA"/>
+        </w:rPr>
+      </w:pPr>
+    </w:p>
+    <w:p>
+      <w:pPr>
+        <w:spacing w:after="0" w:line="240" w:lineRule="auto"/>
+        <w:jc w:val="both"/>
+        <w:rPr>
+          <w:rFonts w:ascii="Times New Roman" w:eastAsia="Times New Roman" w:hAnsi="Times New Roman" w:cs="Times New Roman"/>
+          <w:b/>
+          <w:sz w:val="28"/>
+          <w:szCs w:val="28"/>
+          <w:lang w:val="en-US" w:bidi="ar-SA"/>
+        </w:rPr>
+      </w:pPr>
+      <w:r>
+        <w:rPr>
+          <w:rFonts w:ascii="Times New Roman" w:eastAsia="Times New Roman" w:hAnsi="Times New Roman" w:cs="Times New Roman"/>
+          <w:b/>
+          <w:sz w:val="28"/>
+          <w:szCs w:val="28"/>
+          <w:lang w:val="en-US" w:bidi="ar-SA"/>
+        </w:rPr>
+        <w:t>3)</w:t>
+      </w:r>
+      <w:r>
+        <w:rPr>
+          <w:rFonts w:ascii="Times New Roman" w:eastAsia="Times New Roman" w:hAnsi="Times New Roman" w:cs="Times New Roman"/>
+          <w:b/>
+          <w:sz w:val="28"/>
+          <w:szCs w:val="28"/>
+          <w:lang w:val="en-US" w:bidi="ar-SA"/>
+        </w:rPr>
+        <w:t xml:space="preserve"> </w:t>
+      </w:r>
+      <w:r>
+        <w:rPr>
+          <w:rFonts w:ascii="Times New Roman" w:eastAsia="Times New Roman" w:hAnsi="Times New Roman" w:cs="Times New Roman"/>
+          <w:b/>
+          <w:sz w:val="28"/>
+          <w:szCs w:val="28"/>
+          <w:lang w:val="en-US" w:bidi="ar-SA"/>
+        </w:rPr>
+        <w:t>Read the following passage and do the activities that follow:</w:t>
+      </w:r>
+    </w:p>
+    <w:p>
+      <w:pPr>
+        <w:spacing w:after="0" w:line="240" w:lineRule="auto"/>
+        <w:ind w:left="288"/>
+        <w:jc w:val="both"/>
+        <w:rPr>
+          <w:rFonts w:ascii="Times New Roman" w:eastAsia="Times New Roman" w:hAnsi="Times New Roman" w:cs="Times New Roman"/>
+          <w:sz w:val="28"/>
+          <w:szCs w:val="28"/>
+          <w:lang w:val="en-US" w:bidi="ar-SA"/>
+        </w:rPr>
+      </w:pPr>
+      <w:r>
+        <w:rPr>
+          <w:rFonts w:ascii="Times New Roman" w:eastAsia="Times New Roman" w:hAnsi="Times New Roman" w:cs="Times New Roman"/>
+          <w:sz w:val="28"/>
+          <w:szCs w:val="28"/>
+          <w:lang w:val="en-US" w:bidi="ar-SA"/>
+        </w:rPr>
+        <w:t xml:space="preserve">My tenth birthday was one of the most memorable days in my life. That day there was a grand party to celebrate my birthday. The party was arranged by my maternal uncle who lives in Bombay. My maternal aunt came one week before the party, and she bought everything for the party. She decorated my room with balloons and many </w:t>
+      </w:r>
+      <w:proofErr w:type="spellStart"/>
+      <w:r>
+        <w:rPr>
+          <w:rFonts w:ascii="Times New Roman" w:eastAsia="Times New Roman" w:hAnsi="Times New Roman" w:cs="Times New Roman"/>
+          <w:sz w:val="28"/>
+          <w:szCs w:val="28"/>
+          <w:lang w:val="en-US" w:bidi="ar-SA"/>
+        </w:rPr>
+        <w:t>colourful</w:t>
+      </w:r>
+      <w:proofErr w:type="spellEnd"/>
+      <w:r>
+        <w:rPr>
+          <w:rFonts w:ascii="Times New Roman" w:eastAsia="Times New Roman" w:hAnsi="Times New Roman" w:cs="Times New Roman"/>
+          <w:sz w:val="28"/>
+          <w:szCs w:val="28"/>
+          <w:lang w:val="en-US" w:bidi="ar-SA"/>
+        </w:rPr>
+        <w:t xml:space="preserve"> lights. She made the cake herself for my birthday. It was the most delicious cake I have ever tasted. When I asked her, "When will Mama come?" She replied, "He will come when the party starts. There is a big surprise for you." I was so excited. At the time of blowing the candles, Mama came. And with him came a very famous person. He was my best film actor with whom I ever want to meet, Salman Khan. I still remember the kiss on my forehead that he gave me while wishing me a happy birthday. He said, "Happy Birthday Kanchan!"</w:t>
+      </w:r>
+    </w:p>
+    <w:p>
+      <w:pPr>
+        <w:spacing w:after="0" w:line="240" w:lineRule="auto"/>
+        <w:ind w:left="288"/>
+        <w:jc w:val="both"/>
+        <w:rPr>
+          <w:rFonts w:ascii="Times New Roman" w:eastAsia="Times New Roman" w:hAnsi="Times New Roman" w:cs="Times New Roman"/>
+          <w:sz w:val="28"/>
+          <w:szCs w:val="28"/>
+          <w:lang w:val="en-US" w:bidi="ar-SA"/>
+        </w:rPr>
+      </w:pPr>
     </w:p>
     <w:p>
       <w:pPr>
@@ -1117,14 +1404,25 @@
         </w:rPr>
         <w:t xml:space="preserve"> </w:t>
       </w:r>
-      <w:r>
-        <w:rPr>
-          <w:rFonts w:ascii="Times New Roman" w:eastAsia="Times New Roman" w:hAnsi="Times New Roman" w:cs="Times New Roman"/>
-          <w:sz w:val="28"/>
-          <w:szCs w:val="28"/>
-          <w:lang w:val="en-US" w:bidi="ar-SA"/>
-        </w:rPr>
-        <w:t>celebrate </w:t>
+      <w:proofErr w:type="gramStart"/>
+      <w:r>
+        <w:rPr>
+          <w:rFonts w:ascii="Times New Roman" w:eastAsia="Times New Roman" w:hAnsi="Times New Roman" w:cs="Times New Roman"/>
+          <w:sz w:val="28"/>
+          <w:szCs w:val="28"/>
+          <w:lang w:val="en-US" w:bidi="ar-SA"/>
+        </w:rPr>
+        <w:t>celebrate</w:t>
+      </w:r>
+      <w:proofErr w:type="gramEnd"/>
+      <w:r>
+        <w:rPr>
+          <w:rFonts w:ascii="Times New Roman" w:eastAsia="Times New Roman" w:hAnsi="Times New Roman" w:cs="Times New Roman"/>
+          <w:sz w:val="28"/>
+          <w:szCs w:val="28"/>
+          <w:lang w:val="en-US" w:bidi="ar-SA"/>
+        </w:rPr>
+        <w:t> </w:t>
       </w:r>
       <w:r>
         <w:rPr>
@@ -1144,14 +1442,25 @@
         </w:rPr>
         <w:t xml:space="preserve"> </w:t>
       </w:r>
-      <w:r>
-        <w:rPr>
-          <w:rFonts w:ascii="Times New Roman" w:eastAsia="Times New Roman" w:hAnsi="Times New Roman" w:cs="Times New Roman"/>
-          <w:sz w:val="28"/>
-          <w:szCs w:val="28"/>
-          <w:lang w:val="en-US" w:bidi="ar-SA"/>
-        </w:rPr>
-        <w:t>i. the date when one was born</w:t>
+      <w:proofErr w:type="spellStart"/>
+      <w:r>
+        <w:rPr>
+          <w:rFonts w:ascii="Times New Roman" w:eastAsia="Times New Roman" w:hAnsi="Times New Roman" w:cs="Times New Roman"/>
+          <w:sz w:val="28"/>
+          <w:szCs w:val="28"/>
+          <w:lang w:val="en-US" w:bidi="ar-SA"/>
+        </w:rPr>
+        <w:t>i</w:t>
+      </w:r>
+      <w:proofErr w:type="spellEnd"/>
+      <w:r>
+        <w:rPr>
+          <w:rFonts w:ascii="Times New Roman" w:eastAsia="Times New Roman" w:hAnsi="Times New Roman" w:cs="Times New Roman"/>
+          <w:sz w:val="28"/>
+          <w:szCs w:val="28"/>
+          <w:lang w:val="en-US" w:bidi="ar-SA"/>
+        </w:rPr>
+        <w:t>. the date when one was born</w:t>
       </w:r>
     </w:p>
     <w:p>
@@ -1446,14 +1755,41 @@
           <w:lang w:val="en-US" w:bidi="ar-SA"/>
         </w:rPr>
       </w:pPr>
-      <w:r>
-        <w:rPr>
-          <w:rFonts w:ascii="Times New Roman" w:eastAsia="Times New Roman" w:hAnsi="Times New Roman" w:cs="Times New Roman"/>
-          <w:b/>
-          <w:sz w:val="28"/>
-          <w:szCs w:val="28"/>
-          <w:lang w:val="en-US" w:bidi="ar-SA"/>
-        </w:rPr>
+    </w:p>
+    <w:p>
+      <w:pPr>
+        <w:spacing w:after="0" w:line="240" w:lineRule="auto"/>
+        <w:jc w:val="both"/>
+        <w:rPr>
+          <w:rFonts w:ascii="Times New Roman" w:eastAsia="Times New Roman" w:hAnsi="Times New Roman" w:cs="Times New Roman"/>
+          <w:b/>
+          <w:sz w:val="28"/>
+          <w:szCs w:val="28"/>
+          <w:lang w:val="en-US" w:bidi="ar-SA"/>
+        </w:rPr>
+      </w:pPr>
+    </w:p>
+    <w:p>
+      <w:pPr>
+        <w:spacing w:after="0" w:line="240" w:lineRule="auto"/>
+        <w:jc w:val="both"/>
+        <w:rPr>
+          <w:rFonts w:ascii="Times New Roman" w:eastAsia="Times New Roman" w:hAnsi="Times New Roman" w:cs="Times New Roman"/>
+          <w:b/>
+          <w:sz w:val="28"/>
+          <w:szCs w:val="28"/>
+          <w:lang w:val="en-US" w:bidi="ar-SA"/>
+        </w:rPr>
+      </w:pPr>
+      <w:r>
+        <w:rPr>
+          <w:rFonts w:ascii="Times New Roman" w:eastAsia="Times New Roman" w:hAnsi="Times New Roman" w:cs="Times New Roman"/>
+          <w:b/>
+          <w:sz w:val="28"/>
+          <w:szCs w:val="28"/>
+          <w:lang w:val="en-US" w:bidi="ar-SA"/>
+        </w:rPr>
+        <w:lastRenderedPageBreak/>
         <w:t>4</w:t>
       </w:r>
       <w:r>
@@ -1496,17 +1832,27 @@
           <w:szCs w:val="28"/>
           <w:lang w:val="en-US" w:bidi="ar-SA"/>
         </w:rPr>
-        <w:t xml:space="preserve">Dear Hari! Congratulations! Finally you did it. I'm so proud of you on your success. Your luck always shines, I am very happy </w:t>
-      </w:r>
-      <w:r>
-        <w:rPr>
-          <w:rFonts w:ascii="Times New Roman" w:eastAsia="Times New Roman" w:hAnsi="Times New Roman" w:cs="Times New Roman"/>
-          <w:sz w:val="28"/>
-          <w:szCs w:val="28"/>
-          <w:lang w:val="en-US" w:bidi="ar-SA"/>
-        </w:rPr>
-        <w:lastRenderedPageBreak/>
-        <w:t>about your winning, I wish you get more success. Though there were the competent participants in the speech competition, you became the first. I know you were so confident and you spoke logically. I was so happy when you were delivering your speech in the contest. Your self-confidence and fearless spirit made you win the competition. Once again congratulations!</w:t>
+        <w:t xml:space="preserve">Dear Hari! Congratulations! </w:t>
+      </w:r>
+      <w:proofErr w:type="gramStart"/>
+      <w:r>
+        <w:rPr>
+          <w:rFonts w:ascii="Times New Roman" w:eastAsia="Times New Roman" w:hAnsi="Times New Roman" w:cs="Times New Roman"/>
+          <w:sz w:val="28"/>
+          <w:szCs w:val="28"/>
+          <w:lang w:val="en-US" w:bidi="ar-SA"/>
+        </w:rPr>
+        <w:t>Finally</w:t>
+      </w:r>
+      <w:proofErr w:type="gramEnd"/>
+      <w:r>
+        <w:rPr>
+          <w:rFonts w:ascii="Times New Roman" w:eastAsia="Times New Roman" w:hAnsi="Times New Roman" w:cs="Times New Roman"/>
+          <w:sz w:val="28"/>
+          <w:szCs w:val="28"/>
+          <w:lang w:val="en-US" w:bidi="ar-SA"/>
+        </w:rPr>
+        <w:t xml:space="preserve"> you did it. I'm so proud of you on your success. Your luck always shines, I am very happy about your winning, I wish you get more success. Though there were the competent participants in the speech competition, you became the first. I know you were so confident and you spoke logically. I was so happy when you were delivering your speech in the contest. Your self-confidence and fearless spirit made you win the competition. Once again congratulations!</w:t>
       </w:r>
     </w:p>
     <w:p>
@@ -1625,14 +1971,25 @@
         </w:rPr>
         <w:t xml:space="preserve">      </w:t>
       </w:r>
-      <w:r>
-        <w:rPr>
-          <w:rFonts w:ascii="Times New Roman" w:eastAsia="Times New Roman" w:hAnsi="Times New Roman" w:cs="Times New Roman"/>
-          <w:sz w:val="28"/>
-          <w:szCs w:val="28"/>
-          <w:lang w:val="en-US" w:bidi="ar-SA"/>
-        </w:rPr>
-        <w:t>i. to the friend</w:t>
+      <w:proofErr w:type="spellStart"/>
+      <w:r>
+        <w:rPr>
+          <w:rFonts w:ascii="Times New Roman" w:eastAsia="Times New Roman" w:hAnsi="Times New Roman" w:cs="Times New Roman"/>
+          <w:sz w:val="28"/>
+          <w:szCs w:val="28"/>
+          <w:lang w:val="en-US" w:bidi="ar-SA"/>
+        </w:rPr>
+        <w:t>i</w:t>
+      </w:r>
+      <w:proofErr w:type="spellEnd"/>
+      <w:r>
+        <w:rPr>
+          <w:rFonts w:ascii="Times New Roman" w:eastAsia="Times New Roman" w:hAnsi="Times New Roman" w:cs="Times New Roman"/>
+          <w:sz w:val="28"/>
+          <w:szCs w:val="28"/>
+          <w:lang w:val="en-US" w:bidi="ar-SA"/>
+        </w:rPr>
+        <w:t>. to the friend</w:t>
       </w:r>
     </w:p>
     <w:p>
@@ -1740,14 +2097,25 @@
         </w:rPr>
         <w:t xml:space="preserve">     </w:t>
       </w:r>
-      <w:r>
-        <w:rPr>
-          <w:rFonts w:ascii="Times New Roman" w:eastAsia="Times New Roman" w:hAnsi="Times New Roman" w:cs="Times New Roman"/>
-          <w:sz w:val="28"/>
-          <w:szCs w:val="28"/>
-          <w:lang w:val="en-US" w:bidi="ar-SA"/>
-        </w:rPr>
-        <w:t>i. Thanking message</w:t>
+      <w:proofErr w:type="spellStart"/>
+      <w:r>
+        <w:rPr>
+          <w:rFonts w:ascii="Times New Roman" w:eastAsia="Times New Roman" w:hAnsi="Times New Roman" w:cs="Times New Roman"/>
+          <w:sz w:val="28"/>
+          <w:szCs w:val="28"/>
+          <w:lang w:val="en-US" w:bidi="ar-SA"/>
+        </w:rPr>
+        <w:t>i</w:t>
+      </w:r>
+      <w:proofErr w:type="spellEnd"/>
+      <w:r>
+        <w:rPr>
+          <w:rFonts w:ascii="Times New Roman" w:eastAsia="Times New Roman" w:hAnsi="Times New Roman" w:cs="Times New Roman"/>
+          <w:sz w:val="28"/>
+          <w:szCs w:val="28"/>
+          <w:lang w:val="en-US" w:bidi="ar-SA"/>
+        </w:rPr>
+        <w:t>. Thanking message</w:t>
       </w:r>
     </w:p>
     <w:p>
@@ -1864,14 +2232,25 @@
         </w:rPr>
         <w:t xml:space="preserve">     </w:t>
       </w:r>
-      <w:r>
-        <w:rPr>
-          <w:rFonts w:ascii="Times New Roman" w:eastAsia="Times New Roman" w:hAnsi="Times New Roman" w:cs="Times New Roman"/>
-          <w:sz w:val="28"/>
-          <w:szCs w:val="28"/>
-          <w:lang w:val="en-US" w:bidi="ar-SA"/>
-        </w:rPr>
-        <w:t>i. fearless</w:t>
+      <w:proofErr w:type="spellStart"/>
+      <w:r>
+        <w:rPr>
+          <w:rFonts w:ascii="Times New Roman" w:eastAsia="Times New Roman" w:hAnsi="Times New Roman" w:cs="Times New Roman"/>
+          <w:sz w:val="28"/>
+          <w:szCs w:val="28"/>
+          <w:lang w:val="en-US" w:bidi="ar-SA"/>
+        </w:rPr>
+        <w:t>i</w:t>
+      </w:r>
+      <w:proofErr w:type="spellEnd"/>
+      <w:r>
+        <w:rPr>
+          <w:rFonts w:ascii="Times New Roman" w:eastAsia="Times New Roman" w:hAnsi="Times New Roman" w:cs="Times New Roman"/>
+          <w:sz w:val="28"/>
+          <w:szCs w:val="28"/>
+          <w:lang w:val="en-US" w:bidi="ar-SA"/>
+        </w:rPr>
+        <w:t>. fearless</w:t>
       </w:r>
     </w:p>
     <w:p>
@@ -1997,14 +2376,25 @@
         </w:rPr>
         <w:t xml:space="preserve">     </w:t>
       </w:r>
-      <w:r>
-        <w:rPr>
-          <w:rFonts w:ascii="Times New Roman" w:eastAsia="Times New Roman" w:hAnsi="Times New Roman" w:cs="Times New Roman"/>
-          <w:sz w:val="28"/>
-          <w:szCs w:val="28"/>
-          <w:lang w:val="en-US" w:bidi="ar-SA"/>
-        </w:rPr>
-        <w:t>i. logically</w:t>
+      <w:proofErr w:type="spellStart"/>
+      <w:r>
+        <w:rPr>
+          <w:rFonts w:ascii="Times New Roman" w:eastAsia="Times New Roman" w:hAnsi="Times New Roman" w:cs="Times New Roman"/>
+          <w:sz w:val="28"/>
+          <w:szCs w:val="28"/>
+          <w:lang w:val="en-US" w:bidi="ar-SA"/>
+        </w:rPr>
+        <w:t>i</w:t>
+      </w:r>
+      <w:proofErr w:type="spellEnd"/>
+      <w:r>
+        <w:rPr>
+          <w:rFonts w:ascii="Times New Roman" w:eastAsia="Times New Roman" w:hAnsi="Times New Roman" w:cs="Times New Roman"/>
+          <w:sz w:val="28"/>
+          <w:szCs w:val="28"/>
+          <w:lang w:val="en-US" w:bidi="ar-SA"/>
+        </w:rPr>
+        <w:t>. logically</w:t>
       </w:r>
     </w:p>
     <w:p>
@@ -2110,8 +2500,19 @@
           <w:szCs w:val="28"/>
           <w:lang w:val="en-US" w:bidi="ar-SA"/>
         </w:rPr>
-        <w:t xml:space="preserve">     i</w:t>
-      </w:r>
+        <w:t xml:space="preserve">     </w:t>
+      </w:r>
+      <w:proofErr w:type="spellStart"/>
+      <w:r>
+        <w:rPr>
+          <w:rFonts w:ascii="Times New Roman" w:eastAsia="Times New Roman" w:hAnsi="Times New Roman" w:cs="Times New Roman"/>
+          <w:sz w:val="28"/>
+          <w:szCs w:val="28"/>
+          <w:lang w:val="en-US" w:bidi="ar-SA"/>
+        </w:rPr>
+        <w:t>i</w:t>
+      </w:r>
+      <w:proofErr w:type="spellEnd"/>
       <w:r>
         <w:rPr>
           <w:rFonts w:ascii="Times New Roman" w:eastAsia="Times New Roman" w:hAnsi="Times New Roman" w:cs="Times New Roman"/>
@@ -2181,8 +2582,41 @@
           <w:szCs w:val="28"/>
           <w:lang w:val="en-US" w:bidi="ar-SA"/>
         </w:rPr>
-        <w:t>iii. both (i) and (ii)</w:t>
-      </w:r>
+        <w:t>iii. both (</w:t>
+      </w:r>
+      <w:proofErr w:type="spellStart"/>
+      <w:r>
+        <w:rPr>
+          <w:rFonts w:ascii="Times New Roman" w:eastAsia="Times New Roman" w:hAnsi="Times New Roman" w:cs="Times New Roman"/>
+          <w:sz w:val="28"/>
+          <w:szCs w:val="28"/>
+          <w:lang w:val="en-US" w:bidi="ar-SA"/>
+        </w:rPr>
+        <w:t>i</w:t>
+      </w:r>
+      <w:proofErr w:type="spellEnd"/>
+      <w:r>
+        <w:rPr>
+          <w:rFonts w:ascii="Times New Roman" w:eastAsia="Times New Roman" w:hAnsi="Times New Roman" w:cs="Times New Roman"/>
+          <w:sz w:val="28"/>
+          <w:szCs w:val="28"/>
+          <w:lang w:val="en-US" w:bidi="ar-SA"/>
+        </w:rPr>
+        <w:t>) and (ii)</w:t>
+      </w:r>
+    </w:p>
+    <w:p>
+      <w:pPr>
+        <w:spacing w:after="0" w:line="240" w:lineRule="auto"/>
+        <w:jc w:val="both"/>
+        <w:rPr>
+          <w:rFonts w:ascii="Times New Roman" w:eastAsia="Times New Roman" w:hAnsi="Times New Roman" w:cs="Times New Roman"/>
+          <w:b/>
+          <w:sz w:val="28"/>
+          <w:szCs w:val="28"/>
+          <w:lang w:val="en-US" w:bidi="ar-SA"/>
+        </w:rPr>
+      </w:pPr>
     </w:p>
     <w:p>
       <w:pPr>
@@ -2279,20 +2713,99 @@
           <w:szCs w:val="28"/>
           <w:lang w:val="en-US" w:bidi="ar-SA"/>
         </w:rPr>
-        <w:t>my name is lalit saud . i am from achham. it lies in far west province </w:t>
-      </w:r>
-    </w:p>
-    <w:p>
-      <w:pPr>
-        <w:spacing w:after="0" w:line="240" w:lineRule="auto"/>
-        <w:jc w:val="both"/>
-        <w:rPr>
-          <w:rFonts w:ascii="Times New Roman" w:eastAsia="Times New Roman" w:hAnsi="Times New Roman" w:cs="Times New Roman"/>
-          <w:sz w:val="28"/>
-          <w:szCs w:val="28"/>
-          <w:lang w:val="en-US" w:bidi="ar-SA"/>
-        </w:rPr>
-      </w:pPr>
+        <w:t xml:space="preserve">my name is </w:t>
+      </w:r>
+      <w:proofErr w:type="spellStart"/>
+      <w:r>
+        <w:rPr>
+          <w:rFonts w:ascii="Times New Roman" w:eastAsia="Times New Roman" w:hAnsi="Times New Roman" w:cs="Times New Roman"/>
+          <w:sz w:val="28"/>
+          <w:szCs w:val="28"/>
+          <w:lang w:val="en-US" w:bidi="ar-SA"/>
+        </w:rPr>
+        <w:t>lalit</w:t>
+      </w:r>
+      <w:proofErr w:type="spellEnd"/>
+      <w:r>
+        <w:rPr>
+          <w:rFonts w:ascii="Times New Roman" w:eastAsia="Times New Roman" w:hAnsi="Times New Roman" w:cs="Times New Roman"/>
+          <w:sz w:val="28"/>
+          <w:szCs w:val="28"/>
+          <w:lang w:val="en-US" w:bidi="ar-SA"/>
+        </w:rPr>
+        <w:t xml:space="preserve"> </w:t>
+      </w:r>
+      <w:proofErr w:type="spellStart"/>
+      <w:proofErr w:type="gramStart"/>
+      <w:r>
+        <w:rPr>
+          <w:rFonts w:ascii="Times New Roman" w:eastAsia="Times New Roman" w:hAnsi="Times New Roman" w:cs="Times New Roman"/>
+          <w:sz w:val="28"/>
+          <w:szCs w:val="28"/>
+          <w:lang w:val="en-US" w:bidi="ar-SA"/>
+        </w:rPr>
+        <w:t>saud</w:t>
+      </w:r>
+      <w:proofErr w:type="spellEnd"/>
+      <w:r>
+        <w:rPr>
+          <w:rFonts w:ascii="Times New Roman" w:eastAsia="Times New Roman" w:hAnsi="Times New Roman" w:cs="Times New Roman"/>
+          <w:sz w:val="28"/>
+          <w:szCs w:val="28"/>
+          <w:lang w:val="en-US" w:bidi="ar-SA"/>
+        </w:rPr>
+        <w:t xml:space="preserve"> .</w:t>
+      </w:r>
+      <w:proofErr w:type="gramEnd"/>
+      <w:r>
+        <w:rPr>
+          <w:rFonts w:ascii="Times New Roman" w:eastAsia="Times New Roman" w:hAnsi="Times New Roman" w:cs="Times New Roman"/>
+          <w:sz w:val="28"/>
+          <w:szCs w:val="28"/>
+          <w:lang w:val="en-US" w:bidi="ar-SA"/>
+        </w:rPr>
+        <w:t xml:space="preserve"> </w:t>
+      </w:r>
+      <w:proofErr w:type="spellStart"/>
+      <w:r>
+        <w:rPr>
+          <w:rFonts w:ascii="Times New Roman" w:eastAsia="Times New Roman" w:hAnsi="Times New Roman" w:cs="Times New Roman"/>
+          <w:sz w:val="28"/>
+          <w:szCs w:val="28"/>
+          <w:lang w:val="en-US" w:bidi="ar-SA"/>
+        </w:rPr>
+        <w:t>i</w:t>
+      </w:r>
+      <w:proofErr w:type="spellEnd"/>
+      <w:r>
+        <w:rPr>
+          <w:rFonts w:ascii="Times New Roman" w:eastAsia="Times New Roman" w:hAnsi="Times New Roman" w:cs="Times New Roman"/>
+          <w:sz w:val="28"/>
+          <w:szCs w:val="28"/>
+          <w:lang w:val="en-US" w:bidi="ar-SA"/>
+        </w:rPr>
+        <w:t xml:space="preserve"> am from </w:t>
+      </w:r>
+      <w:proofErr w:type="spellStart"/>
+      <w:r>
+        <w:rPr>
+          <w:rFonts w:ascii="Times New Roman" w:eastAsia="Times New Roman" w:hAnsi="Times New Roman" w:cs="Times New Roman"/>
+          <w:sz w:val="28"/>
+          <w:szCs w:val="28"/>
+          <w:lang w:val="en-US" w:bidi="ar-SA"/>
+        </w:rPr>
+        <w:t>achham</w:t>
+      </w:r>
+      <w:proofErr w:type="spellEnd"/>
+      <w:r>
+        <w:rPr>
+          <w:rFonts w:ascii="Times New Roman" w:eastAsia="Times New Roman" w:hAnsi="Times New Roman" w:cs="Times New Roman"/>
+          <w:sz w:val="28"/>
+          <w:szCs w:val="28"/>
+          <w:lang w:val="en-US" w:bidi="ar-SA"/>
+        </w:rPr>
+        <w:t>. it lies in far west province </w:t>
+      </w:r>
     </w:p>
     <w:p>
       <w:pPr>
@@ -2574,7 +3087,47 @@
           <w:szCs w:val="28"/>
           <w:lang w:val="en-US" w:bidi="ar-SA"/>
         </w:rPr>
-        <w:t>A farmer..........three sons........ always quarrelled.......the farmer became sick ..................,.called his sons.................</w:t>
+        <w:t xml:space="preserve">A farmer..........three sons........ always </w:t>
+      </w:r>
+      <w:proofErr w:type="spellStart"/>
+      <w:r>
+        <w:rPr>
+          <w:rFonts w:ascii="Times New Roman" w:eastAsia="Times New Roman" w:hAnsi="Times New Roman" w:cs="Times New Roman"/>
+          <w:sz w:val="28"/>
+          <w:szCs w:val="28"/>
+          <w:lang w:val="en-US" w:bidi="ar-SA"/>
+        </w:rPr>
+        <w:t>quarrelled</w:t>
+      </w:r>
+      <w:proofErr w:type="spellEnd"/>
+      <w:r>
+        <w:rPr>
+          <w:rFonts w:ascii="Times New Roman" w:eastAsia="Times New Roman" w:hAnsi="Times New Roman" w:cs="Times New Roman"/>
+          <w:sz w:val="28"/>
+          <w:szCs w:val="28"/>
+          <w:lang w:val="en-US" w:bidi="ar-SA"/>
+        </w:rPr>
+        <w:t xml:space="preserve">.......the farmer became sick </w:t>
+      </w:r>
+      <w:proofErr w:type="gramStart"/>
+      <w:r>
+        <w:rPr>
+          <w:rFonts w:ascii="Times New Roman" w:eastAsia="Times New Roman" w:hAnsi="Times New Roman" w:cs="Times New Roman"/>
+          <w:sz w:val="28"/>
+          <w:szCs w:val="28"/>
+          <w:lang w:val="en-US" w:bidi="ar-SA"/>
+        </w:rPr>
+        <w:t>..................,.</w:t>
+      </w:r>
+      <w:proofErr w:type="gramEnd"/>
+      <w:r>
+        <w:rPr>
+          <w:rFonts w:ascii="Times New Roman" w:eastAsia="Times New Roman" w:hAnsi="Times New Roman" w:cs="Times New Roman"/>
+          <w:sz w:val="28"/>
+          <w:szCs w:val="28"/>
+          <w:lang w:val="en-US" w:bidi="ar-SA"/>
+        </w:rPr>
+        <w:t>called his sons.................</w:t>
       </w:r>
       <w:r>
         <w:rPr>

--- a/Received/four/4 English.docx
+++ b/Received/four/4 English.docx
@@ -232,27 +232,7 @@
           <w:bCs/>
           <w:sz w:val="20"/>
         </w:rPr>
-        <w:t xml:space="preserve">Ratnanagar-7, </w:t>
-      </w:r>
-      <w:proofErr w:type="spellStart"/>
-      <w:r>
-        <w:rPr>
-          <w:rFonts w:ascii="Times New Roman" w:hAnsi="Times New Roman"/>
-          <w:b/>
-          <w:bCs/>
-          <w:sz w:val="20"/>
-        </w:rPr>
-        <w:t>Sauraha</w:t>
-      </w:r>
-      <w:proofErr w:type="spellEnd"/>
-      <w:r>
-        <w:rPr>
-          <w:rFonts w:ascii="Times New Roman" w:hAnsi="Times New Roman"/>
-          <w:b/>
-          <w:bCs/>
-          <w:sz w:val="20"/>
-        </w:rPr>
-        <w:t>, Chitwan</w:t>
+        <w:t>Ratnanagar-7, Sauraha, Chitwan</w:t>
       </w:r>
     </w:p>
     <w:p>
@@ -640,87 +620,7 @@
           <w:szCs w:val="28"/>
           <w:lang w:val="en-US" w:bidi="ar-SA"/>
         </w:rPr>
-        <w:t>Jhamak Kumari Ghimire is a Nepali poet and writer. She is known by her literary nick name Jhamak Ghimire. She is Nepal's equal to Helen Keller as both of them suffered from severe physical disability. Jhamak Ghimire was born on July 6, 1980 (</w:t>
-      </w:r>
-      <w:proofErr w:type="spellStart"/>
-      <w:r>
-        <w:rPr>
-          <w:rFonts w:ascii="Times New Roman" w:eastAsia="Times New Roman" w:hAnsi="Times New Roman" w:cs="Times New Roman"/>
-          <w:sz w:val="28"/>
-          <w:szCs w:val="28"/>
-          <w:lang w:val="en-US" w:bidi="ar-SA"/>
-        </w:rPr>
-        <w:t>Ashadh</w:t>
-      </w:r>
-      <w:proofErr w:type="spellEnd"/>
-      <w:r>
-        <w:rPr>
-          <w:rFonts w:ascii="Times New Roman" w:eastAsia="Times New Roman" w:hAnsi="Times New Roman" w:cs="Times New Roman"/>
-          <w:sz w:val="28"/>
-          <w:szCs w:val="28"/>
-          <w:lang w:val="en-US" w:bidi="ar-SA"/>
-        </w:rPr>
-        <w:t xml:space="preserve"> 21, 2037 B.S) in the village of </w:t>
-      </w:r>
-      <w:proofErr w:type="spellStart"/>
-      <w:r>
-        <w:rPr>
-          <w:rFonts w:ascii="Times New Roman" w:eastAsia="Times New Roman" w:hAnsi="Times New Roman" w:cs="Times New Roman"/>
-          <w:sz w:val="28"/>
-          <w:szCs w:val="28"/>
-          <w:lang w:val="en-US" w:bidi="ar-SA"/>
-        </w:rPr>
-        <w:t>Kochide</w:t>
-      </w:r>
-      <w:proofErr w:type="spellEnd"/>
-      <w:r>
-        <w:rPr>
-          <w:rFonts w:ascii="Times New Roman" w:eastAsia="Times New Roman" w:hAnsi="Times New Roman" w:cs="Times New Roman"/>
-          <w:sz w:val="28"/>
-          <w:szCs w:val="28"/>
-          <w:lang w:val="en-US" w:bidi="ar-SA"/>
-        </w:rPr>
-        <w:t xml:space="preserve"> in </w:t>
-      </w:r>
-      <w:proofErr w:type="spellStart"/>
-      <w:r>
-        <w:rPr>
-          <w:rFonts w:ascii="Times New Roman" w:eastAsia="Times New Roman" w:hAnsi="Times New Roman" w:cs="Times New Roman"/>
-          <w:sz w:val="28"/>
-          <w:szCs w:val="28"/>
-          <w:lang w:val="en-US" w:bidi="ar-SA"/>
-        </w:rPr>
-        <w:t>Dhankuta</w:t>
-      </w:r>
-      <w:proofErr w:type="spellEnd"/>
-      <w:r>
-        <w:rPr>
-          <w:rFonts w:ascii="Times New Roman" w:eastAsia="Times New Roman" w:hAnsi="Times New Roman" w:cs="Times New Roman"/>
-          <w:sz w:val="28"/>
-          <w:szCs w:val="28"/>
-          <w:lang w:val="en-US" w:bidi="ar-SA"/>
-        </w:rPr>
-        <w:t xml:space="preserve"> municipality of </w:t>
-      </w:r>
-      <w:proofErr w:type="spellStart"/>
-      <w:r>
-        <w:rPr>
-          <w:rFonts w:ascii="Times New Roman" w:eastAsia="Times New Roman" w:hAnsi="Times New Roman" w:cs="Times New Roman"/>
-          <w:sz w:val="28"/>
-          <w:szCs w:val="28"/>
-          <w:lang w:val="en-US" w:bidi="ar-SA"/>
-        </w:rPr>
-        <w:t>Dhankuta</w:t>
-      </w:r>
-      <w:proofErr w:type="spellEnd"/>
-      <w:r>
-        <w:rPr>
-          <w:rFonts w:ascii="Times New Roman" w:eastAsia="Times New Roman" w:hAnsi="Times New Roman" w:cs="Times New Roman"/>
-          <w:sz w:val="28"/>
-          <w:szCs w:val="28"/>
-          <w:lang w:val="en-US" w:bidi="ar-SA"/>
-        </w:rPr>
-        <w:t xml:space="preserve"> district. She is the first child of father Krishna Bahadur Ghimire and mother Aasha Devi Ghimire. Jhamak Ghimire was born with cerebral palsy. Her ignorant parents tried to cure her with the help of witch doctors and astrologers.</w:t>
+        <w:t>Jhamak Kumari Ghimire is a Nepali poet and writer. She is known by her literary nick name Jhamak Ghimire. She is Nepal's equal to Helen Keller as both of them suffered from severe physical disability. Jhamak Ghimire was born on July 6, 1980 (Ashadh 21, 2037 B.S) in the village of Kochide in Dhankuta municipality of Dhankuta district. She is the first child of father Krishna Bahadur Ghimire and mother Aasha Devi Ghimire. Jhamak Ghimire was born with cerebral palsy. Her ignorant parents tried to cure her with the help of witch doctors and astrologers.</w:t>
       </w:r>
     </w:p>
     <w:p>
@@ -768,25 +668,14 @@
           <w:lang w:val="en-US" w:bidi="ar-SA"/>
         </w:rPr>
       </w:pPr>
-      <w:proofErr w:type="spellStart"/>
-      <w:r>
-        <w:rPr>
-          <w:rFonts w:ascii="Times New Roman" w:eastAsia="Times New Roman" w:hAnsi="Times New Roman" w:cs="Times New Roman"/>
-          <w:sz w:val="28"/>
-          <w:szCs w:val="28"/>
-          <w:lang w:val="en-US" w:bidi="ar-SA"/>
-        </w:rPr>
-        <w:t>i</w:t>
-      </w:r>
-      <w:proofErr w:type="spellEnd"/>
-      <w:r>
-        <w:rPr>
-          <w:rFonts w:ascii="Times New Roman" w:eastAsia="Times New Roman" w:hAnsi="Times New Roman" w:cs="Times New Roman"/>
-          <w:sz w:val="28"/>
-          <w:szCs w:val="28"/>
-          <w:lang w:val="en-US" w:bidi="ar-SA"/>
-        </w:rPr>
-        <w:t>) Jhamak Ghimire is a Nepali writer</w:t>
+      <w:r>
+        <w:rPr>
+          <w:rFonts w:ascii="Times New Roman" w:eastAsia="Times New Roman" w:hAnsi="Times New Roman" w:cs="Times New Roman"/>
+          <w:sz w:val="28"/>
+          <w:szCs w:val="28"/>
+          <w:lang w:val="en-US" w:bidi="ar-SA"/>
+        </w:rPr>
+        <w:t>i) Jhamak Ghimire is a Nepali writer</w:t>
       </w:r>
     </w:p>
     <w:p>
@@ -874,27 +763,7 @@
           <w:szCs w:val="28"/>
           <w:lang w:val="en-US" w:bidi="ar-SA"/>
         </w:rPr>
-        <w:t xml:space="preserve">v) Her </w:t>
-      </w:r>
-      <w:proofErr w:type="gramStart"/>
-      <w:r>
-        <w:rPr>
-          <w:rFonts w:ascii="Times New Roman" w:eastAsia="Times New Roman" w:hAnsi="Times New Roman" w:cs="Times New Roman"/>
-          <w:sz w:val="28"/>
-          <w:szCs w:val="28"/>
-          <w:lang w:val="en-US" w:bidi="ar-SA"/>
-        </w:rPr>
-        <w:t>mother</w:t>
-      </w:r>
-      <w:proofErr w:type="gramEnd"/>
-      <w:r>
-        <w:rPr>
-          <w:rFonts w:ascii="Times New Roman" w:eastAsia="Times New Roman" w:hAnsi="Times New Roman" w:cs="Times New Roman"/>
-          <w:sz w:val="28"/>
-          <w:szCs w:val="28"/>
-          <w:lang w:val="en-US" w:bidi="ar-SA"/>
-        </w:rPr>
-        <w:t xml:space="preserve"> name is Aasha Devi Ghimire.</w:t>
+        <w:t>v) Her mother name is Aasha Devi Ghimire.</w:t>
       </w:r>
     </w:p>
     <w:p>
@@ -951,27 +820,7 @@
           <w:szCs w:val="28"/>
           <w:lang w:val="en-US" w:bidi="ar-SA"/>
         </w:rPr>
-        <w:t xml:space="preserve">Once there lived a farmer in Arabia. His name was Amin. He lost all his crops due to a drought and became poor. </w:t>
-      </w:r>
-      <w:proofErr w:type="gramStart"/>
-      <w:r>
-        <w:rPr>
-          <w:rFonts w:ascii="Times New Roman" w:eastAsia="Times New Roman" w:hAnsi="Times New Roman" w:cs="Times New Roman"/>
-          <w:sz w:val="28"/>
-          <w:szCs w:val="28"/>
-          <w:lang w:val="en-US" w:bidi="ar-SA"/>
-        </w:rPr>
-        <w:t>So</w:t>
-      </w:r>
-      <w:proofErr w:type="gramEnd"/>
-      <w:r>
-        <w:rPr>
-          <w:rFonts w:ascii="Times New Roman" w:eastAsia="Times New Roman" w:hAnsi="Times New Roman" w:cs="Times New Roman"/>
-          <w:sz w:val="28"/>
-          <w:szCs w:val="28"/>
-          <w:lang w:val="en-US" w:bidi="ar-SA"/>
-        </w:rPr>
-        <w:t xml:space="preserve"> he asked a trader to lend him a dozen boiled eggs. The next day he set off on his donkey to seek his fortune. After seven years, Amin came back to his native village as a rich man. He rode a fine black horse and had many camels carrying gold and silver.</w:t>
+        <w:t>Once there lived a farmer in Arabia. His name was Amin. He lost all his crops due to a drought and became poor. So he asked a trader to lend him a dozen boiled eggs. The next day he set off on his donkey to seek his fortune. After seven years, Amin came back to his native village as a rich man. He rode a fine black horse and had many camels carrying gold and silver.</w:t>
       </w:r>
     </w:p>
     <w:p>
@@ -1029,45 +878,14 @@
           <w:lang w:val="en-US" w:bidi="ar-SA"/>
         </w:rPr>
       </w:pPr>
-      <w:proofErr w:type="spellStart"/>
-      <w:r>
-        <w:rPr>
-          <w:rFonts w:ascii="Times New Roman" w:eastAsia="Times New Roman" w:hAnsi="Times New Roman" w:cs="Times New Roman"/>
-          <w:sz w:val="28"/>
-          <w:szCs w:val="28"/>
-          <w:lang w:val="en-US" w:bidi="ar-SA"/>
-        </w:rPr>
-        <w:t>i</w:t>
-      </w:r>
-      <w:proofErr w:type="spellEnd"/>
-      <w:r>
-        <w:rPr>
-          <w:rFonts w:ascii="Times New Roman" w:eastAsia="Times New Roman" w:hAnsi="Times New Roman" w:cs="Times New Roman"/>
-          <w:sz w:val="28"/>
-          <w:szCs w:val="28"/>
-          <w:lang w:val="en-US" w:bidi="ar-SA"/>
-        </w:rPr>
-        <w:t>) Once there lived……</w:t>
-      </w:r>
-      <w:proofErr w:type="gramStart"/>
-      <w:r>
-        <w:rPr>
-          <w:rFonts w:ascii="Times New Roman" w:eastAsia="Times New Roman" w:hAnsi="Times New Roman" w:cs="Times New Roman"/>
-          <w:sz w:val="28"/>
-          <w:szCs w:val="28"/>
-          <w:lang w:val="en-US" w:bidi="ar-SA"/>
-        </w:rPr>
-        <w:t>…..</w:t>
-      </w:r>
-      <w:proofErr w:type="gramEnd"/>
-      <w:r>
-        <w:rPr>
-          <w:rFonts w:ascii="Times New Roman" w:eastAsia="Times New Roman" w:hAnsi="Times New Roman" w:cs="Times New Roman"/>
-          <w:sz w:val="28"/>
-          <w:szCs w:val="28"/>
-          <w:lang w:val="en-US" w:bidi="ar-SA"/>
-        </w:rPr>
-        <w:t xml:space="preserve"> in Arabia.</w:t>
+      <w:r>
+        <w:rPr>
+          <w:rFonts w:ascii="Times New Roman" w:eastAsia="Times New Roman" w:hAnsi="Times New Roman" w:cs="Times New Roman"/>
+          <w:sz w:val="28"/>
+          <w:szCs w:val="28"/>
+          <w:lang w:val="en-US" w:bidi="ar-SA"/>
+        </w:rPr>
+        <w:t>i) Once there lived……….. in Arabia.</w:t>
       </w:r>
     </w:p>
     <w:p>
@@ -1133,52 +951,30 @@
           <w:szCs w:val="28"/>
           <w:lang w:val="en-US" w:bidi="ar-SA"/>
         </w:rPr>
-        <w:t>iv) He rode a fine ……</w:t>
-      </w:r>
-      <w:proofErr w:type="gramStart"/>
-      <w:r>
-        <w:rPr>
-          <w:rFonts w:ascii="Times New Roman" w:eastAsia="Times New Roman" w:hAnsi="Times New Roman" w:cs="Times New Roman"/>
-          <w:sz w:val="28"/>
-          <w:szCs w:val="28"/>
-          <w:lang w:val="en-US" w:bidi="ar-SA"/>
-        </w:rPr>
-        <w:t>…..</w:t>
-      </w:r>
-      <w:proofErr w:type="gramEnd"/>
-    </w:p>
-    <w:p>
-      <w:pPr>
-        <w:spacing w:after="0" w:line="240" w:lineRule="auto"/>
-        <w:ind w:left="288"/>
-        <w:jc w:val="both"/>
-        <w:rPr>
-          <w:rFonts w:ascii="Times New Roman" w:eastAsia="Times New Roman" w:hAnsi="Times New Roman" w:cs="Times New Roman"/>
-          <w:sz w:val="28"/>
-          <w:szCs w:val="28"/>
-          <w:lang w:val="en-US" w:bidi="ar-SA"/>
-        </w:rPr>
-      </w:pPr>
-      <w:r>
-        <w:rPr>
-          <w:rFonts w:ascii="Times New Roman" w:eastAsia="Times New Roman" w:hAnsi="Times New Roman" w:cs="Times New Roman"/>
-          <w:sz w:val="28"/>
-          <w:szCs w:val="28"/>
-          <w:lang w:val="en-US" w:bidi="ar-SA"/>
-        </w:rPr>
-        <w:t>v) He lost all his crops due to …………</w:t>
-      </w:r>
-      <w:proofErr w:type="gramStart"/>
-      <w:r>
-        <w:rPr>
-          <w:rFonts w:ascii="Times New Roman" w:eastAsia="Times New Roman" w:hAnsi="Times New Roman" w:cs="Times New Roman"/>
-          <w:sz w:val="28"/>
-          <w:szCs w:val="28"/>
-          <w:lang w:val="en-US" w:bidi="ar-SA"/>
-        </w:rPr>
-        <w:t>…..</w:t>
-      </w:r>
-      <w:proofErr w:type="gramEnd"/>
+        <w:t>iv) He rode a fine ………..</w:t>
+      </w:r>
+    </w:p>
+    <w:p>
+      <w:pPr>
+        <w:spacing w:after="0" w:line="240" w:lineRule="auto"/>
+        <w:ind w:left="288"/>
+        <w:jc w:val="both"/>
+        <w:rPr>
+          <w:rFonts w:ascii="Times New Roman" w:eastAsia="Times New Roman" w:hAnsi="Times New Roman" w:cs="Times New Roman"/>
+          <w:sz w:val="28"/>
+          <w:szCs w:val="28"/>
+          <w:lang w:val="en-US" w:bidi="ar-SA"/>
+        </w:rPr>
+      </w:pPr>
+      <w:r>
+        <w:rPr>
+          <w:rFonts w:ascii="Times New Roman" w:eastAsia="Times New Roman" w:hAnsi="Times New Roman" w:cs="Times New Roman"/>
+          <w:sz w:val="28"/>
+          <w:szCs w:val="28"/>
+          <w:lang w:val="en-US" w:bidi="ar-SA"/>
+        </w:rPr>
+        <w:t>v) He lost all his crops due to ……………..</w:t>
+      </w:r>
     </w:p>
     <w:p>
       <w:pPr>
@@ -1254,27 +1050,7 @@
           <w:szCs w:val="28"/>
           <w:lang w:val="en-US" w:bidi="ar-SA"/>
         </w:rPr>
-        <w:t xml:space="preserve">My tenth birthday was one of the most memorable days in my life. That day there was a grand party to celebrate my birthday. The party was arranged by my maternal uncle who lives in Bombay. My maternal aunt came one week before the party, and she bought everything for the party. She decorated my room with balloons and many </w:t>
-      </w:r>
-      <w:proofErr w:type="spellStart"/>
-      <w:r>
-        <w:rPr>
-          <w:rFonts w:ascii="Times New Roman" w:eastAsia="Times New Roman" w:hAnsi="Times New Roman" w:cs="Times New Roman"/>
-          <w:sz w:val="28"/>
-          <w:szCs w:val="28"/>
-          <w:lang w:val="en-US" w:bidi="ar-SA"/>
-        </w:rPr>
-        <w:t>colourful</w:t>
-      </w:r>
-      <w:proofErr w:type="spellEnd"/>
-      <w:r>
-        <w:rPr>
-          <w:rFonts w:ascii="Times New Roman" w:eastAsia="Times New Roman" w:hAnsi="Times New Roman" w:cs="Times New Roman"/>
-          <w:sz w:val="28"/>
-          <w:szCs w:val="28"/>
-          <w:lang w:val="en-US" w:bidi="ar-SA"/>
-        </w:rPr>
-        <w:t xml:space="preserve"> lights. She made the cake herself for my birthday. It was the most delicious cake I have ever tasted. When I asked her, "When will Mama come?" She replied, "He will come when the party starts. There is a big surprise for you." I was so excited. At the time of blowing the candles, Mama came. And with him came a very famous person. He was my best film actor with whom I ever want to meet, Salman Khan. I still remember the kiss on my forehead that he gave me while wishing me a happy birthday. He said, "Happy Birthday Kanchan!"</w:t>
+        <w:t>My tenth birthday was one of the most memorable days in my life. That day there was a grand party to celebrate my birthday. The party was arranged by my maternal uncle who lives in Bombay. My maternal aunt came one week before the party, and she bought everything for the party. She decorated my room with balloons and many colourful lights. She made the cake herself for my birthday. It was the most delicious cake I have ever tasted. When I asked her, "When will Mama come?" She replied, "He will come when the party starts. There is a big surprise for you." I was so excited. At the time of blowing the candles, Mama came. And with him came a very famous person. He was my best film actor with whom I ever want to meet, Salman Khan. I still remember the kiss on my forehead that he gave me while wishing me a happy birthday. He said, "Happy Birthday Kanchan!"</w:t>
       </w:r>
     </w:p>
     <w:p>
@@ -1333,6 +1109,86 @@
         </w:rPr>
         <w:t>Match the words in column A with their meanings in column B:</w:t>
       </w:r>
+      <w:r>
+        <w:rPr>
+          <w:rFonts w:ascii="Times New Roman" w:eastAsia="Times New Roman" w:hAnsi="Times New Roman" w:cs="Times New Roman"/>
+          <w:b/>
+          <w:sz w:val="28"/>
+          <w:szCs w:val="28"/>
+          <w:lang w:val="en-US" w:bidi="ar-SA"/>
+        </w:rPr>
+        <w:tab/>
+      </w:r>
+      <w:r>
+        <w:rPr>
+          <w:rFonts w:ascii="Times New Roman" w:eastAsia="Times New Roman" w:hAnsi="Times New Roman" w:cs="Times New Roman"/>
+          <w:b/>
+          <w:sz w:val="28"/>
+          <w:szCs w:val="28"/>
+          <w:lang w:val="en-US" w:bidi="ar-SA"/>
+        </w:rPr>
+        <w:tab/>
+      </w:r>
+      <w:r>
+        <w:rPr>
+          <w:rFonts w:ascii="Times New Roman" w:eastAsia="Times New Roman" w:hAnsi="Times New Roman" w:cs="Times New Roman"/>
+          <w:b/>
+          <w:sz w:val="28"/>
+          <w:szCs w:val="28"/>
+          <w:lang w:val="en-US" w:bidi="ar-SA"/>
+        </w:rPr>
+        <w:tab/>
+      </w:r>
+      <w:r>
+        <w:rPr>
+          <w:rFonts w:ascii="Times New Roman" w:eastAsia="Times New Roman" w:hAnsi="Times New Roman" w:cs="Times New Roman"/>
+          <w:b/>
+          <w:sz w:val="28"/>
+          <w:szCs w:val="28"/>
+          <w:lang w:val="en-US" w:bidi="ar-SA"/>
+        </w:rPr>
+        <w:tab/>
+      </w:r>
+      <w:r>
+        <w:rPr>
+          <w:rFonts w:ascii="Times New Roman" w:eastAsia="Times New Roman" w:hAnsi="Times New Roman" w:cs="Times New Roman"/>
+          <w:b/>
+          <w:sz w:val="28"/>
+          <w:szCs w:val="28"/>
+          <w:lang w:val="en-US" w:bidi="ar-SA"/>
+        </w:rPr>
+        <w:tab/>
+      </w:r>
+      <w:r>
+        <w:rPr>
+          <w:rFonts w:ascii="Times New Roman" w:eastAsia="Times New Roman" w:hAnsi="Times New Roman" w:cs="Times New Roman"/>
+          <w:b/>
+          <w:sz w:val="28"/>
+          <w:szCs w:val="28"/>
+          <w:lang w:val="en-US" w:bidi="ar-SA"/>
+        </w:rPr>
+        <w:tab/>
+      </w:r>
+      <w:r>
+        <w:rPr>
+          <w:rFonts w:ascii="Times New Roman" w:eastAsia="Times New Roman" w:hAnsi="Times New Roman" w:cs="Times New Roman"/>
+          <w:b/>
+          <w:sz w:val="28"/>
+          <w:szCs w:val="28"/>
+          <w:lang w:val="en-US" w:bidi="ar-SA"/>
+        </w:rPr>
+        <w:t>(5×1=5)</w:t>
+      </w:r>
+      <w:r>
+        <w:rPr>
+          <w:rFonts w:ascii="Times New Roman" w:eastAsia="Times New Roman" w:hAnsi="Times New Roman" w:cs="Times New Roman"/>
+          <w:b/>
+          <w:sz w:val="28"/>
+          <w:szCs w:val="28"/>
+          <w:lang w:val="en-US" w:bidi="ar-SA"/>
+        </w:rPr>
+        <w:t> </w:t>
+      </w:r>
     </w:p>
     <w:p>
       <w:pPr>
@@ -1404,25 +1260,14 @@
         </w:rPr>
         <w:t xml:space="preserve"> </w:t>
       </w:r>
-      <w:proofErr w:type="gramStart"/>
-      <w:r>
-        <w:rPr>
-          <w:rFonts w:ascii="Times New Roman" w:eastAsia="Times New Roman" w:hAnsi="Times New Roman" w:cs="Times New Roman"/>
-          <w:sz w:val="28"/>
-          <w:szCs w:val="28"/>
-          <w:lang w:val="en-US" w:bidi="ar-SA"/>
-        </w:rPr>
-        <w:t>celebrate</w:t>
-      </w:r>
-      <w:proofErr w:type="gramEnd"/>
-      <w:r>
-        <w:rPr>
-          <w:rFonts w:ascii="Times New Roman" w:eastAsia="Times New Roman" w:hAnsi="Times New Roman" w:cs="Times New Roman"/>
-          <w:sz w:val="28"/>
-          <w:szCs w:val="28"/>
-          <w:lang w:val="en-US" w:bidi="ar-SA"/>
-        </w:rPr>
-        <w:t> </w:t>
+      <w:r>
+        <w:rPr>
+          <w:rFonts w:ascii="Times New Roman" w:eastAsia="Times New Roman" w:hAnsi="Times New Roman" w:cs="Times New Roman"/>
+          <w:sz w:val="28"/>
+          <w:szCs w:val="28"/>
+          <w:lang w:val="en-US" w:bidi="ar-SA"/>
+        </w:rPr>
+        <w:t>celebrate </w:t>
       </w:r>
       <w:r>
         <w:rPr>
@@ -1442,25 +1287,14 @@
         </w:rPr>
         <w:t xml:space="preserve"> </w:t>
       </w:r>
-      <w:proofErr w:type="spellStart"/>
-      <w:r>
-        <w:rPr>
-          <w:rFonts w:ascii="Times New Roman" w:eastAsia="Times New Roman" w:hAnsi="Times New Roman" w:cs="Times New Roman"/>
-          <w:sz w:val="28"/>
-          <w:szCs w:val="28"/>
-          <w:lang w:val="en-US" w:bidi="ar-SA"/>
-        </w:rPr>
-        <w:t>i</w:t>
-      </w:r>
-      <w:proofErr w:type="spellEnd"/>
-      <w:r>
-        <w:rPr>
-          <w:rFonts w:ascii="Times New Roman" w:eastAsia="Times New Roman" w:hAnsi="Times New Roman" w:cs="Times New Roman"/>
-          <w:sz w:val="28"/>
-          <w:szCs w:val="28"/>
-          <w:lang w:val="en-US" w:bidi="ar-SA"/>
-        </w:rPr>
-        <w:t>. the date when one was born</w:t>
+      <w:r>
+        <w:rPr>
+          <w:rFonts w:ascii="Times New Roman" w:eastAsia="Times New Roman" w:hAnsi="Times New Roman" w:cs="Times New Roman"/>
+          <w:sz w:val="28"/>
+          <w:szCs w:val="28"/>
+          <w:lang w:val="en-US" w:bidi="ar-SA"/>
+        </w:rPr>
+        <w:t>i. the date when one was born</w:t>
       </w:r>
     </w:p>
     <w:p>
@@ -1832,27 +1666,7 @@
           <w:szCs w:val="28"/>
           <w:lang w:val="en-US" w:bidi="ar-SA"/>
         </w:rPr>
-        <w:t xml:space="preserve">Dear Hari! Congratulations! </w:t>
-      </w:r>
-      <w:proofErr w:type="gramStart"/>
-      <w:r>
-        <w:rPr>
-          <w:rFonts w:ascii="Times New Roman" w:eastAsia="Times New Roman" w:hAnsi="Times New Roman" w:cs="Times New Roman"/>
-          <w:sz w:val="28"/>
-          <w:szCs w:val="28"/>
-          <w:lang w:val="en-US" w:bidi="ar-SA"/>
-        </w:rPr>
-        <w:t>Finally</w:t>
-      </w:r>
-      <w:proofErr w:type="gramEnd"/>
-      <w:r>
-        <w:rPr>
-          <w:rFonts w:ascii="Times New Roman" w:eastAsia="Times New Roman" w:hAnsi="Times New Roman" w:cs="Times New Roman"/>
-          <w:sz w:val="28"/>
-          <w:szCs w:val="28"/>
-          <w:lang w:val="en-US" w:bidi="ar-SA"/>
-        </w:rPr>
-        <w:t xml:space="preserve"> you did it. I'm so proud of you on your success. Your luck always shines, I am very happy about your winning, I wish you get more success. Though there were the competent participants in the speech competition, you became the first. I know you were so confident and you spoke logically. I was so happy when you were delivering your speech in the contest. Your self-confidence and fearless spirit made you win the competition. Once again congratulations!</w:t>
+        <w:t>Dear Hari! Congratulations! Finally you did it. I'm so proud of you on your success. Your luck always shines, I am very happy about your winning, I wish you get more success. Though there were the competent participants in the speech competition, you became the first. I know you were so confident and you spoke logically. I was so happy when you were delivering your speech in the contest. Your self-confidence and fearless spirit made you win the competition. Once again congratulations!</w:t>
       </w:r>
     </w:p>
     <w:p>
@@ -1971,25 +1785,14 @@
         </w:rPr>
         <w:t xml:space="preserve">      </w:t>
       </w:r>
-      <w:proofErr w:type="spellStart"/>
-      <w:r>
-        <w:rPr>
-          <w:rFonts w:ascii="Times New Roman" w:eastAsia="Times New Roman" w:hAnsi="Times New Roman" w:cs="Times New Roman"/>
-          <w:sz w:val="28"/>
-          <w:szCs w:val="28"/>
-          <w:lang w:val="en-US" w:bidi="ar-SA"/>
-        </w:rPr>
-        <w:t>i</w:t>
-      </w:r>
-      <w:proofErr w:type="spellEnd"/>
-      <w:r>
-        <w:rPr>
-          <w:rFonts w:ascii="Times New Roman" w:eastAsia="Times New Roman" w:hAnsi="Times New Roman" w:cs="Times New Roman"/>
-          <w:sz w:val="28"/>
-          <w:szCs w:val="28"/>
-          <w:lang w:val="en-US" w:bidi="ar-SA"/>
-        </w:rPr>
-        <w:t>. to the friend</w:t>
+      <w:r>
+        <w:rPr>
+          <w:rFonts w:ascii="Times New Roman" w:eastAsia="Times New Roman" w:hAnsi="Times New Roman" w:cs="Times New Roman"/>
+          <w:sz w:val="28"/>
+          <w:szCs w:val="28"/>
+          <w:lang w:val="en-US" w:bidi="ar-SA"/>
+        </w:rPr>
+        <w:t>i. to the friend</w:t>
       </w:r>
     </w:p>
     <w:p>
@@ -2097,25 +1900,14 @@
         </w:rPr>
         <w:t xml:space="preserve">     </w:t>
       </w:r>
-      <w:proofErr w:type="spellStart"/>
-      <w:r>
-        <w:rPr>
-          <w:rFonts w:ascii="Times New Roman" w:eastAsia="Times New Roman" w:hAnsi="Times New Roman" w:cs="Times New Roman"/>
-          <w:sz w:val="28"/>
-          <w:szCs w:val="28"/>
-          <w:lang w:val="en-US" w:bidi="ar-SA"/>
-        </w:rPr>
-        <w:t>i</w:t>
-      </w:r>
-      <w:proofErr w:type="spellEnd"/>
-      <w:r>
-        <w:rPr>
-          <w:rFonts w:ascii="Times New Roman" w:eastAsia="Times New Roman" w:hAnsi="Times New Roman" w:cs="Times New Roman"/>
-          <w:sz w:val="28"/>
-          <w:szCs w:val="28"/>
-          <w:lang w:val="en-US" w:bidi="ar-SA"/>
-        </w:rPr>
-        <w:t>. Thanking message</w:t>
+      <w:r>
+        <w:rPr>
+          <w:rFonts w:ascii="Times New Roman" w:eastAsia="Times New Roman" w:hAnsi="Times New Roman" w:cs="Times New Roman"/>
+          <w:sz w:val="28"/>
+          <w:szCs w:val="28"/>
+          <w:lang w:val="en-US" w:bidi="ar-SA"/>
+        </w:rPr>
+        <w:t>i. Thanking message</w:t>
       </w:r>
     </w:p>
     <w:p>
@@ -2232,25 +2024,14 @@
         </w:rPr>
         <w:t xml:space="preserve">     </w:t>
       </w:r>
-      <w:proofErr w:type="spellStart"/>
-      <w:r>
-        <w:rPr>
-          <w:rFonts w:ascii="Times New Roman" w:eastAsia="Times New Roman" w:hAnsi="Times New Roman" w:cs="Times New Roman"/>
-          <w:sz w:val="28"/>
-          <w:szCs w:val="28"/>
-          <w:lang w:val="en-US" w:bidi="ar-SA"/>
-        </w:rPr>
-        <w:t>i</w:t>
-      </w:r>
-      <w:proofErr w:type="spellEnd"/>
-      <w:r>
-        <w:rPr>
-          <w:rFonts w:ascii="Times New Roman" w:eastAsia="Times New Roman" w:hAnsi="Times New Roman" w:cs="Times New Roman"/>
-          <w:sz w:val="28"/>
-          <w:szCs w:val="28"/>
-          <w:lang w:val="en-US" w:bidi="ar-SA"/>
-        </w:rPr>
-        <w:t>. fearless</w:t>
+      <w:r>
+        <w:rPr>
+          <w:rFonts w:ascii="Times New Roman" w:eastAsia="Times New Roman" w:hAnsi="Times New Roman" w:cs="Times New Roman"/>
+          <w:sz w:val="28"/>
+          <w:szCs w:val="28"/>
+          <w:lang w:val="en-US" w:bidi="ar-SA"/>
+        </w:rPr>
+        <w:t>i. fearless</w:t>
       </w:r>
     </w:p>
     <w:p>
@@ -2376,25 +2157,14 @@
         </w:rPr>
         <w:t xml:space="preserve">     </w:t>
       </w:r>
-      <w:proofErr w:type="spellStart"/>
-      <w:r>
-        <w:rPr>
-          <w:rFonts w:ascii="Times New Roman" w:eastAsia="Times New Roman" w:hAnsi="Times New Roman" w:cs="Times New Roman"/>
-          <w:sz w:val="28"/>
-          <w:szCs w:val="28"/>
-          <w:lang w:val="en-US" w:bidi="ar-SA"/>
-        </w:rPr>
-        <w:t>i</w:t>
-      </w:r>
-      <w:proofErr w:type="spellEnd"/>
-      <w:r>
-        <w:rPr>
-          <w:rFonts w:ascii="Times New Roman" w:eastAsia="Times New Roman" w:hAnsi="Times New Roman" w:cs="Times New Roman"/>
-          <w:sz w:val="28"/>
-          <w:szCs w:val="28"/>
-          <w:lang w:val="en-US" w:bidi="ar-SA"/>
-        </w:rPr>
-        <w:t>. logically</w:t>
+      <w:r>
+        <w:rPr>
+          <w:rFonts w:ascii="Times New Roman" w:eastAsia="Times New Roman" w:hAnsi="Times New Roman" w:cs="Times New Roman"/>
+          <w:sz w:val="28"/>
+          <w:szCs w:val="28"/>
+          <w:lang w:val="en-US" w:bidi="ar-SA"/>
+        </w:rPr>
+        <w:t>i. logically</w:t>
       </w:r>
     </w:p>
     <w:p>
@@ -2500,27 +2270,47 @@
           <w:szCs w:val="28"/>
           <w:lang w:val="en-US" w:bidi="ar-SA"/>
         </w:rPr>
+        <w:t xml:space="preserve">     i</w:t>
+      </w:r>
+      <w:r>
+        <w:rPr>
+          <w:rFonts w:ascii="Times New Roman" w:eastAsia="Times New Roman" w:hAnsi="Times New Roman" w:cs="Times New Roman"/>
+          <w:sz w:val="28"/>
+          <w:szCs w:val="28"/>
+          <w:lang w:val="en-US" w:bidi="ar-SA"/>
+        </w:rPr>
+        <w:t>. self-confidence</w:t>
+      </w:r>
+    </w:p>
+    <w:p>
+      <w:pPr>
+        <w:spacing w:after="0" w:line="240" w:lineRule="auto"/>
+        <w:ind w:left="288"/>
+        <w:jc w:val="both"/>
+        <w:rPr>
+          <w:rFonts w:ascii="Times New Roman" w:eastAsia="Times New Roman" w:hAnsi="Times New Roman" w:cs="Times New Roman"/>
+          <w:sz w:val="28"/>
+          <w:szCs w:val="28"/>
+          <w:lang w:val="en-US" w:bidi="ar-SA"/>
+        </w:rPr>
+      </w:pPr>
+      <w:r>
+        <w:rPr>
+          <w:rFonts w:ascii="Times New Roman" w:eastAsia="Times New Roman" w:hAnsi="Times New Roman" w:cs="Times New Roman"/>
+          <w:sz w:val="28"/>
+          <w:szCs w:val="28"/>
+          <w:lang w:val="en-US" w:bidi="ar-SA"/>
+        </w:rPr>
         <w:t xml:space="preserve">     </w:t>
       </w:r>
-      <w:proofErr w:type="spellStart"/>
-      <w:r>
-        <w:rPr>
-          <w:rFonts w:ascii="Times New Roman" w:eastAsia="Times New Roman" w:hAnsi="Times New Roman" w:cs="Times New Roman"/>
-          <w:sz w:val="28"/>
-          <w:szCs w:val="28"/>
-          <w:lang w:val="en-US" w:bidi="ar-SA"/>
-        </w:rPr>
-        <w:t>i</w:t>
-      </w:r>
-      <w:proofErr w:type="spellEnd"/>
-      <w:r>
-        <w:rPr>
-          <w:rFonts w:ascii="Times New Roman" w:eastAsia="Times New Roman" w:hAnsi="Times New Roman" w:cs="Times New Roman"/>
-          <w:sz w:val="28"/>
-          <w:szCs w:val="28"/>
-          <w:lang w:val="en-US" w:bidi="ar-SA"/>
-        </w:rPr>
-        <w:t>. self-confidence</w:t>
+      <w:r>
+        <w:rPr>
+          <w:rFonts w:ascii="Times New Roman" w:eastAsia="Times New Roman" w:hAnsi="Times New Roman" w:cs="Times New Roman"/>
+          <w:sz w:val="28"/>
+          <w:szCs w:val="28"/>
+          <w:lang w:val="en-US" w:bidi="ar-SA"/>
+        </w:rPr>
+        <w:t>ii. fearless spirit</w:t>
       </w:r>
     </w:p>
     <w:p>
@@ -2551,58 +2341,7 @@
           <w:szCs w:val="28"/>
           <w:lang w:val="en-US" w:bidi="ar-SA"/>
         </w:rPr>
-        <w:t>ii. fearless spirit</w:t>
-      </w:r>
-    </w:p>
-    <w:p>
-      <w:pPr>
-        <w:spacing w:after="0" w:line="240" w:lineRule="auto"/>
-        <w:ind w:left="288"/>
-        <w:jc w:val="both"/>
-        <w:rPr>
-          <w:rFonts w:ascii="Times New Roman" w:eastAsia="Times New Roman" w:hAnsi="Times New Roman" w:cs="Times New Roman"/>
-          <w:sz w:val="28"/>
-          <w:szCs w:val="28"/>
-          <w:lang w:val="en-US" w:bidi="ar-SA"/>
-        </w:rPr>
-      </w:pPr>
-      <w:r>
-        <w:rPr>
-          <w:rFonts w:ascii="Times New Roman" w:eastAsia="Times New Roman" w:hAnsi="Times New Roman" w:cs="Times New Roman"/>
-          <w:sz w:val="28"/>
-          <w:szCs w:val="28"/>
-          <w:lang w:val="en-US" w:bidi="ar-SA"/>
-        </w:rPr>
-        <w:t xml:space="preserve">     </w:t>
-      </w:r>
-      <w:r>
-        <w:rPr>
-          <w:rFonts w:ascii="Times New Roman" w:eastAsia="Times New Roman" w:hAnsi="Times New Roman" w:cs="Times New Roman"/>
-          <w:sz w:val="28"/>
-          <w:szCs w:val="28"/>
-          <w:lang w:val="en-US" w:bidi="ar-SA"/>
-        </w:rPr>
-        <w:t>iii. both (</w:t>
-      </w:r>
-      <w:proofErr w:type="spellStart"/>
-      <w:r>
-        <w:rPr>
-          <w:rFonts w:ascii="Times New Roman" w:eastAsia="Times New Roman" w:hAnsi="Times New Roman" w:cs="Times New Roman"/>
-          <w:sz w:val="28"/>
-          <w:szCs w:val="28"/>
-          <w:lang w:val="en-US" w:bidi="ar-SA"/>
-        </w:rPr>
-        <w:t>i</w:t>
-      </w:r>
-      <w:proofErr w:type="spellEnd"/>
-      <w:r>
-        <w:rPr>
-          <w:rFonts w:ascii="Times New Roman" w:eastAsia="Times New Roman" w:hAnsi="Times New Roman" w:cs="Times New Roman"/>
-          <w:sz w:val="28"/>
-          <w:szCs w:val="28"/>
-          <w:lang w:val="en-US" w:bidi="ar-SA"/>
-        </w:rPr>
-        <w:t>) and (ii)</w:t>
+        <w:t>iii. both (i) and (ii)</w:t>
       </w:r>
     </w:p>
     <w:p>
@@ -2713,330 +2452,369 @@
           <w:szCs w:val="28"/>
           <w:lang w:val="en-US" w:bidi="ar-SA"/>
         </w:rPr>
-        <w:t xml:space="preserve">my name is </w:t>
-      </w:r>
-      <w:proofErr w:type="spellStart"/>
-      <w:r>
-        <w:rPr>
-          <w:rFonts w:ascii="Times New Roman" w:eastAsia="Times New Roman" w:hAnsi="Times New Roman" w:cs="Times New Roman"/>
-          <w:sz w:val="28"/>
-          <w:szCs w:val="28"/>
-          <w:lang w:val="en-US" w:bidi="ar-SA"/>
-        </w:rPr>
-        <w:t>lalit</w:t>
-      </w:r>
-      <w:proofErr w:type="spellEnd"/>
-      <w:r>
-        <w:rPr>
-          <w:rFonts w:ascii="Times New Roman" w:eastAsia="Times New Roman" w:hAnsi="Times New Roman" w:cs="Times New Roman"/>
+        <w:t>my name is lalit saud . i am from achham. it lies in far west province </w:t>
+      </w:r>
+    </w:p>
+    <w:p>
+      <w:pPr>
+        <w:spacing w:after="0" w:line="240" w:lineRule="auto"/>
+        <w:jc w:val="both"/>
+        <w:rPr>
+          <w:rFonts w:ascii="Times New Roman" w:eastAsia="Times New Roman" w:hAnsi="Times New Roman" w:cs="Times New Roman"/>
+          <w:sz w:val="28"/>
+          <w:szCs w:val="28"/>
+          <w:lang w:val="en-US" w:bidi="ar-SA"/>
+        </w:rPr>
+      </w:pPr>
+    </w:p>
+    <w:p>
+      <w:pPr>
+        <w:spacing w:after="0" w:line="240" w:lineRule="auto"/>
+        <w:jc w:val="both"/>
+        <w:rPr>
+          <w:rFonts w:ascii="Times New Roman" w:eastAsia="Times New Roman" w:hAnsi="Times New Roman" w:cs="Times New Roman"/>
+          <w:b/>
+          <w:sz w:val="28"/>
+          <w:szCs w:val="28"/>
+          <w:lang w:val="en-US" w:bidi="ar-SA"/>
+        </w:rPr>
+      </w:pPr>
+      <w:r>
+        <w:rPr>
+          <w:rFonts w:ascii="Times New Roman" w:eastAsia="Times New Roman" w:hAnsi="Times New Roman" w:cs="Times New Roman"/>
+          <w:b/>
+          <w:sz w:val="28"/>
+          <w:szCs w:val="28"/>
+          <w:lang w:val="en-US" w:bidi="ar-SA"/>
+        </w:rPr>
+        <w:t>6</w:t>
+      </w:r>
+      <w:r>
+        <w:rPr>
+          <w:rFonts w:ascii="Times New Roman" w:eastAsia="Times New Roman" w:hAnsi="Times New Roman" w:cs="Times New Roman"/>
+          <w:b/>
+          <w:sz w:val="28"/>
+          <w:szCs w:val="28"/>
+          <w:lang w:val="en-US" w:bidi="ar-SA"/>
+        </w:rPr>
+        <w:t>)</w:t>
+      </w:r>
+      <w:r>
+        <w:rPr>
+          <w:rFonts w:ascii="Times New Roman" w:eastAsia="Times New Roman" w:hAnsi="Times New Roman" w:cs="Times New Roman"/>
+          <w:b/>
+          <w:sz w:val="28"/>
+          <w:szCs w:val="28"/>
+          <w:lang w:val="en-US" w:bidi="ar-SA"/>
+        </w:rPr>
+        <w:t xml:space="preserve"> Make</w:t>
+      </w:r>
+      <w:r>
+        <w:rPr>
+          <w:rFonts w:ascii="Times New Roman" w:eastAsia="Times New Roman" w:hAnsi="Times New Roman" w:cs="Times New Roman"/>
+          <w:b/>
           <w:sz w:val="28"/>
           <w:szCs w:val="28"/>
           <w:lang w:val="en-US" w:bidi="ar-SA"/>
         </w:rPr>
         <w:t xml:space="preserve"> </w:t>
       </w:r>
-      <w:proofErr w:type="spellStart"/>
-      <w:proofErr w:type="gramStart"/>
-      <w:r>
-        <w:rPr>
-          <w:rFonts w:ascii="Times New Roman" w:eastAsia="Times New Roman" w:hAnsi="Times New Roman" w:cs="Times New Roman"/>
-          <w:sz w:val="28"/>
-          <w:szCs w:val="28"/>
-          <w:lang w:val="en-US" w:bidi="ar-SA"/>
-        </w:rPr>
-        <w:t>saud</w:t>
-      </w:r>
-      <w:proofErr w:type="spellEnd"/>
-      <w:r>
-        <w:rPr>
-          <w:rFonts w:ascii="Times New Roman" w:eastAsia="Times New Roman" w:hAnsi="Times New Roman" w:cs="Times New Roman"/>
-          <w:sz w:val="28"/>
-          <w:szCs w:val="28"/>
-          <w:lang w:val="en-US" w:bidi="ar-SA"/>
-        </w:rPr>
-        <w:t xml:space="preserve"> .</w:t>
-      </w:r>
-      <w:proofErr w:type="gramEnd"/>
-      <w:r>
-        <w:rPr>
-          <w:rFonts w:ascii="Times New Roman" w:eastAsia="Times New Roman" w:hAnsi="Times New Roman" w:cs="Times New Roman"/>
+      <w:r>
+        <w:rPr>
+          <w:rFonts w:ascii="Times New Roman" w:eastAsia="Times New Roman" w:hAnsi="Times New Roman" w:cs="Times New Roman"/>
+          <w:b/>
+          <w:sz w:val="28"/>
+          <w:szCs w:val="28"/>
+          <w:lang w:val="en-US" w:bidi="ar-SA"/>
+        </w:rPr>
+        <w:t>sentence</w:t>
+      </w:r>
+      <w:r>
+        <w:rPr>
+          <w:rFonts w:ascii="Times New Roman" w:eastAsia="Times New Roman" w:hAnsi="Times New Roman" w:cs="Times New Roman"/>
+          <w:b/>
+          <w:sz w:val="28"/>
+          <w:szCs w:val="28"/>
+          <w:lang w:val="en-US" w:bidi="ar-SA"/>
+        </w:rPr>
+        <w:t>s</w:t>
+      </w:r>
+      <w:r>
+        <w:rPr>
+          <w:rFonts w:ascii="Times New Roman" w:eastAsia="Times New Roman" w:hAnsi="Times New Roman" w:cs="Times New Roman"/>
+          <w:b/>
+          <w:sz w:val="28"/>
+          <w:szCs w:val="28"/>
+          <w:lang w:val="en-US" w:bidi="ar-SA"/>
+        </w:rPr>
+        <w:t xml:space="preserve"> by using the following words.</w:t>
+      </w:r>
+      <w:r>
+        <w:rPr>
+          <w:rFonts w:ascii="Times New Roman" w:eastAsia="Times New Roman" w:hAnsi="Times New Roman" w:cs="Times New Roman"/>
+          <w:b/>
+          <w:sz w:val="28"/>
+          <w:szCs w:val="28"/>
+          <w:lang w:val="en-US" w:bidi="ar-SA"/>
+        </w:rPr>
+        <w:t xml:space="preserve">      (5×1=5)</w:t>
+      </w:r>
+    </w:p>
+    <w:p>
+      <w:pPr>
+        <w:spacing w:after="0" w:line="240" w:lineRule="auto"/>
+        <w:ind w:left="288"/>
+        <w:jc w:val="both"/>
+        <w:rPr>
+          <w:rFonts w:ascii="Times New Roman" w:eastAsia="Times New Roman" w:hAnsi="Times New Roman" w:cs="Times New Roman"/>
+          <w:sz w:val="28"/>
+          <w:szCs w:val="28"/>
+          <w:lang w:val="en-US" w:bidi="ar-SA"/>
+        </w:rPr>
+      </w:pPr>
+      <w:r>
+        <w:rPr>
+          <w:rFonts w:ascii="Times New Roman" w:eastAsia="Times New Roman" w:hAnsi="Times New Roman" w:cs="Times New Roman"/>
+          <w:sz w:val="28"/>
+          <w:szCs w:val="28"/>
+          <w:lang w:val="en-US" w:bidi="ar-SA"/>
+        </w:rPr>
+        <w:t xml:space="preserve">a. </w:t>
+      </w:r>
+      <w:r>
+        <w:rPr>
+          <w:rFonts w:ascii="Times New Roman" w:eastAsia="Times New Roman" w:hAnsi="Times New Roman" w:cs="Times New Roman"/>
+          <w:sz w:val="28"/>
+          <w:szCs w:val="28"/>
+          <w:lang w:val="en-US" w:bidi="ar-SA"/>
+        </w:rPr>
+        <w:t>f</w:t>
+      </w:r>
+      <w:r>
+        <w:rPr>
+          <w:rFonts w:ascii="Times New Roman" w:eastAsia="Times New Roman" w:hAnsi="Times New Roman" w:cs="Times New Roman"/>
+          <w:sz w:val="28"/>
+          <w:szCs w:val="28"/>
+          <w:lang w:val="en-US" w:bidi="ar-SA"/>
+        </w:rPr>
+        <w:t>amous </w:t>
+      </w:r>
+    </w:p>
+    <w:p>
+      <w:pPr>
+        <w:spacing w:after="0" w:line="240" w:lineRule="auto"/>
+        <w:ind w:left="288"/>
+        <w:jc w:val="both"/>
+        <w:rPr>
+          <w:rFonts w:ascii="Times New Roman" w:eastAsia="Times New Roman" w:hAnsi="Times New Roman" w:cs="Times New Roman"/>
+          <w:sz w:val="28"/>
+          <w:szCs w:val="28"/>
+          <w:lang w:val="en-US" w:bidi="ar-SA"/>
+        </w:rPr>
+      </w:pPr>
+      <w:r>
+        <w:rPr>
+          <w:rFonts w:ascii="Times New Roman" w:eastAsia="Times New Roman" w:hAnsi="Times New Roman" w:cs="Times New Roman"/>
+          <w:sz w:val="28"/>
+          <w:szCs w:val="28"/>
+          <w:lang w:val="en-US" w:bidi="ar-SA"/>
+        </w:rPr>
+        <w:t xml:space="preserve">b. </w:t>
+      </w:r>
+      <w:r>
+        <w:rPr>
+          <w:rFonts w:ascii="Times New Roman" w:eastAsia="Times New Roman" w:hAnsi="Times New Roman" w:cs="Times New Roman"/>
+          <w:sz w:val="28"/>
+          <w:szCs w:val="28"/>
+          <w:lang w:val="en-US" w:bidi="ar-SA"/>
+        </w:rPr>
+        <w:t>a</w:t>
+      </w:r>
+      <w:r>
+        <w:rPr>
+          <w:rFonts w:ascii="Times New Roman" w:eastAsia="Times New Roman" w:hAnsi="Times New Roman" w:cs="Times New Roman"/>
+          <w:sz w:val="28"/>
+          <w:szCs w:val="28"/>
+          <w:lang w:val="en-US" w:bidi="ar-SA"/>
+        </w:rPr>
+        <w:t>ttractions </w:t>
+      </w:r>
+    </w:p>
+    <w:p>
+      <w:pPr>
+        <w:spacing w:after="0" w:line="240" w:lineRule="auto"/>
+        <w:ind w:left="288"/>
+        <w:jc w:val="both"/>
+        <w:rPr>
+          <w:rFonts w:ascii="Times New Roman" w:eastAsia="Times New Roman" w:hAnsi="Times New Roman" w:cs="Times New Roman"/>
+          <w:sz w:val="28"/>
+          <w:szCs w:val="28"/>
+          <w:lang w:val="en-US" w:bidi="ar-SA"/>
+        </w:rPr>
+      </w:pPr>
+      <w:r>
+        <w:rPr>
+          <w:rFonts w:ascii="Times New Roman" w:eastAsia="Times New Roman" w:hAnsi="Times New Roman" w:cs="Times New Roman"/>
+          <w:sz w:val="28"/>
+          <w:szCs w:val="28"/>
+          <w:lang w:val="en-US" w:bidi="ar-SA"/>
+        </w:rPr>
+        <w:t xml:space="preserve">c. </w:t>
+      </w:r>
+      <w:r>
+        <w:rPr>
+          <w:rFonts w:ascii="Times New Roman" w:eastAsia="Times New Roman" w:hAnsi="Times New Roman" w:cs="Times New Roman"/>
+          <w:sz w:val="28"/>
+          <w:szCs w:val="28"/>
+          <w:lang w:val="en-US" w:bidi="ar-SA"/>
+        </w:rPr>
+        <w:t>b</w:t>
+      </w:r>
+      <w:r>
+        <w:rPr>
+          <w:rFonts w:ascii="Times New Roman" w:eastAsia="Times New Roman" w:hAnsi="Times New Roman" w:cs="Times New Roman"/>
+          <w:sz w:val="28"/>
+          <w:szCs w:val="28"/>
+          <w:lang w:val="en-US" w:bidi="ar-SA"/>
+        </w:rPr>
+        <w:t>iggest </w:t>
+      </w:r>
+    </w:p>
+    <w:p>
+      <w:pPr>
+        <w:spacing w:after="0" w:line="240" w:lineRule="auto"/>
+        <w:ind w:left="288"/>
+        <w:jc w:val="both"/>
+        <w:rPr>
+          <w:rFonts w:ascii="Times New Roman" w:eastAsia="Times New Roman" w:hAnsi="Times New Roman" w:cs="Times New Roman"/>
+          <w:sz w:val="28"/>
+          <w:szCs w:val="28"/>
+          <w:lang w:val="en-US" w:bidi="ar-SA"/>
+        </w:rPr>
+      </w:pPr>
+      <w:r>
+        <w:rPr>
+          <w:rFonts w:ascii="Times New Roman" w:eastAsia="Times New Roman" w:hAnsi="Times New Roman" w:cs="Times New Roman"/>
+          <w:sz w:val="28"/>
+          <w:szCs w:val="28"/>
+          <w:lang w:val="en-US" w:bidi="ar-SA"/>
+        </w:rPr>
+        <w:t xml:space="preserve">d. </w:t>
+      </w:r>
+      <w:r>
+        <w:rPr>
+          <w:rFonts w:ascii="Times New Roman" w:eastAsia="Times New Roman" w:hAnsi="Times New Roman" w:cs="Times New Roman"/>
+          <w:sz w:val="28"/>
+          <w:szCs w:val="28"/>
+          <w:lang w:val="en-US" w:bidi="ar-SA"/>
+        </w:rPr>
+        <w:t>m</w:t>
+      </w:r>
+      <w:r>
+        <w:rPr>
+          <w:rFonts w:ascii="Times New Roman" w:eastAsia="Times New Roman" w:hAnsi="Times New Roman" w:cs="Times New Roman"/>
+          <w:sz w:val="28"/>
+          <w:szCs w:val="28"/>
+          <w:lang w:val="en-US" w:bidi="ar-SA"/>
+        </w:rPr>
+        <w:t>ountain </w:t>
+      </w:r>
+    </w:p>
+    <w:p>
+      <w:pPr>
+        <w:spacing w:after="0" w:line="240" w:lineRule="auto"/>
+        <w:ind w:left="288"/>
+        <w:jc w:val="both"/>
+        <w:rPr>
+          <w:rFonts w:ascii="Times New Roman" w:eastAsia="Times New Roman" w:hAnsi="Times New Roman" w:cs="Times New Roman"/>
+          <w:sz w:val="28"/>
+          <w:szCs w:val="28"/>
+          <w:lang w:val="en-US" w:bidi="ar-SA"/>
+        </w:rPr>
+      </w:pPr>
+      <w:r>
+        <w:rPr>
+          <w:rFonts w:ascii="Times New Roman" w:eastAsia="Times New Roman" w:hAnsi="Times New Roman" w:cs="Times New Roman"/>
+          <w:sz w:val="28"/>
+          <w:szCs w:val="28"/>
+          <w:lang w:val="en-US" w:bidi="ar-SA"/>
+        </w:rPr>
+        <w:t xml:space="preserve">e. </w:t>
+      </w:r>
+      <w:r>
+        <w:rPr>
+          <w:rFonts w:ascii="Times New Roman" w:eastAsia="Times New Roman" w:hAnsi="Times New Roman" w:cs="Times New Roman"/>
+          <w:sz w:val="28"/>
+          <w:szCs w:val="28"/>
+          <w:lang w:val="en-US" w:bidi="ar-SA"/>
+        </w:rPr>
+        <w:t>b</w:t>
+      </w:r>
+      <w:r>
+        <w:rPr>
+          <w:rFonts w:ascii="Times New Roman" w:eastAsia="Times New Roman" w:hAnsi="Times New Roman" w:cs="Times New Roman"/>
+          <w:sz w:val="28"/>
+          <w:szCs w:val="28"/>
+          <w:lang w:val="en-US" w:bidi="ar-SA"/>
+        </w:rPr>
+        <w:t>etween </w:t>
+      </w:r>
+    </w:p>
+    <w:p>
+      <w:pPr>
+        <w:spacing w:after="0" w:line="240" w:lineRule="auto"/>
+        <w:jc w:val="both"/>
+        <w:rPr>
+          <w:rFonts w:ascii="Times New Roman" w:eastAsia="Times New Roman" w:hAnsi="Times New Roman" w:cs="Times New Roman"/>
+          <w:sz w:val="28"/>
+          <w:szCs w:val="28"/>
+          <w:lang w:val="en-US" w:bidi="ar-SA"/>
+        </w:rPr>
+      </w:pPr>
+    </w:p>
+    <w:p>
+      <w:pPr>
+        <w:spacing w:after="0" w:line="240" w:lineRule="auto"/>
+        <w:ind w:left="270" w:hanging="270"/>
+        <w:jc w:val="both"/>
+        <w:rPr>
+          <w:rFonts w:ascii="Times New Roman" w:eastAsia="Times New Roman" w:hAnsi="Times New Roman" w:cs="Times New Roman"/>
+          <w:b/>
+          <w:sz w:val="28"/>
+          <w:szCs w:val="28"/>
+          <w:lang w:val="en-US" w:bidi="ar-SA"/>
+        </w:rPr>
+      </w:pPr>
+      <w:r>
+        <w:rPr>
+          <w:rFonts w:ascii="Times New Roman" w:eastAsia="Times New Roman" w:hAnsi="Times New Roman" w:cs="Times New Roman"/>
+          <w:b/>
+          <w:sz w:val="28"/>
+          <w:szCs w:val="28"/>
+          <w:lang w:val="en-US" w:bidi="ar-SA"/>
+        </w:rPr>
+        <w:t>7</w:t>
+      </w:r>
+      <w:r>
+        <w:rPr>
+          <w:rFonts w:ascii="Times New Roman" w:eastAsia="Times New Roman" w:hAnsi="Times New Roman" w:cs="Times New Roman"/>
+          <w:b/>
+          <w:sz w:val="28"/>
+          <w:szCs w:val="28"/>
+          <w:lang w:val="en-US" w:bidi="ar-SA"/>
+        </w:rPr>
+        <w:t>)</w:t>
+      </w:r>
+      <w:r>
+        <w:rPr>
+          <w:rFonts w:ascii="Times New Roman" w:eastAsia="Times New Roman" w:hAnsi="Times New Roman" w:cs="Times New Roman"/>
+          <w:b/>
           <w:sz w:val="28"/>
           <w:szCs w:val="28"/>
           <w:lang w:val="en-US" w:bidi="ar-SA"/>
         </w:rPr>
         <w:t xml:space="preserve"> </w:t>
       </w:r>
-      <w:proofErr w:type="spellStart"/>
-      <w:r>
-        <w:rPr>
-          <w:rFonts w:ascii="Times New Roman" w:eastAsia="Times New Roman" w:hAnsi="Times New Roman" w:cs="Times New Roman"/>
-          <w:sz w:val="28"/>
-          <w:szCs w:val="28"/>
-          <w:lang w:val="en-US" w:bidi="ar-SA"/>
-        </w:rPr>
-        <w:t>i</w:t>
-      </w:r>
-      <w:proofErr w:type="spellEnd"/>
-      <w:r>
-        <w:rPr>
-          <w:rFonts w:ascii="Times New Roman" w:eastAsia="Times New Roman" w:hAnsi="Times New Roman" w:cs="Times New Roman"/>
-          <w:sz w:val="28"/>
-          <w:szCs w:val="28"/>
-          <w:lang w:val="en-US" w:bidi="ar-SA"/>
-        </w:rPr>
-        <w:t xml:space="preserve"> am from </w:t>
-      </w:r>
-      <w:proofErr w:type="spellStart"/>
-      <w:r>
-        <w:rPr>
-          <w:rFonts w:ascii="Times New Roman" w:eastAsia="Times New Roman" w:hAnsi="Times New Roman" w:cs="Times New Roman"/>
-          <w:sz w:val="28"/>
-          <w:szCs w:val="28"/>
-          <w:lang w:val="en-US" w:bidi="ar-SA"/>
-        </w:rPr>
-        <w:t>achham</w:t>
-      </w:r>
-      <w:proofErr w:type="spellEnd"/>
-      <w:r>
-        <w:rPr>
-          <w:rFonts w:ascii="Times New Roman" w:eastAsia="Times New Roman" w:hAnsi="Times New Roman" w:cs="Times New Roman"/>
-          <w:sz w:val="28"/>
-          <w:szCs w:val="28"/>
-          <w:lang w:val="en-US" w:bidi="ar-SA"/>
-        </w:rPr>
-        <w:t>. it lies in far west province </w:t>
-      </w:r>
-    </w:p>
-    <w:p>
-      <w:pPr>
-        <w:spacing w:after="0" w:line="240" w:lineRule="auto"/>
-        <w:jc w:val="both"/>
-        <w:rPr>
-          <w:rFonts w:ascii="Times New Roman" w:eastAsia="Times New Roman" w:hAnsi="Times New Roman" w:cs="Times New Roman"/>
-          <w:sz w:val="28"/>
-          <w:szCs w:val="28"/>
-          <w:lang w:val="en-US" w:bidi="ar-SA"/>
-        </w:rPr>
-      </w:pPr>
-    </w:p>
-    <w:p>
-      <w:pPr>
-        <w:spacing w:after="0" w:line="240" w:lineRule="auto"/>
-        <w:jc w:val="both"/>
-        <w:rPr>
-          <w:rFonts w:ascii="Times New Roman" w:eastAsia="Times New Roman" w:hAnsi="Times New Roman" w:cs="Times New Roman"/>
-          <w:b/>
-          <w:sz w:val="28"/>
-          <w:szCs w:val="28"/>
-          <w:lang w:val="en-US" w:bidi="ar-SA"/>
-        </w:rPr>
-      </w:pPr>
-      <w:r>
-        <w:rPr>
-          <w:rFonts w:ascii="Times New Roman" w:eastAsia="Times New Roman" w:hAnsi="Times New Roman" w:cs="Times New Roman"/>
-          <w:b/>
-          <w:sz w:val="28"/>
-          <w:szCs w:val="28"/>
-          <w:lang w:val="en-US" w:bidi="ar-SA"/>
-        </w:rPr>
-        <w:t>6</w:t>
-      </w:r>
-      <w:r>
-        <w:rPr>
-          <w:rFonts w:ascii="Times New Roman" w:eastAsia="Times New Roman" w:hAnsi="Times New Roman" w:cs="Times New Roman"/>
-          <w:b/>
-          <w:sz w:val="28"/>
-          <w:szCs w:val="28"/>
-          <w:lang w:val="en-US" w:bidi="ar-SA"/>
-        </w:rPr>
-        <w:t>)</w:t>
-      </w:r>
-      <w:r>
-        <w:rPr>
-          <w:rFonts w:ascii="Times New Roman" w:eastAsia="Times New Roman" w:hAnsi="Times New Roman" w:cs="Times New Roman"/>
-          <w:b/>
-          <w:sz w:val="28"/>
-          <w:szCs w:val="28"/>
-          <w:lang w:val="en-US" w:bidi="ar-SA"/>
-        </w:rPr>
-        <w:t xml:space="preserve"> Make a sentence by using the following words.</w:t>
-      </w:r>
-      <w:r>
-        <w:rPr>
-          <w:rFonts w:ascii="Times New Roman" w:eastAsia="Times New Roman" w:hAnsi="Times New Roman" w:cs="Times New Roman"/>
-          <w:b/>
-          <w:sz w:val="28"/>
-          <w:szCs w:val="28"/>
-          <w:lang w:val="en-US" w:bidi="ar-SA"/>
-        </w:rPr>
-        <w:t xml:space="preserve">      (5×1=5)</w:t>
-      </w:r>
-    </w:p>
-    <w:p>
-      <w:pPr>
-        <w:spacing w:after="0" w:line="240" w:lineRule="auto"/>
-        <w:ind w:left="288"/>
-        <w:jc w:val="both"/>
-        <w:rPr>
-          <w:rFonts w:ascii="Times New Roman" w:eastAsia="Times New Roman" w:hAnsi="Times New Roman" w:cs="Times New Roman"/>
-          <w:sz w:val="28"/>
-          <w:szCs w:val="28"/>
-          <w:lang w:val="en-US" w:bidi="ar-SA"/>
-        </w:rPr>
-      </w:pPr>
-      <w:r>
-        <w:rPr>
-          <w:rFonts w:ascii="Times New Roman" w:eastAsia="Times New Roman" w:hAnsi="Times New Roman" w:cs="Times New Roman"/>
-          <w:sz w:val="28"/>
-          <w:szCs w:val="28"/>
-          <w:lang w:val="en-US" w:bidi="ar-SA"/>
-        </w:rPr>
-        <w:t>a. Famous </w:t>
-      </w:r>
-    </w:p>
-    <w:p>
-      <w:pPr>
-        <w:spacing w:after="0" w:line="240" w:lineRule="auto"/>
-        <w:ind w:left="288"/>
-        <w:jc w:val="both"/>
-        <w:rPr>
-          <w:rFonts w:ascii="Times New Roman" w:eastAsia="Times New Roman" w:hAnsi="Times New Roman" w:cs="Times New Roman"/>
-          <w:sz w:val="28"/>
-          <w:szCs w:val="28"/>
-          <w:lang w:val="en-US" w:bidi="ar-SA"/>
-        </w:rPr>
-      </w:pPr>
-      <w:r>
-        <w:rPr>
-          <w:rFonts w:ascii="Times New Roman" w:eastAsia="Times New Roman" w:hAnsi="Times New Roman" w:cs="Times New Roman"/>
-          <w:sz w:val="28"/>
-          <w:szCs w:val="28"/>
-          <w:lang w:val="en-US" w:bidi="ar-SA"/>
-        </w:rPr>
-        <w:t>b. Attractions </w:t>
-      </w:r>
-    </w:p>
-    <w:p>
-      <w:pPr>
-        <w:spacing w:after="0" w:line="240" w:lineRule="auto"/>
-        <w:ind w:left="288"/>
-        <w:jc w:val="both"/>
-        <w:rPr>
-          <w:rFonts w:ascii="Times New Roman" w:eastAsia="Times New Roman" w:hAnsi="Times New Roman" w:cs="Times New Roman"/>
-          <w:sz w:val="28"/>
-          <w:szCs w:val="28"/>
-          <w:lang w:val="en-US" w:bidi="ar-SA"/>
-        </w:rPr>
-      </w:pPr>
-      <w:r>
-        <w:rPr>
-          <w:rFonts w:ascii="Times New Roman" w:eastAsia="Times New Roman" w:hAnsi="Times New Roman" w:cs="Times New Roman"/>
-          <w:sz w:val="28"/>
-          <w:szCs w:val="28"/>
-          <w:lang w:val="en-US" w:bidi="ar-SA"/>
-        </w:rPr>
-        <w:t>c. Biggest </w:t>
-      </w:r>
-    </w:p>
-    <w:p>
-      <w:pPr>
-        <w:spacing w:after="0" w:line="240" w:lineRule="auto"/>
-        <w:ind w:left="288"/>
-        <w:jc w:val="both"/>
-        <w:rPr>
-          <w:rFonts w:ascii="Times New Roman" w:eastAsia="Times New Roman" w:hAnsi="Times New Roman" w:cs="Times New Roman"/>
-          <w:sz w:val="28"/>
-          <w:szCs w:val="28"/>
-          <w:lang w:val="en-US" w:bidi="ar-SA"/>
-        </w:rPr>
-      </w:pPr>
-      <w:r>
-        <w:rPr>
-          <w:rFonts w:ascii="Times New Roman" w:eastAsia="Times New Roman" w:hAnsi="Times New Roman" w:cs="Times New Roman"/>
-          <w:sz w:val="28"/>
-          <w:szCs w:val="28"/>
-          <w:lang w:val="en-US" w:bidi="ar-SA"/>
-        </w:rPr>
-        <w:t>d. Mountain </w:t>
-      </w:r>
-    </w:p>
-    <w:p>
-      <w:pPr>
-        <w:spacing w:after="0" w:line="240" w:lineRule="auto"/>
-        <w:ind w:left="288"/>
-        <w:jc w:val="both"/>
-        <w:rPr>
-          <w:rFonts w:ascii="Times New Roman" w:eastAsia="Times New Roman" w:hAnsi="Times New Roman" w:cs="Times New Roman"/>
-          <w:sz w:val="28"/>
-          <w:szCs w:val="28"/>
-          <w:lang w:val="en-US" w:bidi="ar-SA"/>
-        </w:rPr>
-      </w:pPr>
-      <w:r>
-        <w:rPr>
-          <w:rFonts w:ascii="Times New Roman" w:eastAsia="Times New Roman" w:hAnsi="Times New Roman" w:cs="Times New Roman"/>
-          <w:sz w:val="28"/>
-          <w:szCs w:val="28"/>
-          <w:lang w:val="en-US" w:bidi="ar-SA"/>
-        </w:rPr>
-        <w:t>e. Between </w:t>
-      </w:r>
-    </w:p>
-    <w:p>
-      <w:pPr>
-        <w:spacing w:after="0" w:line="240" w:lineRule="auto"/>
-        <w:jc w:val="both"/>
-        <w:rPr>
-          <w:rFonts w:ascii="Times New Roman" w:eastAsia="Times New Roman" w:hAnsi="Times New Roman" w:cs="Times New Roman"/>
-          <w:sz w:val="28"/>
-          <w:szCs w:val="28"/>
-          <w:lang w:val="en-US" w:bidi="ar-SA"/>
-        </w:rPr>
-      </w:pPr>
-    </w:p>
-    <w:p>
-      <w:pPr>
-        <w:spacing w:after="0" w:line="240" w:lineRule="auto"/>
-        <w:ind w:left="270" w:hanging="270"/>
-        <w:jc w:val="both"/>
-        <w:rPr>
-          <w:rFonts w:ascii="Times New Roman" w:eastAsia="Times New Roman" w:hAnsi="Times New Roman" w:cs="Times New Roman"/>
-          <w:b/>
-          <w:sz w:val="28"/>
-          <w:szCs w:val="28"/>
-          <w:lang w:val="en-US" w:bidi="ar-SA"/>
-        </w:rPr>
-      </w:pPr>
-      <w:r>
-        <w:rPr>
-          <w:rFonts w:ascii="Times New Roman" w:eastAsia="Times New Roman" w:hAnsi="Times New Roman" w:cs="Times New Roman"/>
-          <w:b/>
-          <w:sz w:val="28"/>
-          <w:szCs w:val="28"/>
-          <w:lang w:val="en-US" w:bidi="ar-SA"/>
-        </w:rPr>
-        <w:t>7</w:t>
-      </w:r>
-      <w:r>
-        <w:rPr>
-          <w:rFonts w:ascii="Times New Roman" w:eastAsia="Times New Roman" w:hAnsi="Times New Roman" w:cs="Times New Roman"/>
-          <w:b/>
-          <w:sz w:val="28"/>
-          <w:szCs w:val="28"/>
-          <w:lang w:val="en-US" w:bidi="ar-SA"/>
-        </w:rPr>
-        <w:t>)</w:t>
-      </w:r>
-      <w:r>
-        <w:rPr>
-          <w:rFonts w:ascii="Times New Roman" w:eastAsia="Times New Roman" w:hAnsi="Times New Roman" w:cs="Times New Roman"/>
-          <w:b/>
-          <w:sz w:val="28"/>
-          <w:szCs w:val="28"/>
-          <w:lang w:val="en-US" w:bidi="ar-SA"/>
-        </w:rPr>
-        <w:t xml:space="preserve"> </w:t>
-      </w:r>
       <w:r>
         <w:rPr>
           <w:rFonts w:ascii="Times New Roman" w:eastAsia="Times New Roman" w:hAnsi="Times New Roman" w:cs="Times New Roman"/>
@@ -3087,47 +2865,7 @@
           <w:szCs w:val="28"/>
           <w:lang w:val="en-US" w:bidi="ar-SA"/>
         </w:rPr>
-        <w:t xml:space="preserve">A farmer..........three sons........ always </w:t>
-      </w:r>
-      <w:proofErr w:type="spellStart"/>
-      <w:r>
-        <w:rPr>
-          <w:rFonts w:ascii="Times New Roman" w:eastAsia="Times New Roman" w:hAnsi="Times New Roman" w:cs="Times New Roman"/>
-          <w:sz w:val="28"/>
-          <w:szCs w:val="28"/>
-          <w:lang w:val="en-US" w:bidi="ar-SA"/>
-        </w:rPr>
-        <w:t>quarrelled</w:t>
-      </w:r>
-      <w:proofErr w:type="spellEnd"/>
-      <w:r>
-        <w:rPr>
-          <w:rFonts w:ascii="Times New Roman" w:eastAsia="Times New Roman" w:hAnsi="Times New Roman" w:cs="Times New Roman"/>
-          <w:sz w:val="28"/>
-          <w:szCs w:val="28"/>
-          <w:lang w:val="en-US" w:bidi="ar-SA"/>
-        </w:rPr>
-        <w:t xml:space="preserve">.......the farmer became sick </w:t>
-      </w:r>
-      <w:proofErr w:type="gramStart"/>
-      <w:r>
-        <w:rPr>
-          <w:rFonts w:ascii="Times New Roman" w:eastAsia="Times New Roman" w:hAnsi="Times New Roman" w:cs="Times New Roman"/>
-          <w:sz w:val="28"/>
-          <w:szCs w:val="28"/>
-          <w:lang w:val="en-US" w:bidi="ar-SA"/>
-        </w:rPr>
-        <w:t>..................,.</w:t>
-      </w:r>
-      <w:proofErr w:type="gramEnd"/>
-      <w:r>
-        <w:rPr>
-          <w:rFonts w:ascii="Times New Roman" w:eastAsia="Times New Roman" w:hAnsi="Times New Roman" w:cs="Times New Roman"/>
-          <w:sz w:val="28"/>
-          <w:szCs w:val="28"/>
-          <w:lang w:val="en-US" w:bidi="ar-SA"/>
-        </w:rPr>
-        <w:t>called his sons.................</w:t>
+        <w:t>A farmer..........three sons........ always quarrelled.......the farmer became sick ..................,.called his sons.................</w:t>
       </w:r>
       <w:r>
         <w:rPr>

--- a/Received/four/4 English.docx
+++ b/Received/four/4 English.docx
@@ -1168,15 +1168,6 @@
           <w:lang w:val="en-US" w:bidi="ar-SA"/>
         </w:rPr>
         <w:tab/>
-      </w:r>
-      <w:r>
-        <w:rPr>
-          <w:rFonts w:ascii="Times New Roman" w:eastAsia="Times New Roman" w:hAnsi="Times New Roman" w:cs="Times New Roman"/>
-          <w:b/>
-          <w:sz w:val="28"/>
-          <w:szCs w:val="28"/>
-          <w:lang w:val="en-US" w:bidi="ar-SA"/>
-        </w:rPr>
         <w:t>(5×1=5)</w:t>
       </w:r>
       <w:r>
@@ -1624,6 +1615,237 @@
           <w:lang w:val="en-US" w:bidi="ar-SA"/>
         </w:rPr>
         <w:lastRenderedPageBreak/>
+        <w:t xml:space="preserve">B. Answer the following questions. </w:t>
+      </w:r>
+      <w:r>
+        <w:rPr>
+          <w:rFonts w:ascii="Times New Roman" w:eastAsia="Times New Roman" w:hAnsi="Times New Roman" w:cs="Times New Roman"/>
+          <w:b/>
+          <w:sz w:val="28"/>
+          <w:szCs w:val="28"/>
+          <w:lang w:val="en-US" w:bidi="ar-SA"/>
+        </w:rPr>
+        <w:tab/>
+      </w:r>
+      <w:r>
+        <w:rPr>
+          <w:rFonts w:ascii="Times New Roman" w:eastAsia="Times New Roman" w:hAnsi="Times New Roman" w:cs="Times New Roman"/>
+          <w:b/>
+          <w:sz w:val="28"/>
+          <w:szCs w:val="28"/>
+          <w:lang w:val="en-US" w:bidi="ar-SA"/>
+        </w:rPr>
+        <w:tab/>
+      </w:r>
+      <w:r>
+        <w:rPr>
+          <w:rFonts w:ascii="Times New Roman" w:eastAsia="Times New Roman" w:hAnsi="Times New Roman" w:cs="Times New Roman"/>
+          <w:b/>
+          <w:sz w:val="28"/>
+          <w:szCs w:val="28"/>
+          <w:lang w:val="en-US" w:bidi="ar-SA"/>
+        </w:rPr>
+        <w:tab/>
+      </w:r>
+      <w:r>
+        <w:rPr>
+          <w:rFonts w:ascii="Times New Roman" w:eastAsia="Times New Roman" w:hAnsi="Times New Roman" w:cs="Times New Roman"/>
+          <w:b/>
+          <w:sz w:val="28"/>
+          <w:szCs w:val="28"/>
+          <w:lang w:val="en-US" w:bidi="ar-SA"/>
+        </w:rPr>
+        <w:t>(5×1=5)</w:t>
+      </w:r>
+      <w:r>
+        <w:rPr>
+          <w:rFonts w:ascii="Times New Roman" w:eastAsia="Times New Roman" w:hAnsi="Times New Roman" w:cs="Times New Roman"/>
+          <w:b/>
+          <w:sz w:val="28"/>
+          <w:szCs w:val="28"/>
+          <w:lang w:val="en-US" w:bidi="ar-SA"/>
+        </w:rPr>
+        <w:t> </w:t>
+      </w:r>
+    </w:p>
+    <w:p>
+      <w:pPr>
+        <w:spacing w:after="0" w:line="240" w:lineRule="auto"/>
+        <w:jc w:val="both"/>
+        <w:rPr>
+          <w:rFonts w:ascii="Times New Roman" w:eastAsia="Times New Roman" w:hAnsi="Times New Roman" w:cs="Times New Roman"/>
+          <w:bCs/>
+          <w:sz w:val="28"/>
+          <w:szCs w:val="28"/>
+          <w:lang w:val="en-US" w:bidi="ar-SA"/>
+        </w:rPr>
+      </w:pPr>
+      <w:r>
+        <w:rPr>
+          <w:rFonts w:ascii="Times New Roman" w:eastAsia="Times New Roman" w:hAnsi="Times New Roman" w:cs="Times New Roman"/>
+          <w:bCs/>
+          <w:sz w:val="28"/>
+          <w:szCs w:val="28"/>
+          <w:lang w:val="en-US" w:bidi="ar-SA"/>
+        </w:rPr>
+        <w:t xml:space="preserve">i. </w:t>
+      </w:r>
+      <w:r>
+        <w:rPr>
+          <w:rFonts w:ascii="Times New Roman" w:eastAsia="Times New Roman" w:hAnsi="Times New Roman" w:cs="Times New Roman"/>
+          <w:bCs/>
+          <w:sz w:val="28"/>
+          <w:szCs w:val="28"/>
+          <w:lang w:val="en-US" w:bidi="ar-SA"/>
+        </w:rPr>
+        <w:t>Whose birthday was celebrated in the story?</w:t>
+      </w:r>
+    </w:p>
+    <w:p>
+      <w:pPr>
+        <w:spacing w:after="0" w:line="240" w:lineRule="auto"/>
+        <w:jc w:val="both"/>
+        <w:rPr>
+          <w:rFonts w:ascii="Times New Roman" w:eastAsia="Times New Roman" w:hAnsi="Times New Roman" w:cs="Times New Roman"/>
+          <w:bCs/>
+          <w:sz w:val="28"/>
+          <w:szCs w:val="28"/>
+          <w:lang w:val="en-US" w:bidi="ar-SA"/>
+        </w:rPr>
+      </w:pPr>
+      <w:r>
+        <w:rPr>
+          <w:rFonts w:ascii="Times New Roman" w:eastAsia="Times New Roman" w:hAnsi="Times New Roman" w:cs="Times New Roman"/>
+          <w:bCs/>
+          <w:sz w:val="28"/>
+          <w:szCs w:val="28"/>
+          <w:lang w:val="en-US" w:bidi="ar-SA"/>
+        </w:rPr>
+        <w:t>ii. Who arranged the birthday party?</w:t>
+      </w:r>
+    </w:p>
+    <w:p>
+      <w:pPr>
+        <w:spacing w:after="0" w:line="240" w:lineRule="auto"/>
+        <w:jc w:val="both"/>
+        <w:rPr>
+          <w:rFonts w:ascii="Times New Roman" w:eastAsia="Times New Roman" w:hAnsi="Times New Roman" w:cs="Times New Roman"/>
+          <w:bCs/>
+          <w:sz w:val="28"/>
+          <w:szCs w:val="28"/>
+          <w:lang w:val="en-US" w:bidi="ar-SA"/>
+        </w:rPr>
+      </w:pPr>
+      <w:r>
+        <w:rPr>
+          <w:rFonts w:ascii="Times New Roman" w:eastAsia="Times New Roman" w:hAnsi="Times New Roman" w:cs="Times New Roman"/>
+          <w:bCs/>
+          <w:sz w:val="28"/>
+          <w:szCs w:val="28"/>
+          <w:lang w:val="en-US" w:bidi="ar-SA"/>
+        </w:rPr>
+        <w:t>iii. How did the cake paste?</w:t>
+      </w:r>
+    </w:p>
+    <w:p>
+      <w:pPr>
+        <w:spacing w:after="0" w:line="240" w:lineRule="auto"/>
+        <w:jc w:val="both"/>
+        <w:rPr>
+          <w:rFonts w:ascii="Times New Roman" w:eastAsia="Times New Roman" w:hAnsi="Times New Roman" w:cs="Times New Roman"/>
+          <w:bCs/>
+          <w:sz w:val="28"/>
+          <w:szCs w:val="28"/>
+          <w:lang w:val="en-US" w:bidi="ar-SA"/>
+        </w:rPr>
+      </w:pPr>
+      <w:r>
+        <w:rPr>
+          <w:rFonts w:ascii="Times New Roman" w:eastAsia="Times New Roman" w:hAnsi="Times New Roman" w:cs="Times New Roman"/>
+          <w:bCs/>
+          <w:sz w:val="28"/>
+          <w:szCs w:val="28"/>
+          <w:lang w:val="en-US" w:bidi="ar-SA"/>
+        </w:rPr>
+        <w:t>iv. Who came with Mama to the party?</w:t>
+      </w:r>
+    </w:p>
+    <w:p>
+      <w:pPr>
+        <w:spacing w:after="0" w:line="240" w:lineRule="auto"/>
+        <w:jc w:val="both"/>
+        <w:rPr>
+          <w:rFonts w:ascii="Times New Roman" w:eastAsia="Times New Roman" w:hAnsi="Times New Roman" w:cs="Times New Roman"/>
+          <w:bCs/>
+          <w:sz w:val="28"/>
+          <w:szCs w:val="28"/>
+          <w:lang w:val="en-US" w:bidi="ar-SA"/>
+        </w:rPr>
+      </w:pPr>
+      <w:r>
+        <w:rPr>
+          <w:rFonts w:ascii="Times New Roman" w:eastAsia="Times New Roman" w:hAnsi="Times New Roman" w:cs="Times New Roman"/>
+          <w:bCs/>
+          <w:sz w:val="28"/>
+          <w:szCs w:val="28"/>
+          <w:lang w:val="en-US" w:bidi="ar-SA"/>
+        </w:rPr>
+        <w:t xml:space="preserve">v. What did Salman Khan do while wishing </w:t>
+      </w:r>
+      <w:r>
+        <w:rPr>
+          <w:rFonts w:ascii="Times New Roman" w:eastAsia="Times New Roman" w:hAnsi="Times New Roman" w:cs="Times New Roman"/>
+          <w:bCs/>
+          <w:sz w:val="28"/>
+          <w:szCs w:val="28"/>
+          <w:lang w:val="en-US" w:bidi="ar-SA"/>
+        </w:rPr>
+        <w:t>Kanchan</w:t>
+      </w:r>
+      <w:r>
+        <w:rPr>
+          <w:rFonts w:ascii="Times New Roman" w:eastAsia="Times New Roman" w:hAnsi="Times New Roman" w:cs="Times New Roman"/>
+          <w:bCs/>
+          <w:sz w:val="28"/>
+          <w:szCs w:val="28"/>
+          <w:lang w:val="en-US" w:bidi="ar-SA"/>
+        </w:rPr>
+        <w:t>?</w:t>
+      </w:r>
+    </w:p>
+    <w:p>
+      <w:pPr>
+        <w:spacing w:after="0" w:line="240" w:lineRule="auto"/>
+        <w:jc w:val="both"/>
+        <w:rPr>
+          <w:rFonts w:ascii="Times New Roman" w:eastAsia="Times New Roman" w:hAnsi="Times New Roman" w:cs="Times New Roman"/>
+          <w:b/>
+          <w:sz w:val="28"/>
+          <w:szCs w:val="28"/>
+          <w:lang w:val="en-US" w:bidi="ar-SA"/>
+        </w:rPr>
+      </w:pPr>
+    </w:p>
+    <w:p>
+      <w:pPr>
+        <w:spacing w:after="0" w:line="240" w:lineRule="auto"/>
+        <w:jc w:val="both"/>
+        <w:rPr>
+          <w:rFonts w:ascii="Times New Roman" w:eastAsia="Times New Roman" w:hAnsi="Times New Roman" w:cs="Times New Roman"/>
+          <w:b/>
+          <w:sz w:val="28"/>
+          <w:szCs w:val="28"/>
+          <w:lang w:val="en-US" w:bidi="ar-SA"/>
+        </w:rPr>
+      </w:pPr>
+      <w:r>
+        <w:rPr>
+          <w:rFonts w:ascii="Times New Roman" w:eastAsia="Times New Roman" w:hAnsi="Times New Roman" w:cs="Times New Roman"/>
+          <w:b/>
+          <w:sz w:val="28"/>
+          <w:szCs w:val="28"/>
+          <w:lang w:val="en-US" w:bidi="ar-SA"/>
+        </w:rPr>
         <w:t>4</w:t>
       </w:r>
       <w:r>
@@ -1794,6 +2016,60 @@
         </w:rPr>
         <w:t>i. to the friend</w:t>
       </w:r>
+      <w:r>
+        <w:rPr>
+          <w:rFonts w:ascii="Times New Roman" w:eastAsia="Times New Roman" w:hAnsi="Times New Roman" w:cs="Times New Roman"/>
+          <w:sz w:val="28"/>
+          <w:szCs w:val="28"/>
+          <w:lang w:val="en-US" w:bidi="ar-SA"/>
+        </w:rPr>
+        <w:tab/>
+      </w:r>
+      <w:r>
+        <w:rPr>
+          <w:rFonts w:ascii="Times New Roman" w:eastAsia="Times New Roman" w:hAnsi="Times New Roman" w:cs="Times New Roman"/>
+          <w:sz w:val="28"/>
+          <w:szCs w:val="28"/>
+          <w:lang w:val="en-US" w:bidi="ar-SA"/>
+        </w:rPr>
+        <w:t xml:space="preserve">    ii</w:t>
+      </w:r>
+      <w:r>
+        <w:rPr>
+          <w:rFonts w:ascii="Times New Roman" w:eastAsia="Times New Roman" w:hAnsi="Times New Roman" w:cs="Times New Roman"/>
+          <w:sz w:val="28"/>
+          <w:szCs w:val="28"/>
+          <w:lang w:val="en-US" w:bidi="ar-SA"/>
+        </w:rPr>
+        <w:t>. Hari</w:t>
+      </w:r>
+      <w:r>
+        <w:rPr>
+          <w:rFonts w:ascii="Times New Roman" w:eastAsia="Times New Roman" w:hAnsi="Times New Roman" w:cs="Times New Roman"/>
+          <w:sz w:val="28"/>
+          <w:szCs w:val="28"/>
+          <w:lang w:val="en-US" w:bidi="ar-SA"/>
+        </w:rPr>
+        <w:tab/>
+      </w:r>
+      <w:r>
+        <w:rPr>
+          <w:rFonts w:ascii="Times New Roman" w:eastAsia="Times New Roman" w:hAnsi="Times New Roman" w:cs="Times New Roman"/>
+          <w:sz w:val="28"/>
+          <w:szCs w:val="28"/>
+          <w:lang w:val="en-US" w:bidi="ar-SA"/>
+        </w:rPr>
+        <w:t xml:space="preserve">     </w:t>
+      </w:r>
+      <w:r>
+        <w:rPr>
+          <w:rFonts w:ascii="Times New Roman" w:eastAsia="Times New Roman" w:hAnsi="Times New Roman" w:cs="Times New Roman"/>
+          <w:sz w:val="28"/>
+          <w:szCs w:val="28"/>
+          <w:lang w:val="en-US" w:bidi="ar-SA"/>
+        </w:rPr>
+        <w:t>iii. himself</w:t>
+      </w:r>
     </w:p>
     <w:p>
       <w:pPr>
@@ -1814,16 +2090,7 @@
           <w:szCs w:val="28"/>
           <w:lang w:val="en-US" w:bidi="ar-SA"/>
         </w:rPr>
-        <w:t xml:space="preserve">     ii</w:t>
-      </w:r>
-      <w:r>
-        <w:rPr>
-          <w:rFonts w:ascii="Times New Roman" w:eastAsia="Times New Roman" w:hAnsi="Times New Roman" w:cs="Times New Roman"/>
-          <w:sz w:val="28"/>
-          <w:szCs w:val="28"/>
-          <w:lang w:val="en-US" w:bidi="ar-SA"/>
-        </w:rPr>
-        <w:t>. Hari</w:t>
+        <w:t>b) What is the text about?</w:t>
       </w:r>
     </w:p>
     <w:p>
@@ -1854,7 +2121,25 @@
           <w:szCs w:val="28"/>
           <w:lang w:val="en-US" w:bidi="ar-SA"/>
         </w:rPr>
-        <w:t>iii. himself</w:t>
+        <w:t>i. Thanking message</w:t>
+      </w:r>
+      <w:r>
+        <w:rPr>
+          <w:rFonts w:ascii="Times New Roman" w:eastAsia="Times New Roman" w:hAnsi="Times New Roman" w:cs="Times New Roman"/>
+          <w:sz w:val="28"/>
+          <w:szCs w:val="28"/>
+          <w:lang w:val="en-US" w:bidi="ar-SA"/>
+        </w:rPr>
+        <w:t xml:space="preserve">     </w:t>
+      </w:r>
+      <w:r>
+        <w:rPr>
+          <w:rFonts w:ascii="Times New Roman" w:eastAsia="Times New Roman" w:hAnsi="Times New Roman" w:cs="Times New Roman"/>
+          <w:sz w:val="28"/>
+          <w:szCs w:val="28"/>
+          <w:lang w:val="en-US" w:bidi="ar-SA"/>
+        </w:rPr>
+        <w:t>ii. Congratulation message</w:t>
       </w:r>
     </w:p>
     <w:p>
@@ -1876,7 +2161,25 @@
           <w:szCs w:val="28"/>
           <w:lang w:val="en-US" w:bidi="ar-SA"/>
         </w:rPr>
-        <w:t>b) What is the text about?</w:t>
+        <w:t xml:space="preserve">     </w:t>
+      </w:r>
+      <w:r>
+        <w:rPr>
+          <w:rFonts w:ascii="Times New Roman" w:eastAsia="Times New Roman" w:hAnsi="Times New Roman" w:cs="Times New Roman"/>
+          <w:sz w:val="28"/>
+          <w:szCs w:val="28"/>
+          <w:lang w:val="en-US" w:bidi="ar-SA"/>
+        </w:rPr>
+        <w:t>iii. speech competition</w:t>
+      </w:r>
+      <w:r>
+        <w:rPr>
+          <w:rFonts w:ascii="Times New Roman" w:eastAsia="Times New Roman" w:hAnsi="Times New Roman" w:cs="Times New Roman"/>
+          <w:sz w:val="28"/>
+          <w:szCs w:val="28"/>
+          <w:lang w:val="en-US" w:bidi="ar-SA"/>
+        </w:rPr>
+        <w:t xml:space="preserve"> </w:t>
       </w:r>
     </w:p>
     <w:p>
@@ -1898,6 +2201,28 @@
           <w:szCs w:val="28"/>
           <w:lang w:val="en-US" w:bidi="ar-SA"/>
         </w:rPr>
+        <w:t>c) How were the other participants?</w:t>
+      </w:r>
+    </w:p>
+    <w:p>
+      <w:pPr>
+        <w:spacing w:after="0" w:line="240" w:lineRule="auto"/>
+        <w:ind w:left="288"/>
+        <w:jc w:val="both"/>
+        <w:rPr>
+          <w:rFonts w:ascii="Times New Roman" w:eastAsia="Times New Roman" w:hAnsi="Times New Roman" w:cs="Times New Roman"/>
+          <w:sz w:val="28"/>
+          <w:szCs w:val="28"/>
+          <w:lang w:val="en-US" w:bidi="ar-SA"/>
+        </w:rPr>
+      </w:pPr>
+      <w:r>
+        <w:rPr>
+          <w:rFonts w:ascii="Times New Roman" w:eastAsia="Times New Roman" w:hAnsi="Times New Roman" w:cs="Times New Roman"/>
+          <w:sz w:val="28"/>
+          <w:szCs w:val="28"/>
+          <w:lang w:val="en-US" w:bidi="ar-SA"/>
+        </w:rPr>
         <w:t xml:space="preserve">     </w:t>
       </w:r>
       <w:r>
@@ -1907,7 +2232,97 @@
           <w:szCs w:val="28"/>
           <w:lang w:val="en-US" w:bidi="ar-SA"/>
         </w:rPr>
-        <w:t>i. Thanking message</w:t>
+        <w:t>i. fearless</w:t>
+      </w:r>
+      <w:r>
+        <w:rPr>
+          <w:rFonts w:ascii="Times New Roman" w:eastAsia="Times New Roman" w:hAnsi="Times New Roman" w:cs="Times New Roman"/>
+          <w:sz w:val="28"/>
+          <w:szCs w:val="28"/>
+          <w:lang w:val="en-US" w:bidi="ar-SA"/>
+        </w:rPr>
+        <w:tab/>
+      </w:r>
+      <w:r>
+        <w:rPr>
+          <w:rFonts w:ascii="Times New Roman" w:eastAsia="Times New Roman" w:hAnsi="Times New Roman" w:cs="Times New Roman"/>
+          <w:sz w:val="28"/>
+          <w:szCs w:val="28"/>
+          <w:lang w:val="en-US" w:bidi="ar-SA"/>
+        </w:rPr>
+        <w:t xml:space="preserve">     </w:t>
+      </w:r>
+      <w:r>
+        <w:rPr>
+          <w:rFonts w:ascii="Times New Roman" w:eastAsia="Times New Roman" w:hAnsi="Times New Roman" w:cs="Times New Roman"/>
+          <w:sz w:val="28"/>
+          <w:szCs w:val="28"/>
+          <w:lang w:val="en-US" w:bidi="ar-SA"/>
+        </w:rPr>
+        <w:t>ii. dull</w:t>
+      </w:r>
+      <w:r>
+        <w:rPr>
+          <w:rFonts w:ascii="Times New Roman" w:eastAsia="Times New Roman" w:hAnsi="Times New Roman" w:cs="Times New Roman"/>
+          <w:sz w:val="28"/>
+          <w:szCs w:val="28"/>
+          <w:lang w:val="en-US" w:bidi="ar-SA"/>
+        </w:rPr>
+        <w:tab/>
+      </w:r>
+      <w:r>
+        <w:rPr>
+          <w:rFonts w:ascii="Times New Roman" w:eastAsia="Times New Roman" w:hAnsi="Times New Roman" w:cs="Times New Roman"/>
+          <w:sz w:val="28"/>
+          <w:szCs w:val="28"/>
+          <w:lang w:val="en-US" w:bidi="ar-SA"/>
+        </w:rPr>
+        <w:t xml:space="preserve">     </w:t>
+      </w:r>
+      <w:r>
+        <w:rPr>
+          <w:rFonts w:ascii="Times New Roman" w:eastAsia="Times New Roman" w:hAnsi="Times New Roman" w:cs="Times New Roman"/>
+          <w:sz w:val="28"/>
+          <w:szCs w:val="28"/>
+          <w:lang w:val="en-US" w:bidi="ar-SA"/>
+        </w:rPr>
+        <w:tab/>
+      </w:r>
+      <w:r>
+        <w:rPr>
+          <w:rFonts w:ascii="Times New Roman" w:eastAsia="Times New Roman" w:hAnsi="Times New Roman" w:cs="Times New Roman"/>
+          <w:sz w:val="28"/>
+          <w:szCs w:val="28"/>
+          <w:lang w:val="en-US" w:bidi="ar-SA"/>
+        </w:rPr>
+        <w:tab/>
+      </w:r>
+      <w:r>
+        <w:rPr>
+          <w:rFonts w:ascii="Times New Roman" w:eastAsia="Times New Roman" w:hAnsi="Times New Roman" w:cs="Times New Roman"/>
+          <w:sz w:val="28"/>
+          <w:szCs w:val="28"/>
+          <w:lang w:val="en-US" w:bidi="ar-SA"/>
+        </w:rPr>
+        <w:t>iii.</w:t>
+      </w:r>
+      <w:r>
+        <w:rPr>
+          <w:rFonts w:ascii="Times New Roman" w:eastAsia="Times New Roman" w:hAnsi="Times New Roman" w:cs="Times New Roman"/>
+          <w:sz w:val="28"/>
+          <w:szCs w:val="28"/>
+          <w:lang w:val="en-US" w:bidi="ar-SA"/>
+        </w:rPr>
+        <w:t xml:space="preserve"> </w:t>
+      </w:r>
+      <w:r>
+        <w:rPr>
+          <w:rFonts w:ascii="Times New Roman" w:eastAsia="Times New Roman" w:hAnsi="Times New Roman" w:cs="Times New Roman"/>
+          <w:sz w:val="28"/>
+          <w:szCs w:val="28"/>
+          <w:lang w:val="en-US" w:bidi="ar-SA"/>
+        </w:rPr>
+        <w:t>competent</w:t>
       </w:r>
     </w:p>
     <w:p>
@@ -1929,6 +2344,28 @@
           <w:szCs w:val="28"/>
           <w:lang w:val="en-US" w:bidi="ar-SA"/>
         </w:rPr>
+        <w:t>d) How did Hari speak in the speech competition?</w:t>
+      </w:r>
+    </w:p>
+    <w:p>
+      <w:pPr>
+        <w:spacing w:after="0" w:line="240" w:lineRule="auto"/>
+        <w:ind w:left="288"/>
+        <w:jc w:val="both"/>
+        <w:rPr>
+          <w:rFonts w:ascii="Times New Roman" w:eastAsia="Times New Roman" w:hAnsi="Times New Roman" w:cs="Times New Roman"/>
+          <w:sz w:val="28"/>
+          <w:szCs w:val="28"/>
+          <w:lang w:val="en-US" w:bidi="ar-SA"/>
+        </w:rPr>
+      </w:pPr>
+      <w:r>
+        <w:rPr>
+          <w:rFonts w:ascii="Times New Roman" w:eastAsia="Times New Roman" w:hAnsi="Times New Roman" w:cs="Times New Roman"/>
+          <w:sz w:val="28"/>
+          <w:szCs w:val="28"/>
+          <w:lang w:val="en-US" w:bidi="ar-SA"/>
+        </w:rPr>
         <w:t xml:space="preserve">     </w:t>
       </w:r>
       <w:r>
@@ -1938,7 +2375,61 @@
           <w:szCs w:val="28"/>
           <w:lang w:val="en-US" w:bidi="ar-SA"/>
         </w:rPr>
-        <w:t>ii. Congratulation message</w:t>
+        <w:t>i. logically</w:t>
+      </w:r>
+      <w:r>
+        <w:rPr>
+          <w:rFonts w:ascii="Times New Roman" w:eastAsia="Times New Roman" w:hAnsi="Times New Roman" w:cs="Times New Roman"/>
+          <w:sz w:val="28"/>
+          <w:szCs w:val="28"/>
+          <w:lang w:val="en-US" w:bidi="ar-SA"/>
+        </w:rPr>
+        <w:tab/>
+      </w:r>
+      <w:r>
+        <w:rPr>
+          <w:rFonts w:ascii="Times New Roman" w:eastAsia="Times New Roman" w:hAnsi="Times New Roman" w:cs="Times New Roman"/>
+          <w:sz w:val="28"/>
+          <w:szCs w:val="28"/>
+          <w:lang w:val="en-US" w:bidi="ar-SA"/>
+        </w:rPr>
+        <w:t xml:space="preserve">     </w:t>
+      </w:r>
+      <w:r>
+        <w:rPr>
+          <w:rFonts w:ascii="Times New Roman" w:eastAsia="Times New Roman" w:hAnsi="Times New Roman" w:cs="Times New Roman"/>
+          <w:sz w:val="28"/>
+          <w:szCs w:val="28"/>
+          <w:lang w:val="en-US" w:bidi="ar-SA"/>
+        </w:rPr>
+        <w:t>ii. fearlessly</w:t>
+      </w:r>
+      <w:r>
+        <w:rPr>
+          <w:rFonts w:ascii="Times New Roman" w:eastAsia="Times New Roman" w:hAnsi="Times New Roman" w:cs="Times New Roman"/>
+          <w:sz w:val="28"/>
+          <w:szCs w:val="28"/>
+          <w:lang w:val="en-US" w:bidi="ar-SA"/>
+        </w:rPr>
+        <w:tab/>
+      </w:r>
+      <w:r>
+        <w:rPr>
+          <w:rFonts w:ascii="Times New Roman" w:eastAsia="Times New Roman" w:hAnsi="Times New Roman" w:cs="Times New Roman"/>
+          <w:sz w:val="28"/>
+          <w:szCs w:val="28"/>
+          <w:lang w:val="en-US" w:bidi="ar-SA"/>
+        </w:rPr>
+        <w:t xml:space="preserve">     </w:t>
+      </w:r>
+      <w:r>
+        <w:rPr>
+          <w:rFonts w:ascii="Times New Roman" w:eastAsia="Times New Roman" w:hAnsi="Times New Roman" w:cs="Times New Roman"/>
+          <w:sz w:val="28"/>
+          <w:szCs w:val="28"/>
+          <w:lang w:val="en-US" w:bidi="ar-SA"/>
+        </w:rPr>
+        <w:t>iii. confidently</w:t>
       </w:r>
     </w:p>
     <w:p>
@@ -1960,6 +2451,64 @@
           <w:szCs w:val="28"/>
           <w:lang w:val="en-US" w:bidi="ar-SA"/>
         </w:rPr>
+        <w:t>e) What made Hari win the speech contest?</w:t>
+      </w:r>
+    </w:p>
+    <w:p>
+      <w:pPr>
+        <w:spacing w:after="0" w:line="240" w:lineRule="auto"/>
+        <w:ind w:left="288"/>
+        <w:jc w:val="both"/>
+        <w:rPr>
+          <w:rFonts w:ascii="Times New Roman" w:eastAsia="Times New Roman" w:hAnsi="Times New Roman" w:cs="Times New Roman"/>
+          <w:sz w:val="28"/>
+          <w:szCs w:val="28"/>
+          <w:lang w:val="en-US" w:bidi="ar-SA"/>
+        </w:rPr>
+      </w:pPr>
+      <w:r>
+        <w:rPr>
+          <w:rFonts w:ascii="Times New Roman" w:eastAsia="Times New Roman" w:hAnsi="Times New Roman" w:cs="Times New Roman"/>
+          <w:sz w:val="28"/>
+          <w:szCs w:val="28"/>
+          <w:lang w:val="en-US" w:bidi="ar-SA"/>
+        </w:rPr>
+        <w:t xml:space="preserve">     i</w:t>
+      </w:r>
+      <w:r>
+        <w:rPr>
+          <w:rFonts w:ascii="Times New Roman" w:eastAsia="Times New Roman" w:hAnsi="Times New Roman" w:cs="Times New Roman"/>
+          <w:sz w:val="28"/>
+          <w:szCs w:val="28"/>
+          <w:lang w:val="en-US" w:bidi="ar-SA"/>
+        </w:rPr>
+        <w:t>. self-confidence</w:t>
+      </w:r>
+      <w:r>
+        <w:rPr>
+          <w:rFonts w:ascii="Times New Roman" w:eastAsia="Times New Roman" w:hAnsi="Times New Roman" w:cs="Times New Roman"/>
+          <w:sz w:val="28"/>
+          <w:szCs w:val="28"/>
+          <w:lang w:val="en-US" w:bidi="ar-SA"/>
+        </w:rPr>
+        <w:tab/>
+      </w:r>
+      <w:r>
+        <w:rPr>
+          <w:rFonts w:ascii="Times New Roman" w:eastAsia="Times New Roman" w:hAnsi="Times New Roman" w:cs="Times New Roman"/>
+          <w:sz w:val="28"/>
+          <w:szCs w:val="28"/>
+          <w:lang w:val="en-US" w:bidi="ar-SA"/>
+        </w:rPr>
+        <w:tab/>
+      </w:r>
+      <w:r>
+        <w:rPr>
+          <w:rFonts w:ascii="Times New Roman" w:eastAsia="Times New Roman" w:hAnsi="Times New Roman" w:cs="Times New Roman"/>
+          <w:sz w:val="28"/>
+          <w:szCs w:val="28"/>
+          <w:lang w:val="en-US" w:bidi="ar-SA"/>
+        </w:rPr>
         <w:t xml:space="preserve">     </w:t>
       </w:r>
       <w:r>
@@ -1969,17 +2518,268 @@
           <w:szCs w:val="28"/>
           <w:lang w:val="en-US" w:bidi="ar-SA"/>
         </w:rPr>
-        <w:t>iii. speech competition</w:t>
-      </w:r>
-      <w:r>
-        <w:rPr>
-          <w:rFonts w:ascii="Times New Roman" w:eastAsia="Times New Roman" w:hAnsi="Times New Roman" w:cs="Times New Roman"/>
+        <w:t>ii. fearless spirit</w:t>
+      </w:r>
+    </w:p>
+    <w:p>
+      <w:pPr>
+        <w:spacing w:after="0" w:line="240" w:lineRule="auto"/>
+        <w:ind w:left="288"/>
+        <w:jc w:val="both"/>
+        <w:rPr>
+          <w:rFonts w:ascii="Times New Roman" w:eastAsia="Times New Roman" w:hAnsi="Times New Roman" w:cs="Times New Roman"/>
+          <w:sz w:val="28"/>
+          <w:szCs w:val="28"/>
+          <w:lang w:val="en-US" w:bidi="ar-SA"/>
+        </w:rPr>
+      </w:pPr>
+      <w:r>
+        <w:rPr>
+          <w:rFonts w:ascii="Times New Roman" w:eastAsia="Times New Roman" w:hAnsi="Times New Roman" w:cs="Times New Roman"/>
+          <w:sz w:val="28"/>
+          <w:szCs w:val="28"/>
+          <w:lang w:val="en-US" w:bidi="ar-SA"/>
+        </w:rPr>
+        <w:t xml:space="preserve">     </w:t>
+      </w:r>
+      <w:r>
+        <w:rPr>
+          <w:rFonts w:ascii="Times New Roman" w:eastAsia="Times New Roman" w:hAnsi="Times New Roman" w:cs="Times New Roman"/>
+          <w:sz w:val="28"/>
+          <w:szCs w:val="28"/>
+          <w:lang w:val="en-US" w:bidi="ar-SA"/>
+        </w:rPr>
+        <w:t>iii. both (i) and (ii)</w:t>
+      </w:r>
+    </w:p>
+    <w:p>
+      <w:pPr>
+        <w:spacing w:after="0" w:line="240" w:lineRule="auto"/>
+        <w:jc w:val="both"/>
+        <w:rPr>
+          <w:rFonts w:ascii="Times New Roman" w:eastAsia="Times New Roman" w:hAnsi="Times New Roman" w:cs="Times New Roman"/>
+          <w:b/>
+          <w:sz w:val="28"/>
+          <w:szCs w:val="28"/>
+          <w:lang w:val="en-US" w:bidi="ar-SA"/>
+        </w:rPr>
+      </w:pPr>
+    </w:p>
+    <w:p>
+      <w:pPr>
+        <w:spacing w:after="0" w:line="240" w:lineRule="auto"/>
+        <w:jc w:val="both"/>
+        <w:rPr>
+          <w:rFonts w:ascii="Times New Roman" w:eastAsia="Times New Roman" w:hAnsi="Times New Roman" w:cs="Times New Roman"/>
+          <w:b/>
+          <w:sz w:val="28"/>
+          <w:szCs w:val="28"/>
+          <w:lang w:val="en-US" w:bidi="ar-SA"/>
+        </w:rPr>
+      </w:pPr>
+    </w:p>
+    <w:p>
+      <w:pPr>
+        <w:spacing w:after="0" w:line="240" w:lineRule="auto"/>
+        <w:jc w:val="both"/>
+        <w:rPr>
+          <w:rFonts w:ascii="Times New Roman" w:eastAsia="Times New Roman" w:hAnsi="Times New Roman" w:cs="Times New Roman"/>
+          <w:b/>
+          <w:sz w:val="28"/>
+          <w:szCs w:val="28"/>
+          <w:lang w:val="en-US" w:bidi="ar-SA"/>
+        </w:rPr>
+      </w:pPr>
+    </w:p>
+    <w:p>
+      <w:pPr>
+        <w:spacing w:after="0" w:line="240" w:lineRule="auto"/>
+        <w:jc w:val="both"/>
+        <w:rPr>
+          <w:rFonts w:ascii="Times New Roman" w:eastAsia="Times New Roman" w:hAnsi="Times New Roman" w:cs="Times New Roman"/>
+          <w:b/>
+          <w:sz w:val="28"/>
+          <w:szCs w:val="28"/>
+          <w:lang w:val="en-US" w:bidi="ar-SA"/>
+        </w:rPr>
+      </w:pPr>
+      <w:r>
+        <w:rPr>
+          <w:rFonts w:ascii="Times New Roman" w:eastAsia="Times New Roman" w:hAnsi="Times New Roman" w:cs="Times New Roman"/>
+          <w:b/>
+          <w:sz w:val="28"/>
+          <w:szCs w:val="28"/>
+          <w:lang w:val="en-US" w:bidi="ar-SA"/>
+        </w:rPr>
+        <w:t>5</w:t>
+      </w:r>
+      <w:r>
+        <w:rPr>
+          <w:rFonts w:ascii="Times New Roman" w:eastAsia="Times New Roman" w:hAnsi="Times New Roman" w:cs="Times New Roman"/>
+          <w:b/>
+          <w:sz w:val="28"/>
+          <w:szCs w:val="28"/>
+          <w:lang w:val="en-US" w:bidi="ar-SA"/>
+        </w:rPr>
+        <w:t>)</w:t>
+      </w:r>
+      <w:r>
+        <w:rPr>
+          <w:rFonts w:ascii="Times New Roman" w:eastAsia="Times New Roman" w:hAnsi="Times New Roman" w:cs="Times New Roman"/>
+          <w:b/>
+          <w:sz w:val="28"/>
+          <w:szCs w:val="28"/>
+          <w:lang w:val="en-US" w:bidi="ar-SA"/>
+        </w:rPr>
+        <w:t xml:space="preserve"> Punctuate the following passage.</w:t>
+      </w:r>
+      <w:r>
+        <w:rPr>
+          <w:rFonts w:ascii="Times New Roman" w:eastAsia="Times New Roman" w:hAnsi="Times New Roman" w:cs="Times New Roman"/>
+          <w:b/>
+          <w:sz w:val="28"/>
+          <w:szCs w:val="28"/>
+          <w:lang w:val="en-US" w:bidi="ar-SA"/>
+        </w:rPr>
+        <w:t xml:space="preserve">      </w:t>
+      </w:r>
+      <w:r>
+        <w:rPr>
+          <w:rFonts w:ascii="Times New Roman" w:eastAsia="Times New Roman" w:hAnsi="Times New Roman" w:cs="Times New Roman"/>
+          <w:b/>
+          <w:sz w:val="28"/>
+          <w:szCs w:val="28"/>
+          <w:lang w:val="en-US" w:bidi="ar-SA"/>
+        </w:rPr>
+        <w:t xml:space="preserve">                       (10×0.5=5)</w:t>
+      </w:r>
+    </w:p>
+    <w:p>
+      <w:pPr>
+        <w:spacing w:after="0" w:line="240" w:lineRule="auto"/>
+        <w:ind w:left="288"/>
+        <w:jc w:val="both"/>
+        <w:rPr>
+          <w:rFonts w:ascii="Times New Roman" w:eastAsia="Times New Roman" w:hAnsi="Times New Roman" w:cs="Times New Roman"/>
+          <w:sz w:val="28"/>
+          <w:szCs w:val="28"/>
+          <w:lang w:val="en-US" w:bidi="ar-SA"/>
+        </w:rPr>
+      </w:pPr>
+      <w:r>
+        <w:rPr>
+          <w:rFonts w:ascii="Times New Roman" w:eastAsia="Times New Roman" w:hAnsi="Times New Roman" w:cs="Times New Roman"/>
+          <w:sz w:val="28"/>
+          <w:szCs w:val="28"/>
+          <w:lang w:val="en-US" w:bidi="ar-SA"/>
+        </w:rPr>
+        <w:t>my name is lalit saud . i am from achham. it lies in far west province </w:t>
+      </w:r>
+    </w:p>
+    <w:p>
+      <w:pPr>
+        <w:spacing w:after="0" w:line="240" w:lineRule="auto"/>
+        <w:jc w:val="both"/>
+        <w:rPr>
+          <w:rFonts w:ascii="Times New Roman" w:eastAsia="Times New Roman" w:hAnsi="Times New Roman" w:cs="Times New Roman"/>
+          <w:sz w:val="28"/>
+          <w:szCs w:val="28"/>
+          <w:lang w:val="en-US" w:bidi="ar-SA"/>
+        </w:rPr>
+      </w:pPr>
+    </w:p>
+    <w:p>
+      <w:pPr>
+        <w:spacing w:after="0" w:line="240" w:lineRule="auto"/>
+        <w:jc w:val="both"/>
+        <w:rPr>
+          <w:rFonts w:ascii="Times New Roman" w:eastAsia="Times New Roman" w:hAnsi="Times New Roman" w:cs="Times New Roman"/>
+          <w:b/>
+          <w:sz w:val="28"/>
+          <w:szCs w:val="28"/>
+          <w:lang w:val="en-US" w:bidi="ar-SA"/>
+        </w:rPr>
+      </w:pPr>
+      <w:r>
+        <w:rPr>
+          <w:rFonts w:ascii="Times New Roman" w:eastAsia="Times New Roman" w:hAnsi="Times New Roman" w:cs="Times New Roman"/>
+          <w:b/>
+          <w:sz w:val="28"/>
+          <w:szCs w:val="28"/>
+          <w:lang w:val="en-US" w:bidi="ar-SA"/>
+        </w:rPr>
+        <w:t>6</w:t>
+      </w:r>
+      <w:r>
+        <w:rPr>
+          <w:rFonts w:ascii="Times New Roman" w:eastAsia="Times New Roman" w:hAnsi="Times New Roman" w:cs="Times New Roman"/>
+          <w:b/>
+          <w:sz w:val="28"/>
+          <w:szCs w:val="28"/>
+          <w:lang w:val="en-US" w:bidi="ar-SA"/>
+        </w:rPr>
+        <w:t>)</w:t>
+      </w:r>
+      <w:r>
+        <w:rPr>
+          <w:rFonts w:ascii="Times New Roman" w:eastAsia="Times New Roman" w:hAnsi="Times New Roman" w:cs="Times New Roman"/>
+          <w:b/>
+          <w:sz w:val="28"/>
+          <w:szCs w:val="28"/>
+          <w:lang w:val="en-US" w:bidi="ar-SA"/>
+        </w:rPr>
+        <w:t xml:space="preserve"> Make</w:t>
+      </w:r>
+      <w:r>
+        <w:rPr>
+          <w:rFonts w:ascii="Times New Roman" w:eastAsia="Times New Roman" w:hAnsi="Times New Roman" w:cs="Times New Roman"/>
+          <w:b/>
           <w:sz w:val="28"/>
           <w:szCs w:val="28"/>
           <w:lang w:val="en-US" w:bidi="ar-SA"/>
         </w:rPr>
         <w:t xml:space="preserve"> </w:t>
       </w:r>
+      <w:r>
+        <w:rPr>
+          <w:rFonts w:ascii="Times New Roman" w:eastAsia="Times New Roman" w:hAnsi="Times New Roman" w:cs="Times New Roman"/>
+          <w:b/>
+          <w:sz w:val="28"/>
+          <w:szCs w:val="28"/>
+          <w:lang w:val="en-US" w:bidi="ar-SA"/>
+        </w:rPr>
+        <w:t>sentence</w:t>
+      </w:r>
+      <w:r>
+        <w:rPr>
+          <w:rFonts w:ascii="Times New Roman" w:eastAsia="Times New Roman" w:hAnsi="Times New Roman" w:cs="Times New Roman"/>
+          <w:b/>
+          <w:sz w:val="28"/>
+          <w:szCs w:val="28"/>
+          <w:lang w:val="en-US" w:bidi="ar-SA"/>
+        </w:rPr>
+        <w:t>s</w:t>
+      </w:r>
+      <w:r>
+        <w:rPr>
+          <w:rFonts w:ascii="Times New Roman" w:eastAsia="Times New Roman" w:hAnsi="Times New Roman" w:cs="Times New Roman"/>
+          <w:b/>
+          <w:sz w:val="28"/>
+          <w:szCs w:val="28"/>
+          <w:lang w:val="en-US" w:bidi="ar-SA"/>
+        </w:rPr>
+        <w:t xml:space="preserve"> by using the following words.</w:t>
+      </w:r>
+      <w:r>
+        <w:rPr>
+          <w:rFonts w:ascii="Times New Roman" w:eastAsia="Times New Roman" w:hAnsi="Times New Roman" w:cs="Times New Roman"/>
+          <w:b/>
+          <w:sz w:val="28"/>
+          <w:szCs w:val="28"/>
+          <w:lang w:val="en-US" w:bidi="ar-SA"/>
+        </w:rPr>
+        <w:t xml:space="preserve">      (5×1=5)</w:t>
+      </w:r>
     </w:p>
     <w:p>
       <w:pPr>
@@ -2000,7 +2800,25 @@
           <w:szCs w:val="28"/>
           <w:lang w:val="en-US" w:bidi="ar-SA"/>
         </w:rPr>
-        <w:t>c) How were the other participants?</w:t>
+        <w:t xml:space="preserve">a. </w:t>
+      </w:r>
+      <w:r>
+        <w:rPr>
+          <w:rFonts w:ascii="Times New Roman" w:eastAsia="Times New Roman" w:hAnsi="Times New Roman" w:cs="Times New Roman"/>
+          <w:sz w:val="28"/>
+          <w:szCs w:val="28"/>
+          <w:lang w:val="en-US" w:bidi="ar-SA"/>
+        </w:rPr>
+        <w:t>f</w:t>
+      </w:r>
+      <w:r>
+        <w:rPr>
+          <w:rFonts w:ascii="Times New Roman" w:eastAsia="Times New Roman" w:hAnsi="Times New Roman" w:cs="Times New Roman"/>
+          <w:sz w:val="28"/>
+          <w:szCs w:val="28"/>
+          <w:lang w:val="en-US" w:bidi="ar-SA"/>
+        </w:rPr>
+        <w:t>amous </w:t>
       </w:r>
     </w:p>
     <w:p>
@@ -2022,16 +2840,25 @@
           <w:szCs w:val="28"/>
           <w:lang w:val="en-US" w:bidi="ar-SA"/>
         </w:rPr>
-        <w:t xml:space="preserve">     </w:t>
-      </w:r>
-      <w:r>
-        <w:rPr>
-          <w:rFonts w:ascii="Times New Roman" w:eastAsia="Times New Roman" w:hAnsi="Times New Roman" w:cs="Times New Roman"/>
-          <w:sz w:val="28"/>
-          <w:szCs w:val="28"/>
-          <w:lang w:val="en-US" w:bidi="ar-SA"/>
-        </w:rPr>
-        <w:t>i. fearless</w:t>
+        <w:t xml:space="preserve">b. </w:t>
+      </w:r>
+      <w:r>
+        <w:rPr>
+          <w:rFonts w:ascii="Times New Roman" w:eastAsia="Times New Roman" w:hAnsi="Times New Roman" w:cs="Times New Roman"/>
+          <w:sz w:val="28"/>
+          <w:szCs w:val="28"/>
+          <w:lang w:val="en-US" w:bidi="ar-SA"/>
+        </w:rPr>
+        <w:t>a</w:t>
+      </w:r>
+      <w:r>
+        <w:rPr>
+          <w:rFonts w:ascii="Times New Roman" w:eastAsia="Times New Roman" w:hAnsi="Times New Roman" w:cs="Times New Roman"/>
+          <w:sz w:val="28"/>
+          <w:szCs w:val="28"/>
+          <w:lang w:val="en-US" w:bidi="ar-SA"/>
+        </w:rPr>
+        <w:t>ttractions </w:t>
       </w:r>
     </w:p>
     <w:p>
@@ -2053,16 +2880,25 @@
           <w:szCs w:val="28"/>
           <w:lang w:val="en-US" w:bidi="ar-SA"/>
         </w:rPr>
-        <w:t xml:space="preserve">     </w:t>
-      </w:r>
-      <w:r>
-        <w:rPr>
-          <w:rFonts w:ascii="Times New Roman" w:eastAsia="Times New Roman" w:hAnsi="Times New Roman" w:cs="Times New Roman"/>
-          <w:sz w:val="28"/>
-          <w:szCs w:val="28"/>
-          <w:lang w:val="en-US" w:bidi="ar-SA"/>
-        </w:rPr>
-        <w:t>ii. dull</w:t>
+        <w:t xml:space="preserve">c. </w:t>
+      </w:r>
+      <w:r>
+        <w:rPr>
+          <w:rFonts w:ascii="Times New Roman" w:eastAsia="Times New Roman" w:hAnsi="Times New Roman" w:cs="Times New Roman"/>
+          <w:sz w:val="28"/>
+          <w:szCs w:val="28"/>
+          <w:lang w:val="en-US" w:bidi="ar-SA"/>
+        </w:rPr>
+        <w:t>b</w:t>
+      </w:r>
+      <w:r>
+        <w:rPr>
+          <w:rFonts w:ascii="Times New Roman" w:eastAsia="Times New Roman" w:hAnsi="Times New Roman" w:cs="Times New Roman"/>
+          <w:sz w:val="28"/>
+          <w:szCs w:val="28"/>
+          <w:lang w:val="en-US" w:bidi="ar-SA"/>
+        </w:rPr>
+        <w:t>iggest </w:t>
       </w:r>
     </w:p>
     <w:p>
@@ -2084,20 +2920,116 @@
           <w:szCs w:val="28"/>
           <w:lang w:val="en-US" w:bidi="ar-SA"/>
         </w:rPr>
-        <w:t xml:space="preserve">     </w:t>
-      </w:r>
-      <w:r>
-        <w:rPr>
-          <w:rFonts w:ascii="Times New Roman" w:eastAsia="Times New Roman" w:hAnsi="Times New Roman" w:cs="Times New Roman"/>
-          <w:sz w:val="28"/>
-          <w:szCs w:val="28"/>
-          <w:lang w:val="en-US" w:bidi="ar-SA"/>
-        </w:rPr>
-        <w:t>iii.</w:t>
-      </w:r>
-      <w:r>
-        <w:rPr>
-          <w:rFonts w:ascii="Times New Roman" w:eastAsia="Times New Roman" w:hAnsi="Times New Roman" w:cs="Times New Roman"/>
+        <w:t xml:space="preserve">d. </w:t>
+      </w:r>
+      <w:r>
+        <w:rPr>
+          <w:rFonts w:ascii="Times New Roman" w:eastAsia="Times New Roman" w:hAnsi="Times New Roman" w:cs="Times New Roman"/>
+          <w:sz w:val="28"/>
+          <w:szCs w:val="28"/>
+          <w:lang w:val="en-US" w:bidi="ar-SA"/>
+        </w:rPr>
+        <w:t>m</w:t>
+      </w:r>
+      <w:r>
+        <w:rPr>
+          <w:rFonts w:ascii="Times New Roman" w:eastAsia="Times New Roman" w:hAnsi="Times New Roman" w:cs="Times New Roman"/>
+          <w:sz w:val="28"/>
+          <w:szCs w:val="28"/>
+          <w:lang w:val="en-US" w:bidi="ar-SA"/>
+        </w:rPr>
+        <w:t>ountain </w:t>
+      </w:r>
+    </w:p>
+    <w:p>
+      <w:pPr>
+        <w:spacing w:after="0" w:line="240" w:lineRule="auto"/>
+        <w:ind w:left="288"/>
+        <w:jc w:val="both"/>
+        <w:rPr>
+          <w:rFonts w:ascii="Times New Roman" w:eastAsia="Times New Roman" w:hAnsi="Times New Roman" w:cs="Times New Roman"/>
+          <w:sz w:val="28"/>
+          <w:szCs w:val="28"/>
+          <w:lang w:val="en-US" w:bidi="ar-SA"/>
+        </w:rPr>
+      </w:pPr>
+      <w:r>
+        <w:rPr>
+          <w:rFonts w:ascii="Times New Roman" w:eastAsia="Times New Roman" w:hAnsi="Times New Roman" w:cs="Times New Roman"/>
+          <w:sz w:val="28"/>
+          <w:szCs w:val="28"/>
+          <w:lang w:val="en-US" w:bidi="ar-SA"/>
+        </w:rPr>
+        <w:t xml:space="preserve">e. </w:t>
+      </w:r>
+      <w:r>
+        <w:rPr>
+          <w:rFonts w:ascii="Times New Roman" w:eastAsia="Times New Roman" w:hAnsi="Times New Roman" w:cs="Times New Roman"/>
+          <w:sz w:val="28"/>
+          <w:szCs w:val="28"/>
+          <w:lang w:val="en-US" w:bidi="ar-SA"/>
+        </w:rPr>
+        <w:t>b</w:t>
+      </w:r>
+      <w:r>
+        <w:rPr>
+          <w:rFonts w:ascii="Times New Roman" w:eastAsia="Times New Roman" w:hAnsi="Times New Roman" w:cs="Times New Roman"/>
+          <w:sz w:val="28"/>
+          <w:szCs w:val="28"/>
+          <w:lang w:val="en-US" w:bidi="ar-SA"/>
+        </w:rPr>
+        <w:t>etween </w:t>
+      </w:r>
+    </w:p>
+    <w:p>
+      <w:pPr>
+        <w:spacing w:after="0" w:line="240" w:lineRule="auto"/>
+        <w:jc w:val="both"/>
+        <w:rPr>
+          <w:rFonts w:ascii="Times New Roman" w:eastAsia="Times New Roman" w:hAnsi="Times New Roman" w:cs="Times New Roman"/>
+          <w:sz w:val="28"/>
+          <w:szCs w:val="28"/>
+          <w:lang w:val="en-US" w:bidi="ar-SA"/>
+        </w:rPr>
+      </w:pPr>
+    </w:p>
+    <w:p>
+      <w:pPr>
+        <w:spacing w:after="0" w:line="240" w:lineRule="auto"/>
+        <w:ind w:left="270" w:hanging="270"/>
+        <w:jc w:val="both"/>
+        <w:rPr>
+          <w:rFonts w:ascii="Times New Roman" w:eastAsia="Times New Roman" w:hAnsi="Times New Roman" w:cs="Times New Roman"/>
+          <w:b/>
+          <w:sz w:val="28"/>
+          <w:szCs w:val="28"/>
+          <w:lang w:val="en-US" w:bidi="ar-SA"/>
+        </w:rPr>
+      </w:pPr>
+      <w:r>
+        <w:rPr>
+          <w:rFonts w:ascii="Times New Roman" w:eastAsia="Times New Roman" w:hAnsi="Times New Roman" w:cs="Times New Roman"/>
+          <w:b/>
+          <w:sz w:val="28"/>
+          <w:szCs w:val="28"/>
+          <w:lang w:val="en-US" w:bidi="ar-SA"/>
+        </w:rPr>
+        <w:t>7</w:t>
+      </w:r>
+      <w:r>
+        <w:rPr>
+          <w:rFonts w:ascii="Times New Roman" w:eastAsia="Times New Roman" w:hAnsi="Times New Roman" w:cs="Times New Roman"/>
+          <w:b/>
+          <w:sz w:val="28"/>
+          <w:szCs w:val="28"/>
+          <w:lang w:val="en-US" w:bidi="ar-SA"/>
+        </w:rPr>
+        <w:t>)</w:t>
+      </w:r>
+      <w:r>
+        <w:rPr>
+          <w:rFonts w:ascii="Times New Roman" w:eastAsia="Times New Roman" w:hAnsi="Times New Roman" w:cs="Times New Roman"/>
+          <w:b/>
           <w:sz w:val="28"/>
           <w:szCs w:val="28"/>
           <w:lang w:val="en-US" w:bidi="ar-SA"/>
@@ -2107,11 +3039,32 @@
       <w:r>
         <w:rPr>
           <w:rFonts w:ascii="Times New Roman" w:eastAsia="Times New Roman" w:hAnsi="Times New Roman" w:cs="Times New Roman"/>
-          <w:sz w:val="28"/>
-          <w:szCs w:val="28"/>
-          <w:lang w:val="en-US" w:bidi="ar-SA"/>
-        </w:rPr>
-        <w:t>competent</w:t>
+          <w:b/>
+          <w:sz w:val="28"/>
+          <w:szCs w:val="28"/>
+          <w:lang w:val="en-US" w:bidi="ar-SA"/>
+        </w:rPr>
+        <w:t>Develop the following outlines into a story. Al</w:t>
+      </w:r>
+      <w:r>
+        <w:rPr>
+          <w:rFonts w:ascii="Times New Roman" w:eastAsia="Times New Roman" w:hAnsi="Times New Roman" w:cs="Times New Roman"/>
+          <w:b/>
+          <w:sz w:val="28"/>
+          <w:szCs w:val="28"/>
+          <w:lang w:val="en-US" w:bidi="ar-SA"/>
+        </w:rPr>
+        <w:t>so give a suitable title of the story. </w:t>
+      </w:r>
+      <w:r>
+        <w:rPr>
+          <w:rFonts w:ascii="Times New Roman" w:eastAsia="Times New Roman" w:hAnsi="Times New Roman" w:cs="Times New Roman"/>
+          <w:b/>
+          <w:sz w:val="28"/>
+          <w:szCs w:val="28"/>
+          <w:lang w:val="en-US" w:bidi="ar-SA"/>
+        </w:rPr>
+        <w:t xml:space="preserve">                                                       5</w:t>
       </w:r>
     </w:p>
     <w:p>
@@ -2133,264 +3086,96 @@
           <w:szCs w:val="28"/>
           <w:lang w:val="en-US" w:bidi="ar-SA"/>
         </w:rPr>
-        <w:t>d) How did Hari speak in the speech competition?</w:t>
-      </w:r>
-    </w:p>
-    <w:p>
-      <w:pPr>
-        <w:spacing w:after="0" w:line="240" w:lineRule="auto"/>
-        <w:ind w:left="288"/>
-        <w:jc w:val="both"/>
-        <w:rPr>
-          <w:rFonts w:ascii="Times New Roman" w:eastAsia="Times New Roman" w:hAnsi="Times New Roman" w:cs="Times New Roman"/>
-          <w:sz w:val="28"/>
-          <w:szCs w:val="28"/>
-          <w:lang w:val="en-US" w:bidi="ar-SA"/>
-        </w:rPr>
-      </w:pPr>
-      <w:r>
-        <w:rPr>
-          <w:rFonts w:ascii="Times New Roman" w:eastAsia="Times New Roman" w:hAnsi="Times New Roman" w:cs="Times New Roman"/>
-          <w:sz w:val="28"/>
-          <w:szCs w:val="28"/>
-          <w:lang w:val="en-US" w:bidi="ar-SA"/>
-        </w:rPr>
-        <w:t xml:space="preserve">     </w:t>
-      </w:r>
-      <w:r>
-        <w:rPr>
-          <w:rFonts w:ascii="Times New Roman" w:eastAsia="Times New Roman" w:hAnsi="Times New Roman" w:cs="Times New Roman"/>
-          <w:sz w:val="28"/>
-          <w:szCs w:val="28"/>
-          <w:lang w:val="en-US" w:bidi="ar-SA"/>
-        </w:rPr>
-        <w:t>i. logically</w:t>
-      </w:r>
-    </w:p>
-    <w:p>
-      <w:pPr>
-        <w:spacing w:after="0" w:line="240" w:lineRule="auto"/>
-        <w:ind w:left="288"/>
-        <w:jc w:val="both"/>
-        <w:rPr>
-          <w:rFonts w:ascii="Times New Roman" w:eastAsia="Times New Roman" w:hAnsi="Times New Roman" w:cs="Times New Roman"/>
-          <w:sz w:val="28"/>
-          <w:szCs w:val="28"/>
-          <w:lang w:val="en-US" w:bidi="ar-SA"/>
-        </w:rPr>
-      </w:pPr>
-      <w:r>
-        <w:rPr>
-          <w:rFonts w:ascii="Times New Roman" w:eastAsia="Times New Roman" w:hAnsi="Times New Roman" w:cs="Times New Roman"/>
-          <w:sz w:val="28"/>
-          <w:szCs w:val="28"/>
-          <w:lang w:val="en-US" w:bidi="ar-SA"/>
-        </w:rPr>
-        <w:t xml:space="preserve">     </w:t>
-      </w:r>
-      <w:r>
-        <w:rPr>
-          <w:rFonts w:ascii="Times New Roman" w:eastAsia="Times New Roman" w:hAnsi="Times New Roman" w:cs="Times New Roman"/>
-          <w:sz w:val="28"/>
-          <w:szCs w:val="28"/>
-          <w:lang w:val="en-US" w:bidi="ar-SA"/>
-        </w:rPr>
-        <w:t>ii. fearlessly</w:t>
-      </w:r>
-    </w:p>
-    <w:p>
-      <w:pPr>
-        <w:spacing w:after="0" w:line="240" w:lineRule="auto"/>
-        <w:ind w:left="288"/>
-        <w:jc w:val="both"/>
-        <w:rPr>
-          <w:rFonts w:ascii="Times New Roman" w:eastAsia="Times New Roman" w:hAnsi="Times New Roman" w:cs="Times New Roman"/>
-          <w:sz w:val="28"/>
-          <w:szCs w:val="28"/>
-          <w:lang w:val="en-US" w:bidi="ar-SA"/>
-        </w:rPr>
-      </w:pPr>
-      <w:r>
-        <w:rPr>
-          <w:rFonts w:ascii="Times New Roman" w:eastAsia="Times New Roman" w:hAnsi="Times New Roman" w:cs="Times New Roman"/>
-          <w:sz w:val="28"/>
-          <w:szCs w:val="28"/>
-          <w:lang w:val="en-US" w:bidi="ar-SA"/>
-        </w:rPr>
-        <w:t xml:space="preserve">     </w:t>
-      </w:r>
-      <w:r>
-        <w:rPr>
-          <w:rFonts w:ascii="Times New Roman" w:eastAsia="Times New Roman" w:hAnsi="Times New Roman" w:cs="Times New Roman"/>
-          <w:sz w:val="28"/>
-          <w:szCs w:val="28"/>
-          <w:lang w:val="en-US" w:bidi="ar-SA"/>
-        </w:rPr>
-        <w:t>iii. confidently</w:t>
-      </w:r>
-    </w:p>
-    <w:p>
-      <w:pPr>
-        <w:spacing w:after="0" w:line="240" w:lineRule="auto"/>
-        <w:ind w:left="288"/>
-        <w:jc w:val="both"/>
-        <w:rPr>
-          <w:rFonts w:ascii="Times New Roman" w:eastAsia="Times New Roman" w:hAnsi="Times New Roman" w:cs="Times New Roman"/>
-          <w:sz w:val="28"/>
-          <w:szCs w:val="28"/>
-          <w:lang w:val="en-US" w:bidi="ar-SA"/>
-        </w:rPr>
-      </w:pPr>
-      <w:r>
-        <w:rPr>
-          <w:rFonts w:ascii="Times New Roman" w:eastAsia="Times New Roman" w:hAnsi="Times New Roman" w:cs="Times New Roman"/>
-          <w:sz w:val="28"/>
-          <w:szCs w:val="28"/>
-          <w:lang w:val="en-US" w:bidi="ar-SA"/>
-        </w:rPr>
-        <w:t>e) What made Hari win the speech contest?</w:t>
-      </w:r>
-    </w:p>
-    <w:p>
-      <w:pPr>
-        <w:spacing w:after="0" w:line="240" w:lineRule="auto"/>
-        <w:ind w:left="288"/>
-        <w:jc w:val="both"/>
-        <w:rPr>
-          <w:rFonts w:ascii="Times New Roman" w:eastAsia="Times New Roman" w:hAnsi="Times New Roman" w:cs="Times New Roman"/>
-          <w:sz w:val="28"/>
-          <w:szCs w:val="28"/>
-          <w:lang w:val="en-US" w:bidi="ar-SA"/>
-        </w:rPr>
-      </w:pPr>
-      <w:r>
-        <w:rPr>
-          <w:rFonts w:ascii="Times New Roman" w:eastAsia="Times New Roman" w:hAnsi="Times New Roman" w:cs="Times New Roman"/>
-          <w:sz w:val="28"/>
-          <w:szCs w:val="28"/>
-          <w:lang w:val="en-US" w:bidi="ar-SA"/>
-        </w:rPr>
-        <w:t xml:space="preserve">     i</w:t>
-      </w:r>
-      <w:r>
-        <w:rPr>
-          <w:rFonts w:ascii="Times New Roman" w:eastAsia="Times New Roman" w:hAnsi="Times New Roman" w:cs="Times New Roman"/>
-          <w:sz w:val="28"/>
-          <w:szCs w:val="28"/>
-          <w:lang w:val="en-US" w:bidi="ar-SA"/>
-        </w:rPr>
-        <w:t>. self-confidence</w:t>
-      </w:r>
-    </w:p>
-    <w:p>
-      <w:pPr>
-        <w:spacing w:after="0" w:line="240" w:lineRule="auto"/>
-        <w:ind w:left="288"/>
-        <w:jc w:val="both"/>
-        <w:rPr>
-          <w:rFonts w:ascii="Times New Roman" w:eastAsia="Times New Roman" w:hAnsi="Times New Roman" w:cs="Times New Roman"/>
-          <w:sz w:val="28"/>
-          <w:szCs w:val="28"/>
-          <w:lang w:val="en-US" w:bidi="ar-SA"/>
-        </w:rPr>
-      </w:pPr>
-      <w:r>
-        <w:rPr>
-          <w:rFonts w:ascii="Times New Roman" w:eastAsia="Times New Roman" w:hAnsi="Times New Roman" w:cs="Times New Roman"/>
-          <w:sz w:val="28"/>
-          <w:szCs w:val="28"/>
-          <w:lang w:val="en-US" w:bidi="ar-SA"/>
-        </w:rPr>
-        <w:t xml:space="preserve">     </w:t>
-      </w:r>
-      <w:r>
-        <w:rPr>
-          <w:rFonts w:ascii="Times New Roman" w:eastAsia="Times New Roman" w:hAnsi="Times New Roman" w:cs="Times New Roman"/>
-          <w:sz w:val="28"/>
-          <w:szCs w:val="28"/>
-          <w:lang w:val="en-US" w:bidi="ar-SA"/>
-        </w:rPr>
-        <w:t>ii. fearless spirit</w:t>
-      </w:r>
-    </w:p>
-    <w:p>
-      <w:pPr>
-        <w:spacing w:after="0" w:line="240" w:lineRule="auto"/>
-        <w:ind w:left="288"/>
-        <w:jc w:val="both"/>
-        <w:rPr>
-          <w:rFonts w:ascii="Times New Roman" w:eastAsia="Times New Roman" w:hAnsi="Times New Roman" w:cs="Times New Roman"/>
-          <w:sz w:val="28"/>
-          <w:szCs w:val="28"/>
-          <w:lang w:val="en-US" w:bidi="ar-SA"/>
-        </w:rPr>
-      </w:pPr>
-      <w:r>
-        <w:rPr>
-          <w:rFonts w:ascii="Times New Roman" w:eastAsia="Times New Roman" w:hAnsi="Times New Roman" w:cs="Times New Roman"/>
-          <w:sz w:val="28"/>
-          <w:szCs w:val="28"/>
-          <w:lang w:val="en-US" w:bidi="ar-SA"/>
-        </w:rPr>
-        <w:t xml:space="preserve">     </w:t>
-      </w:r>
-      <w:r>
-        <w:rPr>
-          <w:rFonts w:ascii="Times New Roman" w:eastAsia="Times New Roman" w:hAnsi="Times New Roman" w:cs="Times New Roman"/>
-          <w:sz w:val="28"/>
-          <w:szCs w:val="28"/>
-          <w:lang w:val="en-US" w:bidi="ar-SA"/>
-        </w:rPr>
-        <w:t>iii. both (i) and (ii)</w:t>
-      </w:r>
-    </w:p>
-    <w:p>
-      <w:pPr>
-        <w:spacing w:after="0" w:line="240" w:lineRule="auto"/>
-        <w:jc w:val="both"/>
-        <w:rPr>
-          <w:rFonts w:ascii="Times New Roman" w:eastAsia="Times New Roman" w:hAnsi="Times New Roman" w:cs="Times New Roman"/>
-          <w:b/>
-          <w:sz w:val="28"/>
-          <w:szCs w:val="28"/>
-          <w:lang w:val="en-US" w:bidi="ar-SA"/>
-        </w:rPr>
-      </w:pPr>
-    </w:p>
-    <w:p>
-      <w:pPr>
-        <w:spacing w:after="0" w:line="240" w:lineRule="auto"/>
-        <w:jc w:val="both"/>
-        <w:rPr>
-          <w:rFonts w:ascii="Times New Roman" w:eastAsia="Times New Roman" w:hAnsi="Times New Roman" w:cs="Times New Roman"/>
-          <w:b/>
-          <w:sz w:val="28"/>
-          <w:szCs w:val="28"/>
-          <w:lang w:val="en-US" w:bidi="ar-SA"/>
-        </w:rPr>
-      </w:pPr>
-    </w:p>
-    <w:p>
-      <w:pPr>
-        <w:spacing w:after="0" w:line="240" w:lineRule="auto"/>
-        <w:jc w:val="both"/>
-        <w:rPr>
-          <w:rFonts w:ascii="Times New Roman" w:eastAsia="Times New Roman" w:hAnsi="Times New Roman" w:cs="Times New Roman"/>
-          <w:b/>
-          <w:sz w:val="28"/>
-          <w:szCs w:val="28"/>
-          <w:lang w:val="en-US" w:bidi="ar-SA"/>
-        </w:rPr>
-      </w:pPr>
-      <w:r>
-        <w:rPr>
-          <w:rFonts w:ascii="Times New Roman" w:eastAsia="Times New Roman" w:hAnsi="Times New Roman" w:cs="Times New Roman"/>
-          <w:b/>
-          <w:sz w:val="28"/>
-          <w:szCs w:val="28"/>
-          <w:lang w:val="en-US" w:bidi="ar-SA"/>
-        </w:rPr>
-        <w:t>5</w:t>
+        <w:t>A farmer..........three sons........ always quarrelled.......the farmer became sick ..................,.called his sons.................</w:t>
+      </w:r>
+      <w:r>
+        <w:rPr>
+          <w:rFonts w:ascii="Times New Roman" w:eastAsia="Times New Roman" w:hAnsi="Times New Roman" w:cs="Times New Roman"/>
+          <w:sz w:val="28"/>
+          <w:szCs w:val="28"/>
+          <w:lang w:val="en-US" w:bidi="ar-SA"/>
+        </w:rPr>
+        <w:t xml:space="preserve"> </w:t>
+      </w:r>
+      <w:r>
+        <w:rPr>
+          <w:rFonts w:ascii="Times New Roman" w:eastAsia="Times New Roman" w:hAnsi="Times New Roman" w:cs="Times New Roman"/>
+          <w:sz w:val="28"/>
+          <w:szCs w:val="28"/>
+          <w:lang w:val="en-US" w:bidi="ar-SA"/>
+        </w:rPr>
+        <w:t>gave each son a piece of stick to break...</w:t>
+      </w:r>
+      <w:r>
+        <w:rPr>
+          <w:rFonts w:ascii="Times New Roman" w:eastAsia="Times New Roman" w:hAnsi="Times New Roman" w:cs="Times New Roman"/>
+          <w:sz w:val="28"/>
+          <w:szCs w:val="28"/>
+          <w:lang w:val="en-US" w:bidi="ar-SA"/>
+        </w:rPr>
+        <w:t>........</w:t>
+      </w:r>
+      <w:r>
+        <w:rPr>
+          <w:rFonts w:ascii="Times New Roman" w:eastAsia="Times New Roman" w:hAnsi="Times New Roman" w:cs="Times New Roman"/>
+          <w:sz w:val="28"/>
+          <w:szCs w:val="28"/>
+          <w:lang w:val="en-US" w:bidi="ar-SA"/>
+        </w:rPr>
+        <w:t>easily broke......... made the bundle of sticks ..........told them to break ........could not break the bundle....... old father taught them the lesson ..............told them to be united ..........didn't quarrel ............understood the power of unity ......promised their father to stay together</w:t>
+      </w:r>
+      <w:r>
+        <w:rPr>
+          <w:rFonts w:ascii="Times New Roman" w:eastAsia="Times New Roman" w:hAnsi="Times New Roman" w:cs="Times New Roman"/>
+          <w:sz w:val="28"/>
+          <w:szCs w:val="28"/>
+          <w:lang w:val="en-US" w:bidi="ar-SA"/>
+        </w:rPr>
+        <w:t xml:space="preserve"> </w:t>
+      </w:r>
+      <w:r>
+        <w:rPr>
+          <w:rFonts w:ascii="Times New Roman" w:eastAsia="Times New Roman" w:hAnsi="Times New Roman" w:cs="Times New Roman"/>
+          <w:sz w:val="28"/>
+          <w:szCs w:val="28"/>
+          <w:lang w:val="en-US" w:bidi="ar-SA"/>
+        </w:rPr>
+        <w:t>Moral: Unity is strength.</w:t>
+      </w:r>
+    </w:p>
+    <w:p>
+      <w:pPr>
+        <w:spacing w:after="0" w:line="240" w:lineRule="auto"/>
+        <w:jc w:val="both"/>
+        <w:rPr>
+          <w:rFonts w:ascii="Times New Roman" w:eastAsia="Times New Roman" w:hAnsi="Times New Roman" w:cs="Times New Roman"/>
+          <w:sz w:val="28"/>
+          <w:szCs w:val="28"/>
+          <w:lang w:val="en-US" w:bidi="ar-SA"/>
+        </w:rPr>
+      </w:pPr>
+    </w:p>
+    <w:p>
+      <w:pPr>
+        <w:spacing w:after="0" w:line="240" w:lineRule="auto"/>
+        <w:jc w:val="both"/>
+        <w:rPr>
+          <w:rFonts w:ascii="Times New Roman" w:eastAsia="Times New Roman" w:hAnsi="Times New Roman" w:cs="Times New Roman"/>
+          <w:b/>
+          <w:sz w:val="28"/>
+          <w:szCs w:val="28"/>
+          <w:lang w:val="en-US" w:bidi="ar-SA"/>
+        </w:rPr>
+      </w:pPr>
+      <w:r>
+        <w:rPr>
+          <w:rFonts w:ascii="Times New Roman" w:eastAsia="Times New Roman" w:hAnsi="Times New Roman" w:cs="Times New Roman"/>
+          <w:b/>
+          <w:sz w:val="28"/>
+          <w:szCs w:val="28"/>
+          <w:lang w:val="en-US" w:bidi="ar-SA"/>
+        </w:rPr>
+        <w:t>8</w:t>
       </w:r>
       <w:r>
         <w:rPr>
@@ -2410,84 +3195,60 @@
           <w:szCs w:val="28"/>
           <w:lang w:val="en-US" w:bidi="ar-SA"/>
         </w:rPr>
-        <w:t xml:space="preserve"> Punctuate the following passage.</w:t>
-      </w:r>
-      <w:r>
-        <w:rPr>
-          <w:rFonts w:ascii="Times New Roman" w:eastAsia="Times New Roman" w:hAnsi="Times New Roman" w:cs="Times New Roman"/>
-          <w:b/>
-          <w:sz w:val="28"/>
-          <w:szCs w:val="28"/>
-          <w:lang w:val="en-US" w:bidi="ar-SA"/>
-        </w:rPr>
-        <w:t xml:space="preserve">      </w:t>
-      </w:r>
-      <w:r>
-        <w:rPr>
-          <w:rFonts w:ascii="Times New Roman" w:eastAsia="Times New Roman" w:hAnsi="Times New Roman" w:cs="Times New Roman"/>
-          <w:b/>
-          <w:sz w:val="28"/>
-          <w:szCs w:val="28"/>
-          <w:lang w:val="en-US" w:bidi="ar-SA"/>
-        </w:rPr>
-        <w:t xml:space="preserve">                       (10×0.5=5)</w:t>
-      </w:r>
-    </w:p>
-    <w:p>
-      <w:pPr>
-        <w:spacing w:after="0" w:line="240" w:lineRule="auto"/>
-        <w:ind w:left="288"/>
-        <w:jc w:val="both"/>
-        <w:rPr>
-          <w:rFonts w:ascii="Times New Roman" w:eastAsia="Times New Roman" w:hAnsi="Times New Roman" w:cs="Times New Roman"/>
-          <w:sz w:val="28"/>
-          <w:szCs w:val="28"/>
-          <w:lang w:val="en-US" w:bidi="ar-SA"/>
-        </w:rPr>
-      </w:pPr>
-      <w:r>
-        <w:rPr>
-          <w:rFonts w:ascii="Times New Roman" w:eastAsia="Times New Roman" w:hAnsi="Times New Roman" w:cs="Times New Roman"/>
-          <w:sz w:val="28"/>
-          <w:szCs w:val="28"/>
-          <w:lang w:val="en-US" w:bidi="ar-SA"/>
-        </w:rPr>
-        <w:t>my name is lalit saud . i am from achham. it lies in far west province </w:t>
-      </w:r>
-    </w:p>
-    <w:p>
-      <w:pPr>
-        <w:spacing w:after="0" w:line="240" w:lineRule="auto"/>
-        <w:jc w:val="both"/>
-        <w:rPr>
-          <w:rFonts w:ascii="Times New Roman" w:eastAsia="Times New Roman" w:hAnsi="Times New Roman" w:cs="Times New Roman"/>
-          <w:sz w:val="28"/>
-          <w:szCs w:val="28"/>
-          <w:lang w:val="en-US" w:bidi="ar-SA"/>
-        </w:rPr>
-      </w:pPr>
-    </w:p>
-    <w:p>
-      <w:pPr>
-        <w:spacing w:after="0" w:line="240" w:lineRule="auto"/>
-        <w:jc w:val="both"/>
-        <w:rPr>
-          <w:rFonts w:ascii="Times New Roman" w:eastAsia="Times New Roman" w:hAnsi="Times New Roman" w:cs="Times New Roman"/>
-          <w:b/>
-          <w:sz w:val="28"/>
-          <w:szCs w:val="28"/>
-          <w:lang w:val="en-US" w:bidi="ar-SA"/>
-        </w:rPr>
-      </w:pPr>
-      <w:r>
-        <w:rPr>
-          <w:rFonts w:ascii="Times New Roman" w:eastAsia="Times New Roman" w:hAnsi="Times New Roman" w:cs="Times New Roman"/>
-          <w:b/>
-          <w:sz w:val="28"/>
-          <w:szCs w:val="28"/>
-          <w:lang w:val="en-US" w:bidi="ar-SA"/>
-        </w:rPr>
-        <w:t>6</w:t>
+        <w:t xml:space="preserve"> W</w:t>
+      </w:r>
+      <w:r>
+        <w:rPr>
+          <w:rFonts w:ascii="Times New Roman" w:eastAsia="Times New Roman" w:hAnsi="Times New Roman" w:cs="Times New Roman"/>
+          <w:b/>
+          <w:sz w:val="28"/>
+          <w:szCs w:val="28"/>
+          <w:lang w:val="en-US" w:bidi="ar-SA"/>
+        </w:rPr>
+        <w:t>rite a short paragraph about your school</w:t>
+      </w:r>
+      <w:r>
+        <w:rPr>
+          <w:rFonts w:ascii="Times New Roman" w:eastAsia="Times New Roman" w:hAnsi="Times New Roman" w:cs="Times New Roman"/>
+          <w:b/>
+          <w:sz w:val="28"/>
+          <w:szCs w:val="28"/>
+          <w:lang w:val="en-US" w:bidi="ar-SA"/>
+        </w:rPr>
+        <w:t>.</w:t>
+      </w:r>
+      <w:r>
+        <w:rPr>
+          <w:rFonts w:ascii="Times New Roman" w:eastAsia="Times New Roman" w:hAnsi="Times New Roman" w:cs="Times New Roman"/>
+          <w:b/>
+          <w:sz w:val="28"/>
+          <w:szCs w:val="28"/>
+          <w:lang w:val="en-US" w:bidi="ar-SA"/>
+        </w:rPr>
+        <w:t xml:space="preserve">                  5</w:t>
+      </w:r>
+    </w:p>
+    <w:p>
+      <w:pPr>
+        <w:spacing w:after="0" w:line="240" w:lineRule="auto"/>
+        <w:jc w:val="both"/>
+        <w:rPr>
+          <w:rFonts w:ascii="Times New Roman" w:eastAsia="Times New Roman" w:hAnsi="Times New Roman" w:cs="Times New Roman"/>
+          <w:b/>
+          <w:sz w:val="28"/>
+          <w:szCs w:val="28"/>
+          <w:lang w:val="en-US" w:bidi="ar-SA"/>
+        </w:rPr>
+      </w:pPr>
+      <w:r>
+        <w:rPr>
+          <w:rFonts w:ascii="Times New Roman" w:eastAsia="Times New Roman" w:hAnsi="Times New Roman" w:cs="Times New Roman"/>
+          <w:b/>
+          <w:sz w:val="28"/>
+          <w:szCs w:val="28"/>
+          <w:lang w:val="en-US" w:bidi="ar-SA"/>
+        </w:rPr>
+        <w:t>9</w:t>
       </w:r>
       <w:r>
         <w:rPr>
@@ -2507,546 +3268,6 @@
           <w:szCs w:val="28"/>
           <w:lang w:val="en-US" w:bidi="ar-SA"/>
         </w:rPr>
-        <w:t xml:space="preserve"> Make</w:t>
-      </w:r>
-      <w:r>
-        <w:rPr>
-          <w:rFonts w:ascii="Times New Roman" w:eastAsia="Times New Roman" w:hAnsi="Times New Roman" w:cs="Times New Roman"/>
-          <w:b/>
-          <w:sz w:val="28"/>
-          <w:szCs w:val="28"/>
-          <w:lang w:val="en-US" w:bidi="ar-SA"/>
-        </w:rPr>
-        <w:t xml:space="preserve"> </w:t>
-      </w:r>
-      <w:r>
-        <w:rPr>
-          <w:rFonts w:ascii="Times New Roman" w:eastAsia="Times New Roman" w:hAnsi="Times New Roman" w:cs="Times New Roman"/>
-          <w:b/>
-          <w:sz w:val="28"/>
-          <w:szCs w:val="28"/>
-          <w:lang w:val="en-US" w:bidi="ar-SA"/>
-        </w:rPr>
-        <w:t>sentence</w:t>
-      </w:r>
-      <w:r>
-        <w:rPr>
-          <w:rFonts w:ascii="Times New Roman" w:eastAsia="Times New Roman" w:hAnsi="Times New Roman" w:cs="Times New Roman"/>
-          <w:b/>
-          <w:sz w:val="28"/>
-          <w:szCs w:val="28"/>
-          <w:lang w:val="en-US" w:bidi="ar-SA"/>
-        </w:rPr>
-        <w:t>s</w:t>
-      </w:r>
-      <w:r>
-        <w:rPr>
-          <w:rFonts w:ascii="Times New Roman" w:eastAsia="Times New Roman" w:hAnsi="Times New Roman" w:cs="Times New Roman"/>
-          <w:b/>
-          <w:sz w:val="28"/>
-          <w:szCs w:val="28"/>
-          <w:lang w:val="en-US" w:bidi="ar-SA"/>
-        </w:rPr>
-        <w:t xml:space="preserve"> by using the following words.</w:t>
-      </w:r>
-      <w:r>
-        <w:rPr>
-          <w:rFonts w:ascii="Times New Roman" w:eastAsia="Times New Roman" w:hAnsi="Times New Roman" w:cs="Times New Roman"/>
-          <w:b/>
-          <w:sz w:val="28"/>
-          <w:szCs w:val="28"/>
-          <w:lang w:val="en-US" w:bidi="ar-SA"/>
-        </w:rPr>
-        <w:t xml:space="preserve">      (5×1=5)</w:t>
-      </w:r>
-    </w:p>
-    <w:p>
-      <w:pPr>
-        <w:spacing w:after="0" w:line="240" w:lineRule="auto"/>
-        <w:ind w:left="288"/>
-        <w:jc w:val="both"/>
-        <w:rPr>
-          <w:rFonts w:ascii="Times New Roman" w:eastAsia="Times New Roman" w:hAnsi="Times New Roman" w:cs="Times New Roman"/>
-          <w:sz w:val="28"/>
-          <w:szCs w:val="28"/>
-          <w:lang w:val="en-US" w:bidi="ar-SA"/>
-        </w:rPr>
-      </w:pPr>
-      <w:r>
-        <w:rPr>
-          <w:rFonts w:ascii="Times New Roman" w:eastAsia="Times New Roman" w:hAnsi="Times New Roman" w:cs="Times New Roman"/>
-          <w:sz w:val="28"/>
-          <w:szCs w:val="28"/>
-          <w:lang w:val="en-US" w:bidi="ar-SA"/>
-        </w:rPr>
-        <w:t xml:space="preserve">a. </w:t>
-      </w:r>
-      <w:r>
-        <w:rPr>
-          <w:rFonts w:ascii="Times New Roman" w:eastAsia="Times New Roman" w:hAnsi="Times New Roman" w:cs="Times New Roman"/>
-          <w:sz w:val="28"/>
-          <w:szCs w:val="28"/>
-          <w:lang w:val="en-US" w:bidi="ar-SA"/>
-        </w:rPr>
-        <w:t>f</w:t>
-      </w:r>
-      <w:r>
-        <w:rPr>
-          <w:rFonts w:ascii="Times New Roman" w:eastAsia="Times New Roman" w:hAnsi="Times New Roman" w:cs="Times New Roman"/>
-          <w:sz w:val="28"/>
-          <w:szCs w:val="28"/>
-          <w:lang w:val="en-US" w:bidi="ar-SA"/>
-        </w:rPr>
-        <w:t>amous </w:t>
-      </w:r>
-    </w:p>
-    <w:p>
-      <w:pPr>
-        <w:spacing w:after="0" w:line="240" w:lineRule="auto"/>
-        <w:ind w:left="288"/>
-        <w:jc w:val="both"/>
-        <w:rPr>
-          <w:rFonts w:ascii="Times New Roman" w:eastAsia="Times New Roman" w:hAnsi="Times New Roman" w:cs="Times New Roman"/>
-          <w:sz w:val="28"/>
-          <w:szCs w:val="28"/>
-          <w:lang w:val="en-US" w:bidi="ar-SA"/>
-        </w:rPr>
-      </w:pPr>
-      <w:r>
-        <w:rPr>
-          <w:rFonts w:ascii="Times New Roman" w:eastAsia="Times New Roman" w:hAnsi="Times New Roman" w:cs="Times New Roman"/>
-          <w:sz w:val="28"/>
-          <w:szCs w:val="28"/>
-          <w:lang w:val="en-US" w:bidi="ar-SA"/>
-        </w:rPr>
-        <w:t xml:space="preserve">b. </w:t>
-      </w:r>
-      <w:r>
-        <w:rPr>
-          <w:rFonts w:ascii="Times New Roman" w:eastAsia="Times New Roman" w:hAnsi="Times New Roman" w:cs="Times New Roman"/>
-          <w:sz w:val="28"/>
-          <w:szCs w:val="28"/>
-          <w:lang w:val="en-US" w:bidi="ar-SA"/>
-        </w:rPr>
-        <w:t>a</w:t>
-      </w:r>
-      <w:r>
-        <w:rPr>
-          <w:rFonts w:ascii="Times New Roman" w:eastAsia="Times New Roman" w:hAnsi="Times New Roman" w:cs="Times New Roman"/>
-          <w:sz w:val="28"/>
-          <w:szCs w:val="28"/>
-          <w:lang w:val="en-US" w:bidi="ar-SA"/>
-        </w:rPr>
-        <w:t>ttractions </w:t>
-      </w:r>
-    </w:p>
-    <w:p>
-      <w:pPr>
-        <w:spacing w:after="0" w:line="240" w:lineRule="auto"/>
-        <w:ind w:left="288"/>
-        <w:jc w:val="both"/>
-        <w:rPr>
-          <w:rFonts w:ascii="Times New Roman" w:eastAsia="Times New Roman" w:hAnsi="Times New Roman" w:cs="Times New Roman"/>
-          <w:sz w:val="28"/>
-          <w:szCs w:val="28"/>
-          <w:lang w:val="en-US" w:bidi="ar-SA"/>
-        </w:rPr>
-      </w:pPr>
-      <w:r>
-        <w:rPr>
-          <w:rFonts w:ascii="Times New Roman" w:eastAsia="Times New Roman" w:hAnsi="Times New Roman" w:cs="Times New Roman"/>
-          <w:sz w:val="28"/>
-          <w:szCs w:val="28"/>
-          <w:lang w:val="en-US" w:bidi="ar-SA"/>
-        </w:rPr>
-        <w:t xml:space="preserve">c. </w:t>
-      </w:r>
-      <w:r>
-        <w:rPr>
-          <w:rFonts w:ascii="Times New Roman" w:eastAsia="Times New Roman" w:hAnsi="Times New Roman" w:cs="Times New Roman"/>
-          <w:sz w:val="28"/>
-          <w:szCs w:val="28"/>
-          <w:lang w:val="en-US" w:bidi="ar-SA"/>
-        </w:rPr>
-        <w:t>b</w:t>
-      </w:r>
-      <w:r>
-        <w:rPr>
-          <w:rFonts w:ascii="Times New Roman" w:eastAsia="Times New Roman" w:hAnsi="Times New Roman" w:cs="Times New Roman"/>
-          <w:sz w:val="28"/>
-          <w:szCs w:val="28"/>
-          <w:lang w:val="en-US" w:bidi="ar-SA"/>
-        </w:rPr>
-        <w:t>iggest </w:t>
-      </w:r>
-    </w:p>
-    <w:p>
-      <w:pPr>
-        <w:spacing w:after="0" w:line="240" w:lineRule="auto"/>
-        <w:ind w:left="288"/>
-        <w:jc w:val="both"/>
-        <w:rPr>
-          <w:rFonts w:ascii="Times New Roman" w:eastAsia="Times New Roman" w:hAnsi="Times New Roman" w:cs="Times New Roman"/>
-          <w:sz w:val="28"/>
-          <w:szCs w:val="28"/>
-          <w:lang w:val="en-US" w:bidi="ar-SA"/>
-        </w:rPr>
-      </w:pPr>
-      <w:r>
-        <w:rPr>
-          <w:rFonts w:ascii="Times New Roman" w:eastAsia="Times New Roman" w:hAnsi="Times New Roman" w:cs="Times New Roman"/>
-          <w:sz w:val="28"/>
-          <w:szCs w:val="28"/>
-          <w:lang w:val="en-US" w:bidi="ar-SA"/>
-        </w:rPr>
-        <w:t xml:space="preserve">d. </w:t>
-      </w:r>
-      <w:r>
-        <w:rPr>
-          <w:rFonts w:ascii="Times New Roman" w:eastAsia="Times New Roman" w:hAnsi="Times New Roman" w:cs="Times New Roman"/>
-          <w:sz w:val="28"/>
-          <w:szCs w:val="28"/>
-          <w:lang w:val="en-US" w:bidi="ar-SA"/>
-        </w:rPr>
-        <w:t>m</w:t>
-      </w:r>
-      <w:r>
-        <w:rPr>
-          <w:rFonts w:ascii="Times New Roman" w:eastAsia="Times New Roman" w:hAnsi="Times New Roman" w:cs="Times New Roman"/>
-          <w:sz w:val="28"/>
-          <w:szCs w:val="28"/>
-          <w:lang w:val="en-US" w:bidi="ar-SA"/>
-        </w:rPr>
-        <w:t>ountain </w:t>
-      </w:r>
-    </w:p>
-    <w:p>
-      <w:pPr>
-        <w:spacing w:after="0" w:line="240" w:lineRule="auto"/>
-        <w:ind w:left="288"/>
-        <w:jc w:val="both"/>
-        <w:rPr>
-          <w:rFonts w:ascii="Times New Roman" w:eastAsia="Times New Roman" w:hAnsi="Times New Roman" w:cs="Times New Roman"/>
-          <w:sz w:val="28"/>
-          <w:szCs w:val="28"/>
-          <w:lang w:val="en-US" w:bidi="ar-SA"/>
-        </w:rPr>
-      </w:pPr>
-      <w:r>
-        <w:rPr>
-          <w:rFonts w:ascii="Times New Roman" w:eastAsia="Times New Roman" w:hAnsi="Times New Roman" w:cs="Times New Roman"/>
-          <w:sz w:val="28"/>
-          <w:szCs w:val="28"/>
-          <w:lang w:val="en-US" w:bidi="ar-SA"/>
-        </w:rPr>
-        <w:t xml:space="preserve">e. </w:t>
-      </w:r>
-      <w:r>
-        <w:rPr>
-          <w:rFonts w:ascii="Times New Roman" w:eastAsia="Times New Roman" w:hAnsi="Times New Roman" w:cs="Times New Roman"/>
-          <w:sz w:val="28"/>
-          <w:szCs w:val="28"/>
-          <w:lang w:val="en-US" w:bidi="ar-SA"/>
-        </w:rPr>
-        <w:t>b</w:t>
-      </w:r>
-      <w:r>
-        <w:rPr>
-          <w:rFonts w:ascii="Times New Roman" w:eastAsia="Times New Roman" w:hAnsi="Times New Roman" w:cs="Times New Roman"/>
-          <w:sz w:val="28"/>
-          <w:szCs w:val="28"/>
-          <w:lang w:val="en-US" w:bidi="ar-SA"/>
-        </w:rPr>
-        <w:t>etween </w:t>
-      </w:r>
-    </w:p>
-    <w:p>
-      <w:pPr>
-        <w:spacing w:after="0" w:line="240" w:lineRule="auto"/>
-        <w:jc w:val="both"/>
-        <w:rPr>
-          <w:rFonts w:ascii="Times New Roman" w:eastAsia="Times New Roman" w:hAnsi="Times New Roman" w:cs="Times New Roman"/>
-          <w:sz w:val="28"/>
-          <w:szCs w:val="28"/>
-          <w:lang w:val="en-US" w:bidi="ar-SA"/>
-        </w:rPr>
-      </w:pPr>
-    </w:p>
-    <w:p>
-      <w:pPr>
-        <w:spacing w:after="0" w:line="240" w:lineRule="auto"/>
-        <w:ind w:left="270" w:hanging="270"/>
-        <w:jc w:val="both"/>
-        <w:rPr>
-          <w:rFonts w:ascii="Times New Roman" w:eastAsia="Times New Roman" w:hAnsi="Times New Roman" w:cs="Times New Roman"/>
-          <w:b/>
-          <w:sz w:val="28"/>
-          <w:szCs w:val="28"/>
-          <w:lang w:val="en-US" w:bidi="ar-SA"/>
-        </w:rPr>
-      </w:pPr>
-      <w:r>
-        <w:rPr>
-          <w:rFonts w:ascii="Times New Roman" w:eastAsia="Times New Roman" w:hAnsi="Times New Roman" w:cs="Times New Roman"/>
-          <w:b/>
-          <w:sz w:val="28"/>
-          <w:szCs w:val="28"/>
-          <w:lang w:val="en-US" w:bidi="ar-SA"/>
-        </w:rPr>
-        <w:t>7</w:t>
-      </w:r>
-      <w:r>
-        <w:rPr>
-          <w:rFonts w:ascii="Times New Roman" w:eastAsia="Times New Roman" w:hAnsi="Times New Roman" w:cs="Times New Roman"/>
-          <w:b/>
-          <w:sz w:val="28"/>
-          <w:szCs w:val="28"/>
-          <w:lang w:val="en-US" w:bidi="ar-SA"/>
-        </w:rPr>
-        <w:t>)</w:t>
-      </w:r>
-      <w:r>
-        <w:rPr>
-          <w:rFonts w:ascii="Times New Roman" w:eastAsia="Times New Roman" w:hAnsi="Times New Roman" w:cs="Times New Roman"/>
-          <w:b/>
-          <w:sz w:val="28"/>
-          <w:szCs w:val="28"/>
-          <w:lang w:val="en-US" w:bidi="ar-SA"/>
-        </w:rPr>
-        <w:t xml:space="preserve"> </w:t>
-      </w:r>
-      <w:r>
-        <w:rPr>
-          <w:rFonts w:ascii="Times New Roman" w:eastAsia="Times New Roman" w:hAnsi="Times New Roman" w:cs="Times New Roman"/>
-          <w:b/>
-          <w:sz w:val="28"/>
-          <w:szCs w:val="28"/>
-          <w:lang w:val="en-US" w:bidi="ar-SA"/>
-        </w:rPr>
-        <w:t>Develop the following outlines into a story. Al</w:t>
-      </w:r>
-      <w:r>
-        <w:rPr>
-          <w:rFonts w:ascii="Times New Roman" w:eastAsia="Times New Roman" w:hAnsi="Times New Roman" w:cs="Times New Roman"/>
-          <w:b/>
-          <w:sz w:val="28"/>
-          <w:szCs w:val="28"/>
-          <w:lang w:val="en-US" w:bidi="ar-SA"/>
-        </w:rPr>
-        <w:t>so give a suitable title of the story. </w:t>
-      </w:r>
-      <w:r>
-        <w:rPr>
-          <w:rFonts w:ascii="Times New Roman" w:eastAsia="Times New Roman" w:hAnsi="Times New Roman" w:cs="Times New Roman"/>
-          <w:b/>
-          <w:sz w:val="28"/>
-          <w:szCs w:val="28"/>
-          <w:lang w:val="en-US" w:bidi="ar-SA"/>
-        </w:rPr>
-        <w:t xml:space="preserve">                                                       5</w:t>
-      </w:r>
-    </w:p>
-    <w:p>
-      <w:pPr>
-        <w:spacing w:after="0" w:line="240" w:lineRule="auto"/>
-        <w:ind w:left="288"/>
-        <w:jc w:val="both"/>
-        <w:rPr>
-          <w:rFonts w:ascii="Times New Roman" w:eastAsia="Times New Roman" w:hAnsi="Times New Roman" w:cs="Times New Roman"/>
-          <w:sz w:val="28"/>
-          <w:szCs w:val="28"/>
-          <w:lang w:val="en-US" w:bidi="ar-SA"/>
-        </w:rPr>
-      </w:pPr>
-      <w:r>
-        <w:rPr>
-          <w:rFonts w:ascii="Times New Roman" w:eastAsia="Times New Roman" w:hAnsi="Times New Roman" w:cs="Times New Roman"/>
-          <w:sz w:val="28"/>
-          <w:szCs w:val="28"/>
-          <w:lang w:val="en-US" w:bidi="ar-SA"/>
-        </w:rPr>
-        <w:t>A farmer..........three sons........ always quarrelled.......the farmer became sick ..................,.called his sons.................</w:t>
-      </w:r>
-      <w:r>
-        <w:rPr>
-          <w:rFonts w:ascii="Times New Roman" w:eastAsia="Times New Roman" w:hAnsi="Times New Roman" w:cs="Times New Roman"/>
-          <w:sz w:val="28"/>
-          <w:szCs w:val="28"/>
-          <w:lang w:val="en-US" w:bidi="ar-SA"/>
-        </w:rPr>
-        <w:t xml:space="preserve"> </w:t>
-      </w:r>
-      <w:r>
-        <w:rPr>
-          <w:rFonts w:ascii="Times New Roman" w:eastAsia="Times New Roman" w:hAnsi="Times New Roman" w:cs="Times New Roman"/>
-          <w:sz w:val="28"/>
-          <w:szCs w:val="28"/>
-          <w:lang w:val="en-US" w:bidi="ar-SA"/>
-        </w:rPr>
-        <w:t>gave each son a piece of stick to break...</w:t>
-      </w:r>
-      <w:r>
-        <w:rPr>
-          <w:rFonts w:ascii="Times New Roman" w:eastAsia="Times New Roman" w:hAnsi="Times New Roman" w:cs="Times New Roman"/>
-          <w:sz w:val="28"/>
-          <w:szCs w:val="28"/>
-          <w:lang w:val="en-US" w:bidi="ar-SA"/>
-        </w:rPr>
-        <w:t>........</w:t>
-      </w:r>
-      <w:r>
-        <w:rPr>
-          <w:rFonts w:ascii="Times New Roman" w:eastAsia="Times New Roman" w:hAnsi="Times New Roman" w:cs="Times New Roman"/>
-          <w:sz w:val="28"/>
-          <w:szCs w:val="28"/>
-          <w:lang w:val="en-US" w:bidi="ar-SA"/>
-        </w:rPr>
-        <w:t>easily broke......... made the bundle of sticks ..........told them to break ........could not break the bundle....... old father taught them the lesson ..............told them to be united ..........didn't quarrel ............understood the power of unity ......promised their father to stay together</w:t>
-      </w:r>
-      <w:r>
-        <w:rPr>
-          <w:rFonts w:ascii="Times New Roman" w:eastAsia="Times New Roman" w:hAnsi="Times New Roman" w:cs="Times New Roman"/>
-          <w:sz w:val="28"/>
-          <w:szCs w:val="28"/>
-          <w:lang w:val="en-US" w:bidi="ar-SA"/>
-        </w:rPr>
-        <w:t xml:space="preserve"> </w:t>
-      </w:r>
-      <w:r>
-        <w:rPr>
-          <w:rFonts w:ascii="Times New Roman" w:eastAsia="Times New Roman" w:hAnsi="Times New Roman" w:cs="Times New Roman"/>
-          <w:sz w:val="28"/>
-          <w:szCs w:val="28"/>
-          <w:lang w:val="en-US" w:bidi="ar-SA"/>
-        </w:rPr>
-        <w:t>Moral: Unity is strength.</w:t>
-      </w:r>
-    </w:p>
-    <w:p>
-      <w:pPr>
-        <w:spacing w:after="0" w:line="240" w:lineRule="auto"/>
-        <w:jc w:val="both"/>
-        <w:rPr>
-          <w:rFonts w:ascii="Times New Roman" w:eastAsia="Times New Roman" w:hAnsi="Times New Roman" w:cs="Times New Roman"/>
-          <w:sz w:val="28"/>
-          <w:szCs w:val="28"/>
-          <w:lang w:val="en-US" w:bidi="ar-SA"/>
-        </w:rPr>
-      </w:pPr>
-    </w:p>
-    <w:p>
-      <w:pPr>
-        <w:spacing w:after="0" w:line="240" w:lineRule="auto"/>
-        <w:jc w:val="both"/>
-        <w:rPr>
-          <w:rFonts w:ascii="Times New Roman" w:eastAsia="Times New Roman" w:hAnsi="Times New Roman" w:cs="Times New Roman"/>
-          <w:b/>
-          <w:sz w:val="28"/>
-          <w:szCs w:val="28"/>
-          <w:lang w:val="en-US" w:bidi="ar-SA"/>
-        </w:rPr>
-      </w:pPr>
-      <w:r>
-        <w:rPr>
-          <w:rFonts w:ascii="Times New Roman" w:eastAsia="Times New Roman" w:hAnsi="Times New Roman" w:cs="Times New Roman"/>
-          <w:b/>
-          <w:sz w:val="28"/>
-          <w:szCs w:val="28"/>
-          <w:lang w:val="en-US" w:bidi="ar-SA"/>
-        </w:rPr>
-        <w:t>8</w:t>
-      </w:r>
-      <w:r>
-        <w:rPr>
-          <w:rFonts w:ascii="Times New Roman" w:eastAsia="Times New Roman" w:hAnsi="Times New Roman" w:cs="Times New Roman"/>
-          <w:b/>
-          <w:sz w:val="28"/>
-          <w:szCs w:val="28"/>
-          <w:lang w:val="en-US" w:bidi="ar-SA"/>
-        </w:rPr>
-        <w:t>)</w:t>
-      </w:r>
-      <w:r>
-        <w:rPr>
-          <w:rFonts w:ascii="Times New Roman" w:eastAsia="Times New Roman" w:hAnsi="Times New Roman" w:cs="Times New Roman"/>
-          <w:b/>
-          <w:sz w:val="28"/>
-          <w:szCs w:val="28"/>
-          <w:lang w:val="en-US" w:bidi="ar-SA"/>
-        </w:rPr>
-        <w:t xml:space="preserve"> W</w:t>
-      </w:r>
-      <w:r>
-        <w:rPr>
-          <w:rFonts w:ascii="Times New Roman" w:eastAsia="Times New Roman" w:hAnsi="Times New Roman" w:cs="Times New Roman"/>
-          <w:b/>
-          <w:sz w:val="28"/>
-          <w:szCs w:val="28"/>
-          <w:lang w:val="en-US" w:bidi="ar-SA"/>
-        </w:rPr>
-        <w:t>rite a short paragraph about your school</w:t>
-      </w:r>
-      <w:r>
-        <w:rPr>
-          <w:rFonts w:ascii="Times New Roman" w:eastAsia="Times New Roman" w:hAnsi="Times New Roman" w:cs="Times New Roman"/>
-          <w:b/>
-          <w:sz w:val="28"/>
-          <w:szCs w:val="28"/>
-          <w:lang w:val="en-US" w:bidi="ar-SA"/>
-        </w:rPr>
-        <w:t>.</w:t>
-      </w:r>
-      <w:r>
-        <w:rPr>
-          <w:rFonts w:ascii="Times New Roman" w:eastAsia="Times New Roman" w:hAnsi="Times New Roman" w:cs="Times New Roman"/>
-          <w:b/>
-          <w:sz w:val="28"/>
-          <w:szCs w:val="28"/>
-          <w:lang w:val="en-US" w:bidi="ar-SA"/>
-        </w:rPr>
-        <w:t xml:space="preserve">                  5</w:t>
-      </w:r>
-    </w:p>
-    <w:p>
-      <w:pPr>
-        <w:spacing w:after="0" w:line="240" w:lineRule="auto"/>
-        <w:jc w:val="both"/>
-        <w:rPr>
-          <w:rFonts w:ascii="Times New Roman" w:eastAsia="Times New Roman" w:hAnsi="Times New Roman" w:cs="Times New Roman"/>
-          <w:b/>
-          <w:sz w:val="28"/>
-          <w:szCs w:val="28"/>
-          <w:lang w:val="en-US" w:bidi="ar-SA"/>
-        </w:rPr>
-      </w:pPr>
-      <w:r>
-        <w:rPr>
-          <w:rFonts w:ascii="Times New Roman" w:eastAsia="Times New Roman" w:hAnsi="Times New Roman" w:cs="Times New Roman"/>
-          <w:b/>
-          <w:sz w:val="28"/>
-          <w:szCs w:val="28"/>
-          <w:lang w:val="en-US" w:bidi="ar-SA"/>
-        </w:rPr>
-        <w:t>9</w:t>
-      </w:r>
-      <w:r>
-        <w:rPr>
-          <w:rFonts w:ascii="Times New Roman" w:eastAsia="Times New Roman" w:hAnsi="Times New Roman" w:cs="Times New Roman"/>
-          <w:b/>
-          <w:sz w:val="28"/>
-          <w:szCs w:val="28"/>
-          <w:lang w:val="en-US" w:bidi="ar-SA"/>
-        </w:rPr>
-        <w:t>)</w:t>
-      </w:r>
-      <w:r>
-        <w:rPr>
-          <w:rFonts w:ascii="Times New Roman" w:eastAsia="Times New Roman" w:hAnsi="Times New Roman" w:cs="Times New Roman"/>
-          <w:b/>
-          <w:sz w:val="28"/>
-          <w:szCs w:val="28"/>
-          <w:lang w:val="en-US" w:bidi="ar-SA"/>
-        </w:rPr>
         <w:t xml:space="preserve"> Choose the correct answer and fill the blanks.</w:t>
       </w:r>
       <w:r>
@@ -3057,7 +3278,17 @@
           <w:szCs w:val="28"/>
           <w:lang w:val="en-US" w:bidi="ar-SA"/>
         </w:rPr>
-        <w:t xml:space="preserve">              5</w:t>
+        <w:t xml:space="preserve">              </w:t>
+      </w:r>
+      <w:r>
+        <w:rPr>
+          <w:rFonts w:ascii="Times New Roman" w:eastAsia="Times New Roman" w:hAnsi="Times New Roman" w:cs="Times New Roman"/>
+          <w:b/>
+          <w:sz w:val="28"/>
+          <w:szCs w:val="28"/>
+          <w:lang w:val="en-US" w:bidi="ar-SA"/>
+        </w:rPr>
+        <w:t>(5×1=5)</w:t>
       </w:r>
     </w:p>
     <w:p>
